--- a/hub/manuals/nod-admin.docx
+++ b/hub/manuals/nod-admin.docx
@@ -80,8 +80,6646 @@
       </w:r>
     </w:p>
     <w:p>
-      <w:r>
-        <w:t xml:space="preserve">This manual has no pages yet.</w:t>
+      <w:pPr>
+        <w:pStyle w:val="Heading1"/>
+        <w:pageBreakBefore/>
+      </w:pPr>
+      <w:bookmarkStart w:name="section_1" w:id="1"/>
+      <w:r>
+        <w:t xml:space="preserve">Subscribers administrator manual</w:t>
+      </w:r>
+      <w:bookmarkEnd w:id="1"/>
+    </w:p>
+    <w:p>
+      <w:pPr>
+        <w:spacing w:after="120"/>
+      </w:pPr>
+      <w:r>
+        <w:rPr>
+          <w:b/>
+          <w:bCs/>
+        </w:rPr>
+        <w:t xml:space="preserve">Who this is for:</w:t>
+      </w:r>
+      <w:r>
+        <w:t xml:space="preserve"> Subscribers administrators (NoD.Admin).</w:t>
+      </w:r>
+    </w:p>
+    <w:p>
+      <w:pPr>
+        <w:spacing w:after="120"/>
+      </w:pPr>
+      <w:r>
+        <w:t xml:space="preserve">You run News On Demand, the service that emails news releases to the public and to reporters. You decide which lists people can subscribe to, you can stop and start all outgoing email, and you watch bounces.</w:t>
+      </w:r>
+    </w:p>
+    <w:p>
+      <w:pPr>
+        <w:pStyle w:val="Heading2"/>
+      </w:pPr>
+      <w:r>
+        <w:t xml:space="preserve">What only you can do</w:t>
+      </w:r>
+    </w:p>
+    <w:p>
+      <w:pPr>
+        <w:spacing w:after="120"/>
+      </w:pPr>
+      <w:r>
+        <w:t xml:space="preserve">Subscribers editors and Subscribers viewers can open the same screens, but only you can change these.</w:t>
+      </w:r>
+    </w:p>
+    <w:tbl>
+      <w:tblPr>
+        <w:tblW w:type="pct" w:w="5000"/>
+        <w:tblBorders>
+          <w:top w:val="single" w:color="auto" w:sz="4"/>
+          <w:left w:val="single" w:color="auto" w:sz="4"/>
+          <w:bottom w:val="single" w:color="auto" w:sz="4"/>
+          <w:right w:val="single" w:color="auto" w:sz="4"/>
+          <w:insideH w:val="single" w:color="auto" w:sz="4"/>
+          <w:insideV w:val="single" w:color="auto" w:sz="4"/>
+        </w:tblBorders>
+      </w:tblPr>
+      <w:tblGrid>
+        <w:gridCol w:w="2257"/>
+        <w:gridCol w:w="2257"/>
+        <w:gridCol w:w="2257"/>
+        <w:gridCol w:w="2257"/>
+      </w:tblGrid>
+      <w:tr>
+        <w:trPr>
+          <w:tblHeader/>
+        </w:trPr>
+        <w:tc>
+          <w:tcPr>
+            <w:shd w:fill="E8EEF5" w:val="clear"/>
+          </w:tcPr>
+          <w:p>
+            <w:r>
+              <w:rPr>
+                <w:b/>
+                <w:bCs/>
+              </w:rPr>
+              <w:t xml:space="preserve">Screen</w:t>
+            </w:r>
+          </w:p>
+        </w:tc>
+        <w:tc>
+          <w:tcPr>
+            <w:shd w:fill="E8EEF5" w:val="clear"/>
+          </w:tcPr>
+          <w:p>
+            <w:r>
+              <w:rPr>
+                <w:b/>
+                <w:bCs/>
+              </w:rPr>
+              <w:t xml:space="preserve">What it controls</w:t>
+            </w:r>
+          </w:p>
+        </w:tc>
+        <w:tc>
+          <w:tcPr>
+            <w:shd w:fill="E8EEF5" w:val="clear"/>
+          </w:tcPr>
+          <w:p>
+            <w:r>
+              <w:rPr>
+                <w:b/>
+                <w:bCs/>
+              </w:rPr>
+              <w:t xml:space="preserve">Who notices</w:t>
+            </w:r>
+          </w:p>
+        </w:tc>
+        <w:tc>
+          <w:tcPr>
+            <w:shd w:fill="E8EEF5" w:val="clear"/>
+          </w:tcPr>
+          <w:p>
+            <w:r>
+              <w:rPr>
+                <w:b/>
+                <w:bCs/>
+              </w:rPr>
+              <w:t xml:space="preserve">Help page</w:t>
+            </w:r>
+          </w:p>
+        </w:tc>
+      </w:tr>
+      <w:tr>
+        <w:tc>
+          <w:p>
+            <w:r>
+              <w:rPr>
+                <w:b/>
+                <w:bCs/>
+              </w:rPr>
+              <w:t xml:space="preserve">Subscribers</w:t>
+            </w:r>
+            <w:r>
+              <w:t xml:space="preserve"> &gt; </w:t>
+            </w:r>
+            <w:r>
+              <w:rPr>
+                <w:b/>
+                <w:bCs/>
+              </w:rPr>
+              <w:t xml:space="preserve">Lists and categories</w:t>
+            </w:r>
+          </w:p>
+        </w:tc>
+        <w:tc>
+          <w:p>
+            <w:r>
+              <w:t xml:space="preserve">Which lists the public can choose, and their order.</w:t>
+            </w:r>
+          </w:p>
+        </w:tc>
+        <w:tc>
+          <w:p>
+            <w:r>
+              <w:t xml:space="preserve">People signing up on the public site, and staff adding subscribers. Existing subscribers keep their lists.</w:t>
+            </w:r>
+          </w:p>
+        </w:tc>
+        <w:tc>
+          <w:p>
+            <w:hyperlink w:history="1" w:anchor="section_5">
+              <w:r>
+                <w:t xml:space="preserve">Lists and categories</w:t>
+              </w:r>
+            </w:hyperlink>
+          </w:p>
+        </w:tc>
+      </w:tr>
+      <w:tr>
+        <w:tc>
+          <w:p>
+            <w:r>
+              <w:rPr>
+                <w:b/>
+                <w:bCs/>
+              </w:rPr>
+              <w:t xml:space="preserve">Subscribers</w:t>
+            </w:r>
+            <w:r>
+              <w:t xml:space="preserve"> &gt; </w:t>
+            </w:r>
+            <w:r>
+              <w:rPr>
+                <w:b/>
+                <w:bCs/>
+              </w:rPr>
+              <w:t xml:space="preserve">Operations</w:t>
+            </w:r>
+          </w:p>
+        </w:tc>
+        <w:tc>
+          <w:p>
+            <w:r>
+              <w:t xml:space="preserve">Pausing News On Demand sending or all email, the daily bounce summary, which soft bounces count, and the retention purge.</w:t>
+            </w:r>
+          </w:p>
+        </w:tc>
+        <w:tc>
+          <w:p>
+            <w:r>
+              <w:t xml:space="preserve">Every subscriber and reporter. A pause holds their email until you resume.</w:t>
+            </w:r>
+          </w:p>
+        </w:tc>
+        <w:tc>
+          <w:p>
+            <w:hyperlink w:history="1" w:anchor="section_8">
+              <w:r>
+                <w:t xml:space="preserve">Operations</w:t>
+              </w:r>
+            </w:hyperlink>
+          </w:p>
+        </w:tc>
+      </w:tr>
+    </w:tbl>
+    <w:p/>
+    <w:p>
+      <w:pPr>
+        <w:spacing w:after="120"/>
+      </w:pPr>
+      <w:r>
+        <w:t xml:space="preserve">Only you see the </w:t>
+      </w:r>
+      <w:r>
+        <w:rPr>
+          <w:b/>
+          <w:bCs/>
+        </w:rPr>
+        <w:t xml:space="preserve">Operations</w:t>
+      </w:r>
+      <w:r>
+        <w:t xml:space="preserve"> tab.</w:t>
+      </w:r>
+    </w:p>
+    <w:p>
+      <w:pPr>
+        <w:pStyle w:val="Heading2"/>
+      </w:pPr>
+      <w:r>
+        <w:t xml:space="preserve">What you share with Subscribers editors</w:t>
+      </w:r>
+    </w:p>
+    <w:p>
+      <w:pPr>
+        <w:spacing w:after="120"/>
+      </w:pPr>
+      <w:r>
+        <w:t xml:space="preserve">Subscribers editors can do these as well. Subscribers viewers can only look.</w:t>
+      </w:r>
+    </w:p>
+    <w:tbl>
+      <w:tblPr>
+        <w:tblW w:type="pct" w:w="5000"/>
+        <w:tblBorders>
+          <w:top w:val="single" w:color="auto" w:sz="4"/>
+          <w:left w:val="single" w:color="auto" w:sz="4"/>
+          <w:bottom w:val="single" w:color="auto" w:sz="4"/>
+          <w:right w:val="single" w:color="auto" w:sz="4"/>
+          <w:insideH w:val="single" w:color="auto" w:sz="4"/>
+          <w:insideV w:val="single" w:color="auto" w:sz="4"/>
+        </w:tblBorders>
+      </w:tblPr>
+      <w:tblGrid>
+        <w:gridCol w:w="3009"/>
+        <w:gridCol w:w="3009"/>
+        <w:gridCol w:w="3009"/>
+      </w:tblGrid>
+      <w:tr>
+        <w:trPr>
+          <w:tblHeader/>
+        </w:trPr>
+        <w:tc>
+          <w:tcPr>
+            <w:shd w:fill="E8EEF5" w:val="clear"/>
+          </w:tcPr>
+          <w:p>
+            <w:r>
+              <w:rPr>
+                <w:b/>
+                <w:bCs/>
+              </w:rPr>
+              <w:t xml:space="preserve">Screen</w:t>
+            </w:r>
+          </w:p>
+        </w:tc>
+        <w:tc>
+          <w:tcPr>
+            <w:shd w:fill="E8EEF5" w:val="clear"/>
+          </w:tcPr>
+          <w:p>
+            <w:r>
+              <w:rPr>
+                <w:b/>
+                <w:bCs/>
+              </w:rPr>
+              <w:t xml:space="preserve">What you do there</w:t>
+            </w:r>
+          </w:p>
+        </w:tc>
+        <w:tc>
+          <w:tcPr>
+            <w:shd w:fill="E8EEF5" w:val="clear"/>
+          </w:tcPr>
+          <w:p>
+            <w:r>
+              <w:rPr>
+                <w:b/>
+                <w:bCs/>
+              </w:rPr>
+              <w:t xml:space="preserve">Help page</w:t>
+            </w:r>
+          </w:p>
+        </w:tc>
+      </w:tr>
+      <w:tr>
+        <w:tc>
+          <w:p>
+            <w:r>
+              <w:rPr>
+                <w:b/>
+                <w:bCs/>
+              </w:rPr>
+              <w:t xml:space="preserve">Find subscribers</w:t>
+            </w:r>
+          </w:p>
+        </w:tc>
+        <w:tc>
+          <w:p>
+            <w:r>
+              <w:t xml:space="preserve">Search, change preferences and email addresses, deactivate, delete.</w:t>
+            </w:r>
+          </w:p>
+        </w:tc>
+        <w:tc>
+          <w:p>
+            <w:hyperlink w:history="1" w:anchor="section_3">
+              <w:r>
+                <w:t xml:space="preserve">Find and change subscribers</w:t>
+              </w:r>
+            </w:hyperlink>
+          </w:p>
+        </w:tc>
+      </w:tr>
+      <w:tr>
+        <w:tc>
+          <w:p>
+            <w:r>
+              <w:rPr>
+                <w:b/>
+                <w:bCs/>
+              </w:rPr>
+              <w:t xml:space="preserve">Add a subscriber</w:t>
+            </w:r>
+          </w:p>
+        </w:tc>
+        <w:tc>
+          <w:p>
+            <w:r>
+              <w:t xml:space="preserve">Sign someone up without a confirmation email.</w:t>
+            </w:r>
+          </w:p>
+        </w:tc>
+        <w:tc>
+          <w:p>
+            <w:hyperlink w:history="1" w:anchor="section_4">
+              <w:r>
+                <w:t xml:space="preserve">Add a subscriber</w:t>
+              </w:r>
+            </w:hyperlink>
+          </w:p>
+        </w:tc>
+      </w:tr>
+      <w:tr>
+        <w:tc>
+          <w:p>
+            <w:r>
+              <w:rPr>
+                <w:b/>
+                <w:bCs/>
+              </w:rPr>
+              <w:t xml:space="preserve">Media lists</w:t>
+            </w:r>
+          </w:p>
+        </w:tc>
+        <w:tc>
+          <w:p>
+            <w:r>
+              <w:t xml:space="preserve">Add and remove reporters, and fix flagged members.</w:t>
+            </w:r>
+          </w:p>
+        </w:tc>
+        <w:tc>
+          <w:p>
+            <w:hyperlink w:history="1" w:anchor="section_6">
+              <w:r>
+                <w:t xml:space="preserve">Media lists</w:t>
+              </w:r>
+            </w:hyperlink>
+          </w:p>
+        </w:tc>
+      </w:tr>
+      <w:tr>
+        <w:tc>
+          <w:p>
+            <w:r>
+              <w:rPr>
+                <w:b/>
+                <w:bCs/>
+              </w:rPr>
+              <w:t xml:space="preserve">Reports</w:t>
+            </w:r>
+          </w:p>
+        </w:tc>
+        <w:tc>
+          <w:p>
+            <w:r>
+              <w:t xml:space="preserve">Counts, unsubscribes and sends, with CSV downloads.</w:t>
+            </w:r>
+          </w:p>
+        </w:tc>
+        <w:tc>
+          <w:p>
+            <w:hyperlink w:history="1" w:anchor="section_7">
+              <w:r>
+                <w:t xml:space="preserve">Reports</w:t>
+              </w:r>
+            </w:hyperlink>
+          </w:p>
+        </w:tc>
+      </w:tr>
+    </w:tbl>
+    <w:p/>
+    <w:p>
+      <w:pPr>
+        <w:spacing w:after="120"/>
+      </w:pPr>
+      <w:r>
+        <w:t xml:space="preserve">The </w:t>
+      </w:r>
+      <w:r>
+        <w:t xml:space="preserve">Subscribers editor manual</w:t>
+      </w:r>
+      <w:r>
+        <w:t xml:space="preserve"> and the </w:t>
+      </w:r>
+      <w:r>
+        <w:t xml:space="preserve">Subscribers viewer manual</w:t>
+      </w:r>
+      <w:r>
+        <w:t xml:space="preserve"> are written for those roles.</w:t>
+      </w:r>
+    </w:p>
+    <w:p>
+      <w:pPr>
+        <w:pStyle w:val="Heading2"/>
+      </w:pPr>
+      <w:r>
+        <w:t xml:space="preserve">Before you start</w:t>
+      </w:r>
+    </w:p>
+    <w:p>
+      <w:pPr>
+        <w:pStyle w:val="ListParagraph"/>
+        <w:numPr>
+          <w:ilvl w:val="0"/>
+          <w:numId w:val="1"/>
+        </w:numPr>
+      </w:pPr>
+      <w:hyperlink w:history="1" w:anchor="section_2">
+        <w:r>
+          <w:t xml:space="preserve">Who gets which email</w:t>
+        </w:r>
+      </w:hyperlink>
+      <w:r>
+        <w:t xml:space="preserve"> explains what each subscriber receives and when.</w:t>
+      </w:r>
+    </w:p>
+    <w:p>
+      <w:pPr>
+        <w:pStyle w:val="ListParagraph"/>
+        <w:numPr>
+          <w:ilvl w:val="0"/>
+          <w:numId w:val="1"/>
+        </w:numPr>
+      </w:pPr>
+      <w:hyperlink w:history="1" w:anchor="section_9">
+        <w:r>
+          <w:t xml:space="preserve">Bounces</w:t>
+        </w:r>
+      </w:hyperlink>
+      <w:r>
+        <w:t xml:space="preserve"> explains how bounced email disables a subscriber, and what the daily bounce summary tells you.</w:t>
+      </w:r>
+    </w:p>
+    <w:p>
+      <w:pPr>
+        <w:spacing w:after="120"/>
+      </w:pPr>
+      <w:r>
+        <w:t xml:space="preserve">Subscriber records are personal information. Search for, download and keep addresses only when your work needs them.</w:t>
+      </w:r>
+    </w:p>
+    <w:p>
+      <w:pPr>
+        <w:pStyle w:val="Heading2"/>
+      </w:pPr>
+      <w:r>
+        <w:t xml:space="preserve">What you see in the side menu</w:t>
+      </w:r>
+    </w:p>
+    <w:p>
+      <w:pPr>
+        <w:spacing w:after="120"/>
+      </w:pPr>
+      <w:r>
+        <w:t xml:space="preserve">Under </w:t>
+      </w:r>
+      <w:r>
+        <w:rPr>
+          <w:b/>
+          <w:bCs/>
+        </w:rPr>
+        <w:t xml:space="preserve">Work</w:t>
+      </w:r>
+      <w:r>
+        <w:t xml:space="preserve"> you see </w:t>
+      </w:r>
+      <w:r>
+        <w:rPr>
+          <w:b/>
+          <w:bCs/>
+        </w:rPr>
+        <w:t xml:space="preserve">Subscribers</w:t>
+      </w:r>
+      <w:r>
+        <w:t xml:space="preserve">. Its tabs are </w:t>
+      </w:r>
+      <w:r>
+        <w:rPr>
+          <w:b/>
+          <w:bCs/>
+        </w:rPr>
+        <w:t xml:space="preserve">Find subscribers</w:t>
+      </w:r>
+      <w:r>
+        <w:t xml:space="preserve">, </w:t>
+      </w:r>
+      <w:r>
+        <w:rPr>
+          <w:b/>
+          <w:bCs/>
+        </w:rPr>
+        <w:t xml:space="preserve">Add a subscriber</w:t>
+      </w:r>
+      <w:r>
+        <w:t xml:space="preserve">, </w:t>
+      </w:r>
+      <w:r>
+        <w:rPr>
+          <w:b/>
+          <w:bCs/>
+        </w:rPr>
+        <w:t xml:space="preserve">Lists and categories</w:t>
+      </w:r>
+      <w:r>
+        <w:t xml:space="preserve">, </w:t>
+      </w:r>
+      <w:r>
+        <w:rPr>
+          <w:b/>
+          <w:bCs/>
+        </w:rPr>
+        <w:t xml:space="preserve">Media lists</w:t>
+      </w:r>
+      <w:r>
+        <w:t xml:space="preserve">, </w:t>
+      </w:r>
+      <w:r>
+        <w:rPr>
+          <w:b/>
+          <w:bCs/>
+        </w:rPr>
+        <w:t xml:space="preserve">Reports</w:t>
+      </w:r>
+      <w:r>
+        <w:t xml:space="preserve"> and </w:t>
+      </w:r>
+      <w:r>
+        <w:rPr>
+          <w:b/>
+          <w:bCs/>
+        </w:rPr>
+        <w:t xml:space="preserve">Operations</w:t>
+      </w:r>
+      <w:r>
+        <w:t xml:space="preserve">.</w:t>
+      </w:r>
+    </w:p>
+    <w:p>
+      <w:pPr>
+        <w:spacing w:after="120"/>
+      </w:pPr>
+      <w:r>
+        <w:t xml:space="preserve">Media list names are set by Core administrators on their </w:t>
+      </w:r>
+      <w:r>
+        <w:rPr>
+          <w:b/>
+          <w:bCs/>
+        </w:rPr>
+        <w:t xml:space="preserve">Media list names</w:t>
+      </w:r>
+      <w:r>
+        <w:t xml:space="preserve"> screen. Ask a Core administrator to add, rename or retire a media list.</w:t>
+      </w:r>
+    </w:p>
+    <w:p>
+      <w:pPr>
+        <w:pStyle w:val="Heading1"/>
+      </w:pPr>
+      <w:bookmarkStart w:name="section_2" w:id="2"/>
+      <w:r>
+        <w:t xml:space="preserve">Who gets which email</w:t>
+      </w:r>
+      <w:bookmarkEnd w:id="2"/>
+    </w:p>
+    <w:p>
+      <w:pPr>
+        <w:spacing w:after="120"/>
+      </w:pPr>
+      <w:r>
+        <w:rPr>
+          <w:b/>
+          <w:bCs/>
+        </w:rPr>
+        <w:t xml:space="preserve">Who this is for:</w:t>
+      </w:r>
+      <w:r>
+        <w:t xml:space="preserve"> Subscribers administrators (NoD.Admin).</w:t>
+      </w:r>
+    </w:p>
+    <w:p>
+      <w:pPr>
+        <w:spacing w:after="120"/>
+      </w:pPr>
+      <w:r>
+        <w:t xml:space="preserve">Only </w:t>
+      </w:r>
+      <w:r>
+        <w:rPr>
+          <w:b/>
+          <w:bCs/>
+        </w:rPr>
+        <w:t xml:space="preserve">Active</w:t>
+      </w:r>
+      <w:r>
+        <w:t xml:space="preserve"> subscribers get news email. </w:t>
+      </w:r>
+      <w:r>
+        <w:rPr>
+          <w:b/>
+          <w:bCs/>
+        </w:rPr>
+        <w:t xml:space="preserve">Pending</w:t>
+      </w:r>
+      <w:r>
+        <w:t xml:space="preserve">, </w:t>
+      </w:r>
+      <w:r>
+        <w:rPr>
+          <w:b/>
+          <w:bCs/>
+        </w:rPr>
+        <w:t xml:space="preserve">Disabled</w:t>
+      </w:r>
+      <w:r>
+        <w:t xml:space="preserve"> and </w:t>
+      </w:r>
+      <w:r>
+        <w:rPr>
+          <w:b/>
+          <w:bCs/>
+        </w:rPr>
+        <w:t xml:space="preserve">Unsubscribed or deleted</w:t>
+      </w:r>
+      <w:r>
+        <w:t xml:space="preserve"> subscribers get none.</w:t>
+      </w:r>
+    </w:p>
+    <w:p>
+      <w:pPr>
+        <w:pStyle w:val="Heading2"/>
+      </w:pPr>
+      <w:r>
+        <w:t xml:space="preserve">News releases</w:t>
+      </w:r>
+    </w:p>
+    <w:p>
+      <w:pPr>
+        <w:spacing w:after="120"/>
+      </w:pPr>
+      <w:r>
+        <w:t xml:space="preserve">Each subscriber chooses lists and a timing. Lists are ministries, sectors, themes and tags. </w:t>
+      </w:r>
+      <w:r>
+        <w:rPr>
+          <w:b/>
+          <w:bCs/>
+        </w:rPr>
+        <w:t xml:space="preserve">All news</w:t>
+      </w:r>
+      <w:r>
+        <w:t xml:space="preserve"> covers every release that names a ministry.</w:t>
+      </w:r>
+    </w:p>
+    <w:tbl>
+      <w:tblPr>
+        <w:tblW w:type="pct" w:w="5000"/>
+        <w:tblBorders>
+          <w:top w:val="single" w:color="auto" w:sz="4"/>
+          <w:left w:val="single" w:color="auto" w:sz="4"/>
+          <w:bottom w:val="single" w:color="auto" w:sz="4"/>
+          <w:right w:val="single" w:color="auto" w:sz="4"/>
+          <w:insideH w:val="single" w:color="auto" w:sz="4"/>
+          <w:insideV w:val="single" w:color="auto" w:sz="4"/>
+        </w:tblBorders>
+      </w:tblPr>
+      <w:tblGrid>
+        <w:gridCol w:w="4513"/>
+        <w:gridCol w:w="4513"/>
+      </w:tblGrid>
+      <w:tr>
+        <w:trPr>
+          <w:tblHeader/>
+        </w:trPr>
+        <w:tc>
+          <w:tcPr>
+            <w:shd w:fill="E8EEF5" w:val="clear"/>
+          </w:tcPr>
+          <w:p>
+            <w:r>
+              <w:rPr>
+                <w:b/>
+                <w:bCs/>
+              </w:rPr>
+              <w:t xml:space="preserve">Timing</w:t>
+            </w:r>
+          </w:p>
+        </w:tc>
+        <w:tc>
+          <w:tcPr>
+            <w:shd w:fill="E8EEF5" w:val="clear"/>
+          </w:tcPr>
+          <w:p>
+            <w:r>
+              <w:rPr>
+                <w:b/>
+                <w:bCs/>
+              </w:rPr>
+              <w:t xml:space="preserve">What they get</w:t>
+            </w:r>
+          </w:p>
+        </w:tc>
+      </w:tr>
+      <w:tr>
+        <w:tc>
+          <w:p>
+            <w:r>
+              <w:rPr>
+                <w:b/>
+                <w:bCs/>
+              </w:rPr>
+              <w:t xml:space="preserve">As it happens</w:t>
+            </w:r>
+          </w:p>
+        </w:tc>
+        <w:tc>
+          <w:p>
+            <w:r>
+              <w:t xml:space="preserve">One email for each matching release, soon after it is published.</w:t>
+            </w:r>
+          </w:p>
+        </w:tc>
+      </w:tr>
+      <w:tr>
+        <w:tc>
+          <w:p>
+            <w:r>
+              <w:rPr>
+                <w:b/>
+                <w:bCs/>
+              </w:rPr>
+              <w:t xml:space="preserve">Daily digest</w:t>
+            </w:r>
+          </w:p>
+        </w:tc>
+        <w:tc>
+          <w:p>
+            <w:r>
+              <w:t xml:space="preserve">One email at 5:00 pm BC time listing the matching releases since the last digest. Media advisories are left out. No matching releases means no digest.</w:t>
+            </w:r>
+          </w:p>
+        </w:tc>
+      </w:tr>
+      <w:tr>
+        <w:tc>
+          <w:p>
+            <w:r>
+              <w:rPr>
+                <w:b/>
+                <w:bCs/>
+              </w:rPr>
+              <w:t xml:space="preserve">As it happens and daily digest</w:t>
+            </w:r>
+          </w:p>
+        </w:tc>
+        <w:tc>
+          <w:p>
+            <w:r>
+              <w:t xml:space="preserve">Both.</w:t>
+            </w:r>
+          </w:p>
+        </w:tc>
+      </w:tr>
+      <w:tr>
+        <w:tc>
+          <w:p>
+            <w:r>
+              <w:rPr>
+                <w:b/>
+                <w:bCs/>
+              </w:rPr>
+              <w:t xml:space="preserve">None (media lists only)</w:t>
+            </w:r>
+          </w:p>
+        </w:tc>
+        <w:tc>
+          <w:p>
+            <w:r>
+              <w:t xml:space="preserve">No news release email. This person is here only for media lists.</w:t>
+            </w:r>
+          </w:p>
+        </w:tc>
+      </w:tr>
+    </w:tbl>
+    <w:p/>
+    <w:p>
+      <w:pPr>
+        <w:spacing w:after="120"/>
+      </w:pPr>
+      <w:r>
+        <w:t xml:space="preserve">A correction to a release never emails anyone again. If a release is unpublished, anything not yet sent is stopped, and it stays out of later digests.</w:t>
+      </w:r>
+    </w:p>
+    <w:p>
+      <w:pPr>
+        <w:pStyle w:val="Heading2"/>
+      </w:pPr>
+      <w:r>
+        <w:t xml:space="preserve">Emergency alerts</w:t>
+      </w:r>
+    </w:p>
+    <w:p>
+      <w:pPr>
+        <w:spacing w:after="120"/>
+      </w:pPr>
+      <w:r>
+        <w:t xml:space="preserve">Alerts posted by Emergency Info BC are checked every 5 minutes. A new alert goes at once to everyone active on the </w:t>
+      </w:r>
+      <w:r>
+        <w:rPr>
+          <w:b/>
+          <w:bCs/>
+        </w:rPr>
+        <w:t xml:space="preserve">Emergency Info BC Alerts</w:t>
+      </w:r>
+      <w:r>
+        <w:t xml:space="preserve"> list, whatever timing they chose. An alert edited later is not sent again.</w:t>
+      </w:r>
+    </w:p>
+    <w:p>
+      <w:pPr>
+        <w:pStyle w:val="Heading2"/>
+      </w:pPr>
+      <w:r>
+        <w:t xml:space="preserve">Media lists</w:t>
+      </w:r>
+    </w:p>
+    <w:p>
+      <w:pPr>
+        <w:spacing w:after="120"/>
+      </w:pPr>
+      <w:r>
+        <w:t xml:space="preserve">Release editors choose media lists for a release. Each member of those lists gets the full-text media version. A reporter who is also an </w:t>
+      </w:r>
+      <w:r>
+        <w:rPr>
+          <w:b/>
+          <w:bCs/>
+        </w:rPr>
+        <w:t xml:space="preserve">As it happens</w:t>
+      </w:r>
+      <w:r>
+        <w:t xml:space="preserve"> subscriber for that release gets one email, the media version, not two.</w:t>
+      </w:r>
+    </w:p>
+    <w:p>
+      <w:pPr>
+        <w:pStyle w:val="Heading2"/>
+      </w:pPr>
+      <w:r>
+        <w:t xml:space="preserve">Emails about the subscription itself</w:t>
+      </w:r>
+    </w:p>
+    <w:p>
+      <w:pPr>
+        <w:spacing w:after="120"/>
+      </w:pPr>
+      <w:r>
+        <w:t xml:space="preserve">People who sign up on the public site get an email asking them to confirm. They have no record here until they do. They also get an email when they ask to change their preferences or address. These emails still go out while sending is paused.</w:t>
+      </w:r>
+    </w:p>
+    <w:p>
+      <w:pPr>
+        <w:spacing w:after="120"/>
+      </w:pPr>
+      <w:r>
+        <w:t xml:space="preserve">Nothing you do on the </w:t>
+      </w:r>
+      <w:r>
+        <w:rPr>
+          <w:b/>
+          <w:bCs/>
+        </w:rPr>
+        <w:t xml:space="preserve">Subscribers</w:t>
+      </w:r>
+      <w:r>
+        <w:t xml:space="preserve"> screens emails the subscriber. Adding, changing, deactivating and deleting are all silent. Tell the person yourself if they need to know.</w:t>
+      </w:r>
+    </w:p>
+    <w:p>
+      <w:pPr>
+        <w:pStyle w:val="Heading1"/>
+      </w:pPr>
+      <w:bookmarkStart w:name="section_3" w:id="3"/>
+      <w:r>
+        <w:t xml:space="preserve">Find and change subscribers</w:t>
+      </w:r>
+      <w:bookmarkEnd w:id="3"/>
+    </w:p>
+    <w:p>
+      <w:pPr>
+        <w:spacing w:after="120"/>
+      </w:pPr>
+      <w:r>
+        <w:rPr>
+          <w:b/>
+          <w:bCs/>
+        </w:rPr>
+        <w:t xml:space="preserve">Who this is for:</w:t>
+      </w:r>
+      <w:r>
+        <w:t xml:space="preserve"> Subscribers administrators (NoD.Admin).</w:t>
+      </w:r>
+    </w:p>
+    <w:p>
+      <w:pPr>
+        <w:spacing w:after="120"/>
+      </w:pPr>
+      <w:r>
+        <w:rPr>
+          <w:b/>
+          <w:bCs/>
+        </w:rPr>
+        <w:t xml:space="preserve">Find subscribers</w:t>
+      </w:r>
+      <w:r>
+        <w:t xml:space="preserve"> lists everyone who has signed up or been added, 50 to a page. From a subscriber's record you change their lists, their address and whether they get email.</w:t>
+      </w:r>
+    </w:p>
+    <w:p>
+      <w:pPr>
+        <w:pStyle w:val="Heading2"/>
+      </w:pPr>
+      <w:r>
+        <w:t xml:space="preserve">Find someone</w:t>
+      </w:r>
+    </w:p>
+    <w:p>
+      <w:pPr>
+        <w:pStyle w:val="ListParagraph"/>
+        <w:numPr>
+          <w:ilvl w:val="0"/>
+          <w:numId w:val="2"/>
+        </w:numPr>
+      </w:pPr>
+      <w:r>
+        <w:t xml:space="preserve">Type part of their address in </w:t>
+      </w:r>
+      <w:r>
+        <w:rPr>
+          <w:b/>
+          <w:bCs/>
+        </w:rPr>
+        <w:t xml:space="preserve">Email contains</w:t>
+      </w:r>
+      <w:r>
+        <w:t xml:space="preserve">.</w:t>
+      </w:r>
+    </w:p>
+    <w:p>
+      <w:pPr>
+        <w:pStyle w:val="ListParagraph"/>
+        <w:numPr>
+          <w:ilvl w:val="0"/>
+          <w:numId w:val="2"/>
+        </w:numPr>
+      </w:pPr>
+      <w:r>
+        <w:t xml:space="preserve">To narrow the list, choose a </w:t>
+      </w:r>
+      <w:r>
+        <w:rPr>
+          <w:b/>
+          <w:bCs/>
+        </w:rPr>
+        <w:t xml:space="preserve">Status</w:t>
+      </w:r>
+      <w:r>
+        <w:t xml:space="preserve">.</w:t>
+      </w:r>
+    </w:p>
+    <w:p>
+      <w:pPr>
+        <w:pStyle w:val="ListParagraph"/>
+        <w:numPr>
+          <w:ilvl w:val="0"/>
+          <w:numId w:val="2"/>
+        </w:numPr>
+      </w:pPr>
+      <w:r>
+        <w:t xml:space="preserve">Choose </w:t>
+      </w:r>
+      <w:r>
+        <w:rPr>
+          <w:b/>
+          <w:bCs/>
+        </w:rPr>
+        <w:t xml:space="preserve">Search</w:t>
+      </w:r>
+      <w:r>
+        <w:t xml:space="preserve">.</w:t>
+      </w:r>
+    </w:p>
+    <w:p>
+      <w:pPr>
+        <w:pStyle w:val="ListParagraph"/>
+        <w:numPr>
+          <w:ilvl w:val="0"/>
+          <w:numId w:val="2"/>
+        </w:numPr>
+      </w:pPr>
+      <w:r>
+        <w:t xml:space="preserve">Choose an address to open that subscriber's record. </w:t>
+      </w:r>
+      <w:r>
+        <w:rPr>
+          <w:b/>
+          <w:bCs/>
+        </w:rPr>
+        <w:t xml:space="preserve">Back to results</w:t>
+      </w:r>
+      <w:r>
+        <w:t xml:space="preserve"> on the record returns you to the same results.</w:t>
+      </w:r>
+    </w:p>
+    <w:p>
+      <w:pPr>
+        <w:spacing w:after="120"/>
+      </w:pPr>
+      <w:r>
+        <w:t xml:space="preserve">The </w:t>
+      </w:r>
+      <w:r>
+        <w:rPr>
+          <w:b/>
+          <w:bCs/>
+        </w:rPr>
+        <w:t xml:space="preserve">Status</w:t>
+      </w:r>
+      <w:r>
+        <w:t xml:space="preserve"> column shows one of these:</w:t>
+      </w:r>
+    </w:p>
+    <w:tbl>
+      <w:tblPr>
+        <w:tblW w:type="pct" w:w="5000"/>
+        <w:tblBorders>
+          <w:top w:val="single" w:color="auto" w:sz="4"/>
+          <w:left w:val="single" w:color="auto" w:sz="4"/>
+          <w:bottom w:val="single" w:color="auto" w:sz="4"/>
+          <w:right w:val="single" w:color="auto" w:sz="4"/>
+          <w:insideH w:val="single" w:color="auto" w:sz="4"/>
+          <w:insideV w:val="single" w:color="auto" w:sz="4"/>
+        </w:tblBorders>
+      </w:tblPr>
+      <w:tblGrid>
+        <w:gridCol w:w="4513"/>
+        <w:gridCol w:w="4513"/>
+      </w:tblGrid>
+      <w:tr>
+        <w:trPr>
+          <w:tblHeader/>
+        </w:trPr>
+        <w:tc>
+          <w:tcPr>
+            <w:shd w:fill="E8EEF5" w:val="clear"/>
+          </w:tcPr>
+          <w:p>
+            <w:r>
+              <w:rPr>
+                <w:b/>
+                <w:bCs/>
+              </w:rPr>
+              <w:t xml:space="preserve">Status</w:t>
+            </w:r>
+          </w:p>
+        </w:tc>
+        <w:tc>
+          <w:tcPr>
+            <w:shd w:fill="E8EEF5" w:val="clear"/>
+          </w:tcPr>
+          <w:p>
+            <w:r>
+              <w:rPr>
+                <w:b/>
+                <w:bCs/>
+              </w:rPr>
+              <w:t xml:space="preserve">What it means</w:t>
+            </w:r>
+          </w:p>
+        </w:tc>
+      </w:tr>
+      <w:tr>
+        <w:tc>
+          <w:p>
+            <w:r>
+              <w:rPr>
+                <w:b/>
+                <w:bCs/>
+              </w:rPr>
+              <w:t xml:space="preserve">Pending</w:t>
+            </w:r>
+          </w:p>
+        </w:tc>
+        <w:tc>
+          <w:p>
+            <w:r>
+              <w:t xml:space="preserve">Never confirmed. They get nothing. Rare; such records are deleted after 10 days when the retention purge is on.</w:t>
+            </w:r>
+          </w:p>
+        </w:tc>
+      </w:tr>
+      <w:tr>
+        <w:tc>
+          <w:p>
+            <w:r>
+              <w:rPr>
+                <w:b/>
+                <w:bCs/>
+              </w:rPr>
+              <w:t xml:space="preserve">Active</w:t>
+            </w:r>
+          </w:p>
+        </w:tc>
+        <w:tc>
+          <w:p>
+            <w:r>
+              <w:t xml:space="preserve">They get the email they chose.</w:t>
+            </w:r>
+          </w:p>
+        </w:tc>
+      </w:tr>
+      <w:tr>
+        <w:tc>
+          <w:p>
+            <w:r>
+              <w:rPr>
+                <w:b/>
+                <w:bCs/>
+              </w:rPr>
+              <w:t xml:space="preserve">Disabled</w:t>
+            </w:r>
+          </w:p>
+        </w:tc>
+        <w:tc>
+          <w:p>
+            <w:r>
+              <w:t xml:space="preserve">They get nothing. Staff deactivated them, or their email kept bouncing. Their lists are kept.</w:t>
+            </w:r>
+          </w:p>
+        </w:tc>
+      </w:tr>
+      <w:tr>
+        <w:tc>
+          <w:p>
+            <w:r>
+              <w:rPr>
+                <w:b/>
+                <w:bCs/>
+              </w:rPr>
+              <w:t xml:space="preserve">Unsubscribed or deleted</w:t>
+            </w:r>
+          </w:p>
+        </w:tc>
+        <w:tc>
+          <w:p>
+            <w:r>
+              <w:t xml:space="preserve">They get nothing. Only they can subscribe again.</w:t>
+            </w:r>
+          </w:p>
+        </w:tc>
+      </w:tr>
+    </w:tbl>
+    <w:p/>
+    <w:p>
+      <w:pPr>
+        <w:spacing w:after="120"/>
+      </w:pPr>
+      <w:r>
+        <w:t xml:space="preserve">"(needs attention)" after a status means a media list member has a problem to fix on </w:t>
+      </w:r>
+      <w:r>
+        <w:rPr>
+          <w:b/>
+          <w:bCs/>
+        </w:rPr>
+        <w:t xml:space="preserve">Media lists</w:t>
+      </w:r>
+      <w:r>
+        <w:t xml:space="preserve">.</w:t>
+      </w:r>
+    </w:p>
+    <w:p>
+      <w:pPr>
+        <w:pStyle w:val="Heading2"/>
+      </w:pPr>
+      <w:r>
+        <w:t xml:space="preserve">Read a subscriber's record</w:t>
+      </w:r>
+    </w:p>
+    <w:p>
+      <w:pPr>
+        <w:spacing w:after="120"/>
+      </w:pPr>
+      <w:r>
+        <w:t xml:space="preserve">The record shows </w:t>
+      </w:r>
+      <w:r>
+        <w:rPr>
+          <w:b/>
+          <w:bCs/>
+        </w:rPr>
+        <w:t xml:space="preserve">Status</w:t>
+      </w:r>
+      <w:r>
+        <w:t xml:space="preserve">, </w:t>
+      </w:r>
+      <w:r>
+        <w:rPr>
+          <w:b/>
+          <w:bCs/>
+        </w:rPr>
+        <w:t xml:space="preserve">Source</w:t>
+      </w:r>
+      <w:r>
+        <w:t xml:space="preserve">, </w:t>
+      </w:r>
+      <w:r>
+        <w:rPr>
+          <w:b/>
+          <w:bCs/>
+        </w:rPr>
+        <w:t xml:space="preserve">Registered</w:t>
+      </w:r>
+      <w:r>
+        <w:t xml:space="preserve"> and, once they have left, </w:t>
+      </w:r>
+      <w:r>
+        <w:rPr>
+          <w:b/>
+          <w:bCs/>
+        </w:rPr>
+        <w:t xml:space="preserve">Ended</w:t>
+      </w:r>
+      <w:r>
+        <w:t xml:space="preserve">.</w:t>
+      </w:r>
+    </w:p>
+    <w:p>
+      <w:pPr>
+        <w:pStyle w:val="ListParagraph"/>
+        <w:numPr>
+          <w:ilvl w:val="0"/>
+          <w:numId w:val="1"/>
+        </w:numPr>
+      </w:pPr>
+      <w:r>
+        <w:rPr>
+          <w:b/>
+          <w:bCs/>
+        </w:rPr>
+        <w:t xml:space="preserve">Disabled — after repeated bounces</w:t>
+      </w:r>
+      <w:r>
+        <w:t xml:space="preserve"> means bounces disabled them. </w:t>
+      </w:r>
+      <w:r>
+        <w:rPr>
+          <w:b/>
+          <w:bCs/>
+        </w:rPr>
+        <w:t xml:space="preserve">Disabled — by staff</w:t>
+      </w:r>
+      <w:r>
+        <w:t xml:space="preserve"> means someone deactivated them.</w:t>
+      </w:r>
+    </w:p>
+    <w:p>
+      <w:pPr>
+        <w:pStyle w:val="ListParagraph"/>
+        <w:numPr>
+          <w:ilvl w:val="0"/>
+          <w:numId w:val="1"/>
+        </w:numPr>
+      </w:pPr>
+      <w:r>
+        <w:rPr>
+          <w:b/>
+          <w:bCs/>
+        </w:rPr>
+        <w:t xml:space="preserve">Bounced emails counted (last 15 days)</w:t>
+      </w:r>
+      <w:r>
+        <w:t xml:space="preserve"> shows how close they are to being disabled. See </w:t>
+      </w:r>
+      <w:hyperlink w:history="1" w:anchor="section_9">
+        <w:r>
+          <w:t xml:space="preserve">Bounces</w:t>
+        </w:r>
+      </w:hyperlink>
+      <w:r>
+        <w:t xml:space="preserve">.</w:t>
+      </w:r>
+    </w:p>
+    <w:p>
+      <w:pPr>
+        <w:pStyle w:val="ListParagraph"/>
+        <w:numPr>
+          <w:ilvl w:val="0"/>
+          <w:numId w:val="1"/>
+        </w:numPr>
+      </w:pPr>
+      <w:r>
+        <w:rPr>
+          <w:b/>
+          <w:bCs/>
+        </w:rPr>
+        <w:t xml:space="preserve">Media lists</w:t>
+      </w:r>
+      <w:r>
+        <w:t xml:space="preserve"> names the media lists they are on. Change those on </w:t>
+      </w:r>
+      <w:r>
+        <w:rPr>
+          <w:b/>
+          <w:bCs/>
+        </w:rPr>
+        <w:t xml:space="preserve">Media lists</w:t>
+      </w:r>
+      <w:r>
+        <w:t xml:space="preserve">.</w:t>
+      </w:r>
+    </w:p>
+    <w:p>
+      <w:pPr>
+        <w:pStyle w:val="ListParagraph"/>
+        <w:numPr>
+          <w:ilvl w:val="0"/>
+          <w:numId w:val="1"/>
+        </w:numPr>
+      </w:pPr>
+      <w:r>
+        <w:rPr>
+          <w:b/>
+          <w:bCs/>
+        </w:rPr>
+        <w:t xml:space="preserve">History</w:t>
+      </w:r>
+      <w:r>
+        <w:t xml:space="preserve"> lists every change: when, what, who, and details. Adding a </w:t>
+      </w:r>
+      <w:r>
+        <w:rPr>
+          <w:b/>
+          <w:bCs/>
+        </w:rPr>
+        <w:t xml:space="preserve">Disabled</w:t>
+      </w:r>
+      <w:r>
+        <w:t xml:space="preserve"> record to a media list also shows "Added to a media list while Disabled. News release email stays off". "Subscriber" means the person did it themselves. "Bounce processing" and "Media Hub sync" are automatic. The most recent 500 entries are shown.</w:t>
+      </w:r>
+    </w:p>
+    <w:p>
+      <w:pPr>
+        <w:pStyle w:val="Heading2"/>
+      </w:pPr>
+      <w:r>
+        <w:t xml:space="preserve">Change their lists or timing</w:t>
+      </w:r>
+    </w:p>
+    <w:p>
+      <w:pPr>
+        <w:pStyle w:val="ListParagraph"/>
+        <w:numPr>
+          <w:ilvl w:val="0"/>
+          <w:numId w:val="3"/>
+        </w:numPr>
+      </w:pPr>
+      <w:r>
+        <w:t xml:space="preserve">Open their record. </w:t>
+      </w:r>
+      <w:r>
+        <w:rPr>
+          <w:b/>
+          <w:bCs/>
+        </w:rPr>
+        <w:t xml:space="preserve">Preferences</w:t>
+      </w:r>
+      <w:r>
+        <w:t xml:space="preserve"> shows for </w:t>
+      </w:r>
+      <w:r>
+        <w:rPr>
+          <w:b/>
+          <w:bCs/>
+        </w:rPr>
+        <w:t xml:space="preserve">Active</w:t>
+      </w:r>
+      <w:r>
+        <w:t xml:space="preserve"> and </w:t>
+      </w:r>
+      <w:r>
+        <w:rPr>
+          <w:b/>
+          <w:bCs/>
+        </w:rPr>
+        <w:t xml:space="preserve">Disabled</w:t>
+      </w:r>
+      <w:r>
+        <w:t xml:space="preserve"> subscribers.</w:t>
+      </w:r>
+    </w:p>
+    <w:p>
+      <w:pPr>
+        <w:pStyle w:val="ListParagraph"/>
+        <w:numPr>
+          <w:ilvl w:val="0"/>
+          <w:numId w:val="3"/>
+        </w:numPr>
+      </w:pPr>
+      <w:r>
+        <w:t xml:space="preserve">Tick </w:t>
+      </w:r>
+      <w:r>
+        <w:rPr>
+          <w:b/>
+          <w:bCs/>
+        </w:rPr>
+        <w:t xml:space="preserve">As it happens</w:t>
+      </w:r>
+      <w:r>
+        <w:t xml:space="preserve">, </w:t>
+      </w:r>
+      <w:r>
+        <w:rPr>
+          <w:b/>
+          <w:bCs/>
+        </w:rPr>
+        <w:t xml:space="preserve">Daily digest</w:t>
+      </w:r>
+      <w:r>
+        <w:t xml:space="preserve">, or both.</w:t>
+      </w:r>
+    </w:p>
+    <w:p>
+      <w:pPr>
+        <w:pStyle w:val="ListParagraph"/>
+        <w:numPr>
+          <w:ilvl w:val="0"/>
+          <w:numId w:val="3"/>
+        </w:numPr>
+      </w:pPr>
+      <w:r>
+        <w:t xml:space="preserve">Under </w:t>
+      </w:r>
+      <w:r>
+        <w:rPr>
+          <w:b/>
+          <w:bCs/>
+        </w:rPr>
+        <w:t xml:space="preserve">Lists</w:t>
+      </w:r>
+      <w:r>
+        <w:t xml:space="preserve">, tick </w:t>
+      </w:r>
+      <w:r>
+        <w:rPr>
+          <w:b/>
+          <w:bCs/>
+        </w:rPr>
+        <w:t xml:space="preserve">All news</w:t>
+      </w:r>
+      <w:r>
+        <w:t xml:space="preserve">, or tick the lists they want. Lists they have that are no longer offered show under </w:t>
+      </w:r>
+      <w:r>
+        <w:rPr>
+          <w:b/>
+          <w:bCs/>
+        </w:rPr>
+        <w:t xml:space="preserve">No longer offered</w:t>
+      </w:r>
+      <w:r>
+        <w:t xml:space="preserve">. They keep those unless you untick them.</w:t>
+      </w:r>
+    </w:p>
+    <w:p>
+      <w:pPr>
+        <w:pStyle w:val="ListParagraph"/>
+        <w:numPr>
+          <w:ilvl w:val="0"/>
+          <w:numId w:val="3"/>
+        </w:numPr>
+      </w:pPr>
+      <w:r>
+        <w:t xml:space="preserve">Choose </w:t>
+      </w:r>
+      <w:r>
+        <w:rPr>
+          <w:b/>
+          <w:bCs/>
+        </w:rPr>
+        <w:t xml:space="preserve">Save preferences</w:t>
+      </w:r>
+      <w:r>
+        <w:t xml:space="preserve">. You see "Preferences saved."</w:t>
+      </w:r>
+    </w:p>
+    <w:p>
+      <w:pPr>
+        <w:spacing w:after="120"/>
+      </w:pPr>
+      <w:r>
+        <w:t xml:space="preserve">The change applies to the next email. Nobody is emailed about it.</w:t>
+      </w:r>
+    </w:p>
+    <w:p>
+      <w:pPr>
+        <w:pStyle w:val="Heading2"/>
+      </w:pPr>
+      <w:r>
+        <w:t xml:space="preserve">Change their email address</w:t>
+      </w:r>
+    </w:p>
+    <w:p>
+      <w:pPr>
+        <w:pStyle w:val="ListParagraph"/>
+        <w:numPr>
+          <w:ilvl w:val="0"/>
+          <w:numId w:val="4"/>
+        </w:numPr>
+      </w:pPr>
+      <w:r>
+        <w:t xml:space="preserve">Open their record.</w:t>
+      </w:r>
+    </w:p>
+    <w:p>
+      <w:pPr>
+        <w:pStyle w:val="ListParagraph"/>
+        <w:numPr>
+          <w:ilvl w:val="0"/>
+          <w:numId w:val="4"/>
+        </w:numPr>
+      </w:pPr>
+      <w:r>
+        <w:t xml:space="preserve">Enter the address in </w:t>
+      </w:r>
+      <w:r>
+        <w:rPr>
+          <w:b/>
+          <w:bCs/>
+        </w:rPr>
+        <w:t xml:space="preserve">New email</w:t>
+      </w:r>
+      <w:r>
+        <w:t xml:space="preserve"> and again in </w:t>
+      </w:r>
+      <w:r>
+        <w:rPr>
+          <w:b/>
+          <w:bCs/>
+        </w:rPr>
+        <w:t xml:space="preserve">Confirm new email</w:t>
+      </w:r>
+      <w:r>
+        <w:t xml:space="preserve">.</w:t>
+      </w:r>
+    </w:p>
+    <w:p>
+      <w:pPr>
+        <w:pStyle w:val="ListParagraph"/>
+        <w:numPr>
+          <w:ilvl w:val="0"/>
+          <w:numId w:val="4"/>
+        </w:numPr>
+      </w:pPr>
+      <w:r>
+        <w:t xml:space="preserve">Choose </w:t>
+      </w:r>
+      <w:r>
+        <w:rPr>
+          <w:b/>
+          <w:bCs/>
+        </w:rPr>
+        <w:t xml:space="preserve">Change email</w:t>
+      </w:r>
+      <w:r>
+        <w:t xml:space="preserve">. You see "Email address changed. No confirmation email was sent." and the new address shows at the top of the record.</w:t>
+      </w:r>
+    </w:p>
+    <w:p>
+      <w:pPr>
+        <w:spacing w:after="120"/>
+      </w:pPr>
+      <w:r>
+        <w:t xml:space="preserve">No confirmation email is sent. Links in emails already sent to the old address stop working, except the unsubscribe links.</w:t>
+      </w:r>
+    </w:p>
+    <w:p>
+      <w:pPr>
+        <w:spacing w:after="120"/>
+      </w:pPr>
+      <w:r>
+        <w:t xml:space="preserve">If the new address once unsubscribed from a media list this person is on, the Hub asks "That address unsubscribed". Choose </w:t>
+      </w:r>
+      <w:r>
+        <w:rPr>
+          <w:b/>
+          <w:bCs/>
+        </w:rPr>
+        <w:t xml:space="preserve">Change anyway</w:t>
+      </w:r>
+      <w:r>
+        <w:t xml:space="preserve"> only if they have asked to get media releases there again. It counts as adding them back to those lists.</w:t>
+      </w:r>
+    </w:p>
+    <w:p>
+      <w:pPr>
+        <w:spacing w:after="120"/>
+      </w:pPr>
+      <w:r>
+        <w:t xml:space="preserve">For a Media Hub contact, the record says "This address is managed in Media Hub. Change it there." The address can't be changed here.</w:t>
+      </w:r>
+    </w:p>
+    <w:p>
+      <w:pPr>
+        <w:pStyle w:val="Heading2"/>
+      </w:pPr>
+      <w:r>
+        <w:t xml:space="preserve">Deactivate or activate someone</w:t>
+      </w:r>
+    </w:p>
+    <w:p>
+      <w:pPr>
+        <w:pStyle w:val="ListParagraph"/>
+        <w:numPr>
+          <w:ilvl w:val="0"/>
+          <w:numId w:val="5"/>
+        </w:numPr>
+      </w:pPr>
+      <w:r>
+        <w:t xml:space="preserve">Open their record.</w:t>
+      </w:r>
+    </w:p>
+    <w:p>
+      <w:pPr>
+        <w:pStyle w:val="ListParagraph"/>
+        <w:numPr>
+          <w:ilvl w:val="0"/>
+          <w:numId w:val="5"/>
+        </w:numPr>
+      </w:pPr>
+      <w:r>
+        <w:t xml:space="preserve">Choose </w:t>
+      </w:r>
+      <w:r>
+        <w:rPr>
+          <w:b/>
+          <w:bCs/>
+        </w:rPr>
+        <w:t xml:space="preserve">Deactivate</w:t>
+      </w:r>
+      <w:r>
+        <w:t xml:space="preserve">. The Hub asks "Deactivate this subscriber?" and explains "They receive nothing until activated again. Their lists, including media lists, are kept."</w:t>
+      </w:r>
+    </w:p>
+    <w:p>
+      <w:pPr>
+        <w:pStyle w:val="ListParagraph"/>
+        <w:numPr>
+          <w:ilvl w:val="0"/>
+          <w:numId w:val="5"/>
+        </w:numPr>
+      </w:pPr>
+      <w:r>
+        <w:t xml:space="preserve">Choose </w:t>
+      </w:r>
+      <w:r>
+        <w:rPr>
+          <w:b/>
+          <w:bCs/>
+        </w:rPr>
+        <w:t xml:space="preserve">Confirm deactivate</w:t>
+      </w:r>
+      <w:r>
+        <w:t xml:space="preserve">. Their status becomes </w:t>
+      </w:r>
+      <w:r>
+        <w:rPr>
+          <w:b/>
+          <w:bCs/>
+        </w:rPr>
+        <w:t xml:space="preserve">Disabled — by staff</w:t>
+      </w:r>
+      <w:r>
+        <w:t xml:space="preserve">.</w:t>
+      </w:r>
+    </w:p>
+    <w:p>
+      <w:pPr>
+        <w:spacing w:after="120"/>
+      </w:pPr>
+      <w:r>
+        <w:t xml:space="preserve">To bring back a </w:t>
+      </w:r>
+      <w:r>
+        <w:rPr>
+          <w:b/>
+          <w:bCs/>
+        </w:rPr>
+        <w:t xml:space="preserve">Disabled</w:t>
+      </w:r>
+      <w:r>
+        <w:t xml:space="preserve"> subscriber, choose </w:t>
+      </w:r>
+      <w:r>
+        <w:rPr>
+          <w:b/>
+          <w:bCs/>
+        </w:rPr>
+        <w:t xml:space="preserve">Activate</w:t>
+      </w:r>
+      <w:r>
+        <w:t xml:space="preserve">. It happens at once, without a question. You see "Activated. Their bounce count starts again."</w:t>
+      </w:r>
+    </w:p>
+    <w:p>
+      <w:pPr>
+        <w:pStyle w:val="Heading2"/>
+      </w:pPr>
+      <w:r>
+        <w:t xml:space="preserve">Delete someone</w:t>
+      </w:r>
+    </w:p>
+    <w:p>
+      <w:pPr>
+        <w:spacing w:after="120"/>
+      </w:pPr>
+      <w:r>
+        <w:t xml:space="preserve">Delete when a person asks to stop all email, or when an address must be removed.</w:t>
+      </w:r>
+    </w:p>
+    <w:p>
+      <w:pPr>
+        <w:pStyle w:val="ListParagraph"/>
+        <w:numPr>
+          <w:ilvl w:val="0"/>
+          <w:numId w:val="6"/>
+        </w:numPr>
+      </w:pPr>
+      <w:r>
+        <w:t xml:space="preserve">Open their record.</w:t>
+      </w:r>
+    </w:p>
+    <w:p>
+      <w:pPr>
+        <w:pStyle w:val="ListParagraph"/>
+        <w:numPr>
+          <w:ilvl w:val="0"/>
+          <w:numId w:val="6"/>
+        </w:numPr>
+      </w:pPr>
+      <w:r>
+        <w:t xml:space="preserve">Choose </w:t>
+      </w:r>
+      <w:r>
+        <w:rPr>
+          <w:b/>
+          <w:bCs/>
+        </w:rPr>
+        <w:t xml:space="preserve">Delete</w:t>
+      </w:r>
+      <w:r>
+        <w:t xml:space="preserve">. The Hub asks "Delete this subscriber?" and explains "They stop receiving email and are removed from every media list. Only they can subscribe again."</w:t>
+      </w:r>
+    </w:p>
+    <w:p>
+      <w:pPr>
+        <w:pStyle w:val="ListParagraph"/>
+        <w:numPr>
+          <w:ilvl w:val="0"/>
+          <w:numId w:val="6"/>
+        </w:numPr>
+      </w:pPr>
+      <w:r>
+        <w:t xml:space="preserve">Choose </w:t>
+      </w:r>
+      <w:r>
+        <w:rPr>
+          <w:b/>
+          <w:bCs/>
+        </w:rPr>
+        <w:t xml:space="preserve">Confirm delete</w:t>
+      </w:r>
+      <w:r>
+        <w:t xml:space="preserve">.</w:t>
+      </w:r>
+    </w:p>
+    <w:p>
+      <w:pPr>
+        <w:spacing w:after="120"/>
+      </w:pPr>
+      <w:r>
+        <w:t xml:space="preserve">What this does:</w:t>
+      </w:r>
+    </w:p>
+    <w:p>
+      <w:pPr>
+        <w:pStyle w:val="ListParagraph"/>
+        <w:numPr>
+          <w:ilvl w:val="0"/>
+          <w:numId w:val="1"/>
+        </w:numPr>
+      </w:pPr>
+      <w:r>
+        <w:t xml:space="preserve">Their status becomes </w:t>
+      </w:r>
+      <w:r>
+        <w:rPr>
+          <w:b/>
+          <w:bCs/>
+        </w:rPr>
+        <w:t xml:space="preserve">Unsubscribed or deleted</w:t>
+      </w:r>
+      <w:r>
+        <w:t xml:space="preserve"> at once. Staff can't undo it, and </w:t>
+      </w:r>
+      <w:r>
+        <w:rPr>
+          <w:b/>
+          <w:bCs/>
+        </w:rPr>
+        <w:t xml:space="preserve">Add a subscriber</w:t>
+      </w:r>
+      <w:r>
+        <w:t xml:space="preserve"> refuses their address while the record exists.</w:t>
+      </w:r>
+    </w:p>
+    <w:p>
+      <w:pPr>
+        <w:pStyle w:val="ListParagraph"/>
+        <w:numPr>
+          <w:ilvl w:val="0"/>
+          <w:numId w:val="1"/>
+        </w:numPr>
+      </w:pPr>
+      <w:r>
+        <w:t xml:space="preserve">They are taken off every media list. Adding them to a media list again later doesn't ask about an unsubscribe.</w:t>
+      </w:r>
+    </w:p>
+    <w:p>
+      <w:pPr>
+        <w:pStyle w:val="ListParagraph"/>
+        <w:numPr>
+          <w:ilvl w:val="0"/>
+          <w:numId w:val="1"/>
+        </w:numPr>
+      </w:pPr>
+      <w:r>
+        <w:t xml:space="preserve">The record, with their address and history, stays until the retention purge removes it. When the purge is on, it permanently deletes these records 90 days after they ended. See </w:t>
+      </w:r>
+      <w:hyperlink w:history="1" w:anchor="section_8">
+        <w:r>
+          <w:t xml:space="preserve">Operations</w:t>
+        </w:r>
+      </w:hyperlink>
+      <w:r>
+        <w:t xml:space="preserve">.</w:t>
+      </w:r>
+    </w:p>
+    <w:p>
+      <w:pPr>
+        <w:pStyle w:val="ListParagraph"/>
+        <w:numPr>
+          <w:ilvl w:val="0"/>
+          <w:numId w:val="1"/>
+        </w:numPr>
+      </w:pPr>
+      <w:r>
+        <w:t xml:space="preserve">Nobody is emailed.</w:t>
+      </w:r>
+    </w:p>
+    <w:p>
+      <w:pPr>
+        <w:spacing w:after="120"/>
+      </w:pPr>
+      <w:r>
+        <w:t xml:space="preserve">A </w:t>
+      </w:r>
+      <w:r>
+        <w:rPr>
+          <w:b/>
+          <w:bCs/>
+        </w:rPr>
+        <w:t xml:space="preserve">Pending</w:t>
+      </w:r>
+      <w:r>
+        <w:t xml:space="preserve"> subscriber's record has only </w:t>
+      </w:r>
+      <w:r>
+        <w:rPr>
+          <w:b/>
+          <w:bCs/>
+        </w:rPr>
+        <w:t xml:space="preserve">Delete</w:t>
+      </w:r>
+      <w:r>
+        <w:t xml:space="preserve">.</w:t>
+      </w:r>
+    </w:p>
+    <w:p>
+      <w:pPr>
+        <w:pStyle w:val="Heading2"/>
+      </w:pPr>
+      <w:r>
+        <w:t xml:space="preserve">Change several at once</w:t>
+      </w:r>
+    </w:p>
+    <w:p>
+      <w:pPr>
+        <w:pStyle w:val="ListParagraph"/>
+        <w:numPr>
+          <w:ilvl w:val="0"/>
+          <w:numId w:val="7"/>
+        </w:numPr>
+      </w:pPr>
+      <w:r>
+        <w:t xml:space="preserve">Search for the subscribers.</w:t>
+      </w:r>
+    </w:p>
+    <w:p>
+      <w:pPr>
+        <w:pStyle w:val="ListParagraph"/>
+        <w:numPr>
+          <w:ilvl w:val="0"/>
+          <w:numId w:val="7"/>
+        </w:numPr>
+      </w:pPr>
+      <w:r>
+        <w:t xml:space="preserve">Tick the box beside each one. The box in the heading row ticks the whole page.</w:t>
+      </w:r>
+    </w:p>
+    <w:p>
+      <w:pPr>
+        <w:pStyle w:val="ListParagraph"/>
+        <w:numPr>
+          <w:ilvl w:val="0"/>
+          <w:numId w:val="7"/>
+        </w:numPr>
+      </w:pPr>
+      <w:r>
+        <w:t xml:space="preserve">Choose </w:t>
+      </w:r>
+      <w:r>
+        <w:rPr>
+          <w:b/>
+          <w:bCs/>
+        </w:rPr>
+        <w:t xml:space="preserve">Activate selected</w:t>
+      </w:r>
+      <w:r>
+        <w:t xml:space="preserve">, </w:t>
+      </w:r>
+      <w:r>
+        <w:rPr>
+          <w:b/>
+          <w:bCs/>
+        </w:rPr>
+        <w:t xml:space="preserve">Deactivate selected</w:t>
+      </w:r>
+      <w:r>
+        <w:t xml:space="preserve"> or </w:t>
+      </w:r>
+      <w:r>
+        <w:rPr>
+          <w:b/>
+          <w:bCs/>
+        </w:rPr>
+        <w:t xml:space="preserve">Delete selected</w:t>
+      </w:r>
+      <w:r>
+        <w:t xml:space="preserve">. The button shows how many you ticked.</w:t>
+      </w:r>
+    </w:p>
+    <w:p>
+      <w:pPr>
+        <w:pStyle w:val="ListParagraph"/>
+        <w:numPr>
+          <w:ilvl w:val="0"/>
+          <w:numId w:val="7"/>
+        </w:numPr>
+      </w:pPr>
+      <w:r>
+        <w:t xml:space="preserve">Read the question, then choose </w:t>
+      </w:r>
+      <w:r>
+        <w:rPr>
+          <w:b/>
+          <w:bCs/>
+        </w:rPr>
+        <w:t xml:space="preserve">Confirm activate</w:t>
+      </w:r>
+      <w:r>
+        <w:t xml:space="preserve">, </w:t>
+      </w:r>
+      <w:r>
+        <w:rPr>
+          <w:b/>
+          <w:bCs/>
+        </w:rPr>
+        <w:t xml:space="preserve">Confirm deactivate</w:t>
+      </w:r>
+      <w:r>
+        <w:t xml:space="preserve"> or </w:t>
+      </w:r>
+      <w:r>
+        <w:rPr>
+          <w:b/>
+          <w:bCs/>
+        </w:rPr>
+        <w:t xml:space="preserve">Confirm delete</w:t>
+      </w:r>
+      <w:r>
+        <w:t xml:space="preserve">.</w:t>
+      </w:r>
+    </w:p>
+    <w:p>
+      <w:pPr>
+        <w:spacing w:after="120"/>
+      </w:pPr>
+      <w:r>
+        <w:t xml:space="preserve">Only the ticked rows on the page you are looking at are changed. A message such as "1 changed. 1 skipped: already in that state." tells you the result. Rows are skipped when they are already in that state, or when their status doesn't allow it, such as activating someone who unsubscribed.</w:t>
+      </w:r>
+    </w:p>
+    <w:p>
+      <w:pPr>
+        <w:pStyle w:val="Heading2"/>
+      </w:pPr>
+      <w:r>
+        <w:t xml:space="preserve">Can't do this?</w:t>
+      </w:r>
+    </w:p>
+    <w:tbl>
+      <w:tblPr>
+        <w:tblW w:type="pct" w:w="5000"/>
+        <w:tblBorders>
+          <w:top w:val="single" w:color="auto" w:sz="4"/>
+          <w:left w:val="single" w:color="auto" w:sz="4"/>
+          <w:bottom w:val="single" w:color="auto" w:sz="4"/>
+          <w:right w:val="single" w:color="auto" w:sz="4"/>
+          <w:insideH w:val="single" w:color="auto" w:sz="4"/>
+          <w:insideV w:val="single" w:color="auto" w:sz="4"/>
+        </w:tblBorders>
+      </w:tblPr>
+      <w:tblGrid>
+        <w:gridCol w:w="4513"/>
+        <w:gridCol w:w="4513"/>
+      </w:tblGrid>
+      <w:tr>
+        <w:trPr>
+          <w:tblHeader/>
+        </w:trPr>
+        <w:tc>
+          <w:tcPr>
+            <w:shd w:fill="E8EEF5" w:val="clear"/>
+          </w:tcPr>
+          <w:p>
+            <w:r>
+              <w:rPr>
+                <w:b/>
+                <w:bCs/>
+              </w:rPr>
+              <w:t xml:space="preserve">Message</w:t>
+            </w:r>
+          </w:p>
+        </w:tc>
+        <w:tc>
+          <w:tcPr>
+            <w:shd w:fill="E8EEF5" w:val="clear"/>
+          </w:tcPr>
+          <w:p>
+            <w:r>
+              <w:rPr>
+                <w:b/>
+                <w:bCs/>
+              </w:rPr>
+              <w:t xml:space="preserve">What it means</w:t>
+            </w:r>
+          </w:p>
+        </w:tc>
+      </w:tr>
+      <w:tr>
+        <w:tc>
+          <w:p>
+            <w:r>
+              <w:t xml:space="preserve">"The two email addresses don't match."</w:t>
+            </w:r>
+          </w:p>
+        </w:tc>
+        <w:tc>
+          <w:p>
+            <w:r>
+              <w:t xml:space="preserve">Type the same address in both boxes.</w:t>
+            </w:r>
+          </w:p>
+        </w:tc>
+      </w:tr>
+      <w:tr>
+        <w:tc>
+          <w:p>
+            <w:r>
+              <w:t xml:space="preserve">"Another subscriber record already has that address."</w:t>
+            </w:r>
+          </w:p>
+        </w:tc>
+        <w:tc>
+          <w:p>
+            <w:r>
+              <w:t xml:space="preserve">Choose </w:t>
+            </w:r>
+            <w:r>
+              <w:rPr>
+                <w:b/>
+                <w:bCs/>
+              </w:rPr>
+              <w:t xml:space="preserve">Open that record</w:t>
+            </w:r>
+            <w:r>
+              <w:t xml:space="preserve"> to see it. Two records can't share an address.</w:t>
+            </w:r>
+          </w:p>
+        </w:tc>
+      </w:tr>
+      <w:tr>
+        <w:tc>
+          <w:p>
+            <w:r>
+              <w:t xml:space="preserve">"This address is managed in Media Hub. Change it there."</w:t>
+            </w:r>
+          </w:p>
+        </w:tc>
+        <w:tc>
+          <w:p>
+            <w:r>
+              <w:t xml:space="preserve">Update the contact in Media Hub. The nightly Media Hub sync brings the change here.</w:t>
+            </w:r>
+          </w:p>
+        </w:tc>
+      </w:tr>
+      <w:tr>
+        <w:tc>
+          <w:p>
+            <w:r>
+              <w:t xml:space="preserve">"Choose As It Happens, Daily Digest, or both."</w:t>
+            </w:r>
+          </w:p>
+        </w:tc>
+        <w:tc>
+          <w:p>
+            <w:r>
+              <w:t xml:space="preserve">A subscriber with lists needs a timing.</w:t>
+            </w:r>
+          </w:p>
+        </w:tc>
+      </w:tr>
+      <w:tr>
+        <w:tc>
+          <w:p>
+            <w:r>
+              <w:t xml:space="preserve">"Choose at least one list, or all news."</w:t>
+            </w:r>
+          </w:p>
+        </w:tc>
+        <w:tc>
+          <w:p>
+            <w:r>
+              <w:t xml:space="preserve">Tick a list or </w:t>
+            </w:r>
+            <w:r>
+              <w:rPr>
+                <w:b/>
+                <w:bCs/>
+              </w:rPr>
+              <w:t xml:space="preserve">All news</w:t>
+            </w:r>
+            <w:r>
+              <w:t xml:space="preserve">. Only someone on a media list can have no lists here.</w:t>
+            </w:r>
+          </w:p>
+        </w:tc>
+      </w:tr>
+      <w:tr>
+        <w:tc>
+          <w:p>
+            <w:r>
+              <w:t xml:space="preserve">"This subscriber's status changed; reload."</w:t>
+            </w:r>
+          </w:p>
+        </w:tc>
+        <w:tc>
+          <w:p>
+            <w:r>
+              <w:t xml:space="preserve">Someone else changed them. Reload the page.</w:t>
+            </w:r>
+          </w:p>
+        </w:tc>
+      </w:tr>
+      <w:tr>
+        <w:tc>
+          <w:p>
+            <w:r>
+              <w:t xml:space="preserve">"Subscriber not found."</w:t>
+            </w:r>
+          </w:p>
+        </w:tc>
+        <w:tc>
+          <w:p>
+            <w:r>
+              <w:t xml:space="preserve">The record was removed by the retention purge, or the address in your browser is wrong.</w:t>
+            </w:r>
+          </w:p>
+        </w:tc>
+      </w:tr>
+    </w:tbl>
+    <w:p/>
+    <w:p>
+      <w:pPr>
+        <w:pStyle w:val="Heading1"/>
+      </w:pPr>
+      <w:bookmarkStart w:name="section_4" w:id="4"/>
+      <w:r>
+        <w:t xml:space="preserve">Add a subscriber</w:t>
+      </w:r>
+      <w:bookmarkEnd w:id="4"/>
+    </w:p>
+    <w:p>
+      <w:pPr>
+        <w:spacing w:after="120"/>
+      </w:pPr>
+      <w:r>
+        <w:rPr>
+          <w:b/>
+          <w:bCs/>
+        </w:rPr>
+        <w:t xml:space="preserve">Who this is for:</w:t>
+      </w:r>
+      <w:r>
+        <w:t xml:space="preserve"> Subscribers administrators (NoD.Admin).</w:t>
+      </w:r>
+    </w:p>
+    <w:p>
+      <w:pPr>
+        <w:spacing w:after="120"/>
+      </w:pPr>
+      <w:r>
+        <w:rPr>
+          <w:b/>
+          <w:bCs/>
+        </w:rPr>
+        <w:t xml:space="preserve">Add a subscriber</w:t>
+      </w:r>
+      <w:r>
+        <w:t xml:space="preserve"> signs someone up for news release email on their behalf. Add only people who have asked to receive it.</w:t>
+      </w:r>
+    </w:p>
+    <w:p>
+      <w:pPr>
+        <w:pStyle w:val="Heading2"/>
+      </w:pPr>
+      <w:r>
+        <w:t xml:space="preserve">Add someone</w:t>
+      </w:r>
+    </w:p>
+    <w:p>
+      <w:pPr>
+        <w:pStyle w:val="ListParagraph"/>
+        <w:numPr>
+          <w:ilvl w:val="0"/>
+          <w:numId w:val="8"/>
+        </w:numPr>
+      </w:pPr>
+      <w:r>
+        <w:t xml:space="preserve">Enter their address in </w:t>
+      </w:r>
+      <w:r>
+        <w:rPr>
+          <w:b/>
+          <w:bCs/>
+        </w:rPr>
+        <w:t xml:space="preserve">Email</w:t>
+      </w:r>
+      <w:r>
+        <w:t xml:space="preserve"> and again in </w:t>
+      </w:r>
+      <w:r>
+        <w:rPr>
+          <w:b/>
+          <w:bCs/>
+        </w:rPr>
+        <w:t xml:space="preserve">Confirm email</w:t>
+      </w:r>
+      <w:r>
+        <w:t xml:space="preserve">.</w:t>
+      </w:r>
+    </w:p>
+    <w:p>
+      <w:pPr>
+        <w:pStyle w:val="ListParagraph"/>
+        <w:numPr>
+          <w:ilvl w:val="0"/>
+          <w:numId w:val="8"/>
+        </w:numPr>
+      </w:pPr>
+      <w:r>
+        <w:t xml:space="preserve">Under </w:t>
+      </w:r>
+      <w:r>
+        <w:rPr>
+          <w:b/>
+          <w:bCs/>
+        </w:rPr>
+        <w:t xml:space="preserve">Lists</w:t>
+      </w:r>
+      <w:r>
+        <w:t xml:space="preserve">, tick </w:t>
+      </w:r>
+      <w:r>
+        <w:rPr>
+          <w:b/>
+          <w:bCs/>
+        </w:rPr>
+        <w:t xml:space="preserve">All news</w:t>
+      </w:r>
+      <w:r>
+        <w:t xml:space="preserve">, or tick the lists they want.</w:t>
+      </w:r>
+    </w:p>
+    <w:p>
+      <w:pPr>
+        <w:pStyle w:val="ListParagraph"/>
+        <w:numPr>
+          <w:ilvl w:val="0"/>
+          <w:numId w:val="8"/>
+        </w:numPr>
+      </w:pPr>
+      <w:r>
+        <w:t xml:space="preserve">Tick </w:t>
+      </w:r>
+      <w:r>
+        <w:rPr>
+          <w:b/>
+          <w:bCs/>
+        </w:rPr>
+        <w:t xml:space="preserve">As it happens</w:t>
+      </w:r>
+      <w:r>
+        <w:t xml:space="preserve">, </w:t>
+      </w:r>
+      <w:r>
+        <w:rPr>
+          <w:b/>
+          <w:bCs/>
+        </w:rPr>
+        <w:t xml:space="preserve">Daily digest</w:t>
+      </w:r>
+      <w:r>
+        <w:t xml:space="preserve">, or both. </w:t>
+      </w:r>
+      <w:r>
+        <w:rPr>
+          <w:b/>
+          <w:bCs/>
+        </w:rPr>
+        <w:t xml:space="preserve">As it happens</w:t>
+      </w:r>
+      <w:r>
+        <w:t xml:space="preserve"> starts ticked.</w:t>
+      </w:r>
+    </w:p>
+    <w:p>
+      <w:pPr>
+        <w:pStyle w:val="ListParagraph"/>
+        <w:numPr>
+          <w:ilvl w:val="0"/>
+          <w:numId w:val="8"/>
+        </w:numPr>
+      </w:pPr>
+      <w:r>
+        <w:t xml:space="preserve">Choose </w:t>
+      </w:r>
+      <w:r>
+        <w:rPr>
+          <w:b/>
+          <w:bCs/>
+        </w:rPr>
+        <w:t xml:space="preserve">Add subscriber</w:t>
+      </w:r>
+      <w:r>
+        <w:t xml:space="preserve">. Their new record opens.</w:t>
+      </w:r>
+    </w:p>
+    <w:p>
+      <w:pPr>
+        <w:pStyle w:val="Heading2"/>
+      </w:pPr>
+      <w:r>
+        <w:t xml:space="preserve">What happens next</w:t>
+      </w:r>
+    </w:p>
+    <w:p>
+      <w:pPr>
+        <w:pStyle w:val="ListParagraph"/>
+        <w:numPr>
+          <w:ilvl w:val="0"/>
+          <w:numId w:val="1"/>
+        </w:numPr>
+      </w:pPr>
+      <w:r>
+        <w:t xml:space="preserve">They are </w:t>
+      </w:r>
+      <w:r>
+        <w:rPr>
+          <w:b/>
+          <w:bCs/>
+        </w:rPr>
+        <w:t xml:space="preserve">Active</w:t>
+      </w:r>
+      <w:r>
+        <w:t xml:space="preserve"> straight away. No confirmation email is sent, and they are not told they were added.</w:t>
+      </w:r>
+    </w:p>
+    <w:p>
+      <w:pPr>
+        <w:pStyle w:val="ListParagraph"/>
+        <w:numPr>
+          <w:ilvl w:val="0"/>
+          <w:numId w:val="1"/>
+        </w:numPr>
+      </w:pPr>
+      <w:r>
+        <w:t xml:space="preserve">They get the next release that matches their lists. See </w:t>
+      </w:r>
+      <w:hyperlink w:history="1" w:anchor="section_2">
+        <w:r>
+          <w:t xml:space="preserve">Who gets which email</w:t>
+        </w:r>
+      </w:hyperlink>
+      <w:r>
+        <w:t xml:space="preserve">.</w:t>
+      </w:r>
+    </w:p>
+    <w:p>
+      <w:pPr>
+        <w:pStyle w:val="ListParagraph"/>
+        <w:numPr>
+          <w:ilvl w:val="0"/>
+          <w:numId w:val="1"/>
+        </w:numPr>
+      </w:pPr>
+      <w:r>
+        <w:t xml:space="preserve">Their record shows </w:t>
+      </w:r>
+      <w:r>
+        <w:rPr>
+          <w:b/>
+          <w:bCs/>
+        </w:rPr>
+        <w:t xml:space="preserve">Source</w:t>
+      </w:r>
+      <w:r>
+        <w:t xml:space="preserve"> "Added by staff", and </w:t>
+      </w:r>
+      <w:r>
+        <w:rPr>
+          <w:b/>
+          <w:bCs/>
+        </w:rPr>
+        <w:t xml:space="preserve">History</w:t>
+      </w:r>
+      <w:r>
+        <w:t xml:space="preserve"> shows "Added by staff" with your name.</w:t>
+      </w:r>
+    </w:p>
+    <w:p>
+      <w:pPr>
+        <w:spacing w:after="120"/>
+      </w:pPr>
+      <w:r>
+        <w:t xml:space="preserve">To put a reporter on a media list, use </w:t>
+      </w:r>
+      <w:r>
+        <w:rPr>
+          <w:b/>
+          <w:bCs/>
+        </w:rPr>
+        <w:t xml:space="preserve">Media lists</w:t>
+      </w:r>
+      <w:r>
+        <w:t xml:space="preserve"> instead. See </w:t>
+      </w:r>
+      <w:hyperlink w:history="1" w:anchor="section_6">
+        <w:r>
+          <w:t xml:space="preserve">Media lists</w:t>
+        </w:r>
+      </w:hyperlink>
+      <w:r>
+        <w:t xml:space="preserve">.</w:t>
+      </w:r>
+    </w:p>
+    <w:p>
+      <w:pPr>
+        <w:pStyle w:val="Heading2"/>
+      </w:pPr>
+      <w:r>
+        <w:t xml:space="preserve">Can't do this?</w:t>
+      </w:r>
+    </w:p>
+    <w:tbl>
+      <w:tblPr>
+        <w:tblW w:type="pct" w:w="5000"/>
+        <w:tblBorders>
+          <w:top w:val="single" w:color="auto" w:sz="4"/>
+          <w:left w:val="single" w:color="auto" w:sz="4"/>
+          <w:bottom w:val="single" w:color="auto" w:sz="4"/>
+          <w:right w:val="single" w:color="auto" w:sz="4"/>
+          <w:insideH w:val="single" w:color="auto" w:sz="4"/>
+          <w:insideV w:val="single" w:color="auto" w:sz="4"/>
+        </w:tblBorders>
+      </w:tblPr>
+      <w:tblGrid>
+        <w:gridCol w:w="4513"/>
+        <w:gridCol w:w="4513"/>
+      </w:tblGrid>
+      <w:tr>
+        <w:trPr>
+          <w:tblHeader/>
+        </w:trPr>
+        <w:tc>
+          <w:tcPr>
+            <w:shd w:fill="E8EEF5" w:val="clear"/>
+          </w:tcPr>
+          <w:p>
+            <w:r>
+              <w:rPr>
+                <w:b/>
+                <w:bCs/>
+              </w:rPr>
+              <w:t xml:space="preserve">Message</w:t>
+            </w:r>
+          </w:p>
+        </w:tc>
+        <w:tc>
+          <w:tcPr>
+            <w:shd w:fill="E8EEF5" w:val="clear"/>
+          </w:tcPr>
+          <w:p>
+            <w:r>
+              <w:rPr>
+                <w:b/>
+                <w:bCs/>
+              </w:rPr>
+              <w:t xml:space="preserve">What it means</w:t>
+            </w:r>
+          </w:p>
+        </w:tc>
+      </w:tr>
+      <w:tr>
+        <w:tc>
+          <w:p>
+            <w:r>
+              <w:t xml:space="preserve">"The two email addresses don't match."</w:t>
+            </w:r>
+          </w:p>
+        </w:tc>
+        <w:tc>
+          <w:p>
+            <w:r>
+              <w:t xml:space="preserve">Type the same address in both boxes.</w:t>
+            </w:r>
+          </w:p>
+        </w:tc>
+      </w:tr>
+      <w:tr>
+        <w:tc>
+          <w:p>
+            <w:r>
+              <w:t xml:space="preserve">"Choose at least one list, or all news."</w:t>
+            </w:r>
+          </w:p>
+        </w:tc>
+        <w:tc>
+          <w:p>
+            <w:r>
+              <w:t xml:space="preserve">Tick a list or </w:t>
+            </w:r>
+            <w:r>
+              <w:rPr>
+                <w:b/>
+                <w:bCs/>
+              </w:rPr>
+              <w:t xml:space="preserve">All news</w:t>
+            </w:r>
+            <w:r>
+              <w:t xml:space="preserve">.</w:t>
+            </w:r>
+          </w:p>
+        </w:tc>
+      </w:tr>
+      <w:tr>
+        <w:tc>
+          <w:p>
+            <w:r>
+              <w:t xml:space="preserve">"Choose As It Happens, Daily Digest, or both."</w:t>
+            </w:r>
+          </w:p>
+        </w:tc>
+        <w:tc>
+          <w:p>
+            <w:r>
+              <w:t xml:space="preserve">Tick at least one timing.</w:t>
+            </w:r>
+          </w:p>
+        </w:tc>
+      </w:tr>
+      <w:tr>
+        <w:tc>
+          <w:p>
+            <w:r>
+              <w:t xml:space="preserve">"That address already has a subscriber record."</w:t>
+            </w:r>
+          </w:p>
+        </w:tc>
+        <w:tc>
+          <w:p>
+            <w:r>
+              <w:t xml:space="preserve">Choose </w:t>
+            </w:r>
+            <w:r>
+              <w:rPr>
+                <w:b/>
+                <w:bCs/>
+              </w:rPr>
+              <w:t xml:space="preserve">Open their record</w:t>
+            </w:r>
+            <w:r>
+              <w:t xml:space="preserve">. If they are </w:t>
+            </w:r>
+            <w:r>
+              <w:rPr>
+                <w:b/>
+                <w:bCs/>
+              </w:rPr>
+              <w:t xml:space="preserve">Disabled</w:t>
+            </w:r>
+            <w:r>
+              <w:t xml:space="preserve">, activate them there. If they unsubscribed or were deleted, only they can sign up again, on the public site.</w:t>
+            </w:r>
+          </w:p>
+        </w:tc>
+      </w:tr>
+      <w:tr>
+        <w:tc>
+          <w:p>
+            <w:r>
+              <w:t xml:space="preserve">"Couldn't load the list of lists. “All news” still works."</w:t>
+            </w:r>
+          </w:p>
+        </w:tc>
+        <w:tc>
+          <w:p>
+            <w:r>
+              <w:t xml:space="preserve">The lists didn't load. Reload the page, or add them to </w:t>
+            </w:r>
+            <w:r>
+              <w:rPr>
+                <w:b/>
+                <w:bCs/>
+              </w:rPr>
+              <w:t xml:space="preserve">All news</w:t>
+            </w:r>
+            <w:r>
+              <w:t xml:space="preserve">.</w:t>
+            </w:r>
+          </w:p>
+        </w:tc>
+      </w:tr>
+    </w:tbl>
+    <w:p/>
+    <w:p>
+      <w:pPr>
+        <w:pStyle w:val="Heading1"/>
+      </w:pPr>
+      <w:bookmarkStart w:name="section_5" w:id="5"/>
+      <w:r>
+        <w:t xml:space="preserve">Lists and categories</w:t>
+      </w:r>
+      <w:bookmarkEnd w:id="5"/>
+    </w:p>
+    <w:p>
+      <w:pPr>
+        <w:spacing w:after="120"/>
+      </w:pPr>
+      <w:r>
+        <w:rPr>
+          <w:b/>
+          <w:bCs/>
+        </w:rPr>
+        <w:t xml:space="preserve">Who this is for:</w:t>
+      </w:r>
+      <w:r>
+        <w:t xml:space="preserve"> Subscribers administrators (NoD.Admin).</w:t>
+      </w:r>
+    </w:p>
+    <w:p>
+      <w:pPr>
+        <w:spacing w:after="120"/>
+      </w:pPr>
+      <w:r>
+        <w:rPr>
+          <w:b/>
+          <w:bCs/>
+        </w:rPr>
+        <w:t xml:space="preserve">Lists and categories</w:t>
+      </w:r>
+      <w:r>
+        <w:t xml:space="preserve"> decides which lists people can choose when they subscribe, and the order they see them in. Each list shows how many active subscribers it has.</w:t>
+      </w:r>
+    </w:p>
+    <w:p>
+      <w:pPr>
+        <w:spacing w:after="120"/>
+      </w:pPr>
+      <w:r>
+        <w:t xml:space="preserve">The categories are </w:t>
+      </w:r>
+      <w:r>
+        <w:rPr>
+          <w:b/>
+          <w:bCs/>
+        </w:rPr>
+        <w:t xml:space="preserve">Ministries</w:t>
+      </w:r>
+      <w:r>
+        <w:t xml:space="preserve">, </w:t>
+      </w:r>
+      <w:r>
+        <w:rPr>
+          <w:b/>
+          <w:bCs/>
+        </w:rPr>
+        <w:t xml:space="preserve">Sectors</w:t>
+      </w:r>
+      <w:r>
+        <w:t xml:space="preserve">, </w:t>
+      </w:r>
+      <w:r>
+        <w:rPr>
+          <w:b/>
+          <w:bCs/>
+        </w:rPr>
+        <w:t xml:space="preserve">Themes</w:t>
+      </w:r>
+      <w:r>
+        <w:t xml:space="preserve">, </w:t>
+      </w:r>
+      <w:r>
+        <w:rPr>
+          <w:b/>
+          <w:bCs/>
+        </w:rPr>
+        <w:t xml:space="preserve">Tags</w:t>
+      </w:r>
+      <w:r>
+        <w:t xml:space="preserve">, </w:t>
+      </w:r>
+      <w:r>
+        <w:rPr>
+          <w:b/>
+          <w:bCs/>
+        </w:rPr>
+        <w:t xml:space="preserve">Emergency Info BC</w:t>
+      </w:r>
+      <w:r>
+        <w:t xml:space="preserve"> and </w:t>
+      </w:r>
+      <w:r>
+        <w:rPr>
+          <w:b/>
+          <w:bCs/>
+        </w:rPr>
+        <w:t xml:space="preserve">Media distribution lists</w:t>
+      </w:r>
+      <w:r>
+        <w:t xml:space="preserve">. List names come from elsewhere and can't be changed here:</w:t>
+      </w:r>
+    </w:p>
+    <w:p>
+      <w:pPr>
+        <w:pStyle w:val="ListParagraph"/>
+        <w:numPr>
+          <w:ilvl w:val="0"/>
+          <w:numId w:val="1"/>
+        </w:numPr>
+      </w:pPr>
+      <w:r>
+        <w:t xml:space="preserve">Ministry, sector, theme and tag names are set by Core administrators.</w:t>
+      </w:r>
+    </w:p>
+    <w:p>
+      <w:pPr>
+        <w:pStyle w:val="ListParagraph"/>
+        <w:numPr>
+          <w:ilvl w:val="0"/>
+          <w:numId w:val="1"/>
+        </w:numPr>
+      </w:pPr>
+      <w:r>
+        <w:t xml:space="preserve">Media list names, order and status are set by Core administrators on </w:t>
+      </w:r>
+      <w:r>
+        <w:rPr>
+          <w:b/>
+          <w:bCs/>
+        </w:rPr>
+        <w:t xml:space="preserve">Media list names</w:t>
+      </w:r>
+      <w:r>
+        <w:t xml:space="preserve">. Under </w:t>
+      </w:r>
+      <w:r>
+        <w:rPr>
+          <w:b/>
+          <w:bCs/>
+        </w:rPr>
+        <w:t xml:space="preserve">Media distribution lists</w:t>
+      </w:r>
+      <w:r>
+        <w:t xml:space="preserve"> the screen says "Media lists aren't changed here. Core administrators set these on Media list names."</w:t>
+      </w:r>
+    </w:p>
+    <w:p>
+      <w:pPr>
+        <w:spacing w:after="120"/>
+      </w:pPr>
+      <w:r>
+        <w:t xml:space="preserve">The </w:t>
+      </w:r>
+      <w:r>
+        <w:rPr>
+          <w:b/>
+          <w:bCs/>
+        </w:rPr>
+        <w:t xml:space="preserve">Offered</w:t>
+      </w:r>
+      <w:r>
+        <w:t xml:space="preserve"> column shows whether people can choose each list:</w:t>
+      </w:r>
+    </w:p>
+    <w:tbl>
+      <w:tblPr>
+        <w:tblW w:type="pct" w:w="5000"/>
+        <w:tblBorders>
+          <w:top w:val="single" w:color="auto" w:sz="4"/>
+          <w:left w:val="single" w:color="auto" w:sz="4"/>
+          <w:bottom w:val="single" w:color="auto" w:sz="4"/>
+          <w:right w:val="single" w:color="auto" w:sz="4"/>
+          <w:insideH w:val="single" w:color="auto" w:sz="4"/>
+          <w:insideV w:val="single" w:color="auto" w:sz="4"/>
+        </w:tblBorders>
+      </w:tblPr>
+      <w:tblGrid>
+        <w:gridCol w:w="4513"/>
+        <w:gridCol w:w="4513"/>
+      </w:tblGrid>
+      <w:tr>
+        <w:trPr>
+          <w:tblHeader/>
+        </w:trPr>
+        <w:tc>
+          <w:tcPr>
+            <w:shd w:fill="E8EEF5" w:val="clear"/>
+          </w:tcPr>
+          <w:p>
+            <w:r>
+              <w:rPr>
+                <w:b/>
+                <w:bCs/>
+              </w:rPr>
+              <w:t xml:space="preserve">Offered</w:t>
+            </w:r>
+          </w:p>
+        </w:tc>
+        <w:tc>
+          <w:tcPr>
+            <w:shd w:fill="E8EEF5" w:val="clear"/>
+          </w:tcPr>
+          <w:p>
+            <w:r>
+              <w:rPr>
+                <w:b/>
+                <w:bCs/>
+              </w:rPr>
+              <w:t xml:space="preserve">What it means</w:t>
+            </w:r>
+          </w:p>
+        </w:tc>
+      </w:tr>
+      <w:tr>
+        <w:tc>
+          <w:p>
+            <w:r>
+              <w:rPr>
+                <w:b/>
+                <w:bCs/>
+              </w:rPr>
+              <w:t xml:space="preserve">Yes</w:t>
+            </w:r>
+          </w:p>
+        </w:tc>
+        <w:tc>
+          <w:p>
+            <w:r>
+              <w:t xml:space="preserve">People can choose it.</w:t>
+            </w:r>
+          </w:p>
+        </w:tc>
+      </w:tr>
+      <w:tr>
+        <w:tc>
+          <w:p>
+            <w:r>
+              <w:rPr>
+                <w:b/>
+                <w:bCs/>
+              </w:rPr>
+              <w:t xml:space="preserve">No</w:t>
+            </w:r>
+          </w:p>
+        </w:tc>
+        <w:tc>
+          <w:p>
+            <w:r>
+              <w:t xml:space="preserve">You stopped offering it.</w:t>
+            </w:r>
+          </w:p>
+        </w:tc>
+      </w:tr>
+      <w:tr>
+        <w:tc>
+          <w:p>
+            <w:r>
+              <w:rPr>
+                <w:b/>
+                <w:bCs/>
+              </w:rPr>
+              <w:t xml:space="preserve">No (retired)</w:t>
+            </w:r>
+          </w:p>
+        </w:tc>
+        <w:tc>
+          <w:p>
+            <w:r>
+              <w:t xml:space="preserve">The list was retired where its name is set, such as a ministry that no longer exists.</w:t>
+            </w:r>
+          </w:p>
+        </w:tc>
+      </w:tr>
+      <w:tr>
+        <w:tc>
+          <w:p>
+            <w:r>
+              <w:rPr>
+                <w:b/>
+                <w:bCs/>
+              </w:rPr>
+              <w:t xml:space="preserve">No (category not offered)</w:t>
+            </w:r>
+          </w:p>
+        </w:tc>
+        <w:tc>
+          <w:p>
+            <w:r>
+              <w:t xml:space="preserve">You stopped offering its whole category.</w:t>
+            </w:r>
+          </w:p>
+        </w:tc>
+      </w:tr>
+      <w:tr>
+        <w:tc>
+          <w:p>
+            <w:r>
+              <w:rPr>
+                <w:b/>
+                <w:bCs/>
+              </w:rPr>
+              <w:t xml:space="preserve">No (media list)</w:t>
+            </w:r>
+          </w:p>
+        </w:tc>
+        <w:tc>
+          <w:p>
+            <w:r>
+              <w:t xml:space="preserve">A media list. People never choose media lists themselves.</w:t>
+            </w:r>
+          </w:p>
+        </w:tc>
+      </w:tr>
+    </w:tbl>
+    <w:p/>
+    <w:p>
+      <w:pPr>
+        <w:pStyle w:val="Heading2"/>
+      </w:pPr>
+      <w:r>
+        <w:t xml:space="preserve">Stop offering a list or a category</w:t>
+      </w:r>
+    </w:p>
+    <w:p>
+      <w:pPr>
+        <w:pStyle w:val="ListParagraph"/>
+        <w:numPr>
+          <w:ilvl w:val="0"/>
+          <w:numId w:val="9"/>
+        </w:numPr>
+      </w:pPr>
+      <w:r>
+        <w:t xml:space="preserve">Untick </w:t>
+      </w:r>
+      <w:r>
+        <w:rPr>
+          <w:b/>
+          <w:bCs/>
+        </w:rPr>
+        <w:t xml:space="preserve">Offer</w:t>
+      </w:r>
+      <w:r>
+        <w:t xml:space="preserve"> and the list's name, such as </w:t>
+      </w:r>
+      <w:r>
+        <w:rPr>
+          <w:b/>
+          <w:bCs/>
+        </w:rPr>
+        <w:t xml:space="preserve">Offer Seniors</w:t>
+      </w:r>
+      <w:r>
+        <w:t xml:space="preserve">, on its row. To stop a whole category, untick </w:t>
+      </w:r>
+      <w:r>
+        <w:rPr>
+          <w:b/>
+          <w:bCs/>
+        </w:rPr>
+        <w:t xml:space="preserve">Offer</w:t>
+      </w:r>
+      <w:r>
+        <w:t xml:space="preserve"> and the category's name under its heading.</w:t>
+      </w:r>
+    </w:p>
+    <w:p>
+      <w:pPr>
+        <w:pStyle w:val="ListParagraph"/>
+        <w:numPr>
+          <w:ilvl w:val="0"/>
+          <w:numId w:val="9"/>
+        </w:numPr>
+      </w:pPr>
+      <w:r>
+        <w:t xml:space="preserve">"Saved" appears beside the box. There is no question first.</w:t>
+      </w:r>
+    </w:p>
+    <w:p>
+      <w:pPr>
+        <w:spacing w:after="120"/>
+      </w:pPr>
+      <w:r>
+        <w:t xml:space="preserve">The list disappears from the public subscribe page and from the staff </w:t>
+      </w:r>
+      <w:r>
+        <w:rPr>
+          <w:b/>
+          <w:bCs/>
+        </w:rPr>
+        <w:t xml:space="preserve">Lists</w:t>
+      </w:r>
+      <w:r>
+        <w:t xml:space="preserve"> choices. People who already have it keep it, and still get its releases.</w:t>
+      </w:r>
+    </w:p>
+    <w:p>
+      <w:pPr>
+        <w:spacing w:after="120"/>
+      </w:pPr>
+      <w:r>
+        <w:t xml:space="preserve">To offer it again, tick the box again.</w:t>
+      </w:r>
+    </w:p>
+    <w:p>
+      <w:pPr>
+        <w:pStyle w:val="Heading2"/>
+      </w:pPr>
+      <w:r>
+        <w:t xml:space="preserve">Change the order</w:t>
+      </w:r>
+    </w:p>
+    <w:p>
+      <w:pPr>
+        <w:pStyle w:val="ListParagraph"/>
+        <w:numPr>
+          <w:ilvl w:val="0"/>
+          <w:numId w:val="10"/>
+        </w:numPr>
+      </w:pPr>
+      <w:r>
+        <w:t xml:space="preserve">Choose </w:t>
+      </w:r>
+      <w:r>
+        <w:rPr>
+          <w:b/>
+          <w:bCs/>
+        </w:rPr>
+        <w:t xml:space="preserve">Move</w:t>
+      </w:r>
+      <w:r>
+        <w:t xml:space="preserve"> and the list's name with </w:t>
+      </w:r>
+      <w:r>
+        <w:rPr>
+          <w:b/>
+          <w:bCs/>
+        </w:rPr>
+        <w:t xml:space="preserve">up</w:t>
+      </w:r>
+      <w:r>
+        <w:t xml:space="preserve"> or </w:t>
+      </w:r>
+      <w:r>
+        <w:rPr>
+          <w:b/>
+          <w:bCs/>
+        </w:rPr>
+        <w:t xml:space="preserve">down</w:t>
+      </w:r>
+      <w:r>
+        <w:t xml:space="preserve">, such as </w:t>
+      </w:r>
+      <w:r>
+        <w:rPr>
+          <w:b/>
+          <w:bCs/>
+        </w:rPr>
+        <w:t xml:space="preserve">Move Finance up</w:t>
+      </w:r>
+      <w:r>
+        <w:t xml:space="preserve">.</w:t>
+      </w:r>
+    </w:p>
+    <w:p>
+      <w:pPr>
+        <w:pStyle w:val="ListParagraph"/>
+        <w:numPr>
+          <w:ilvl w:val="0"/>
+          <w:numId w:val="10"/>
+        </w:numPr>
+      </w:pPr>
+      <w:r>
+        <w:t xml:space="preserve">You see "Finance moved up."</w:t>
+      </w:r>
+    </w:p>
+    <w:p>
+      <w:pPr>
+        <w:spacing w:after="120"/>
+      </w:pPr>
+      <w:r>
+        <w:t xml:space="preserve">Categories move the same way, with </w:t>
+      </w:r>
+      <w:r>
+        <w:rPr>
+          <w:b/>
+          <w:bCs/>
+        </w:rPr>
+        <w:t xml:space="preserve">Move Ministries up</w:t>
+      </w:r>
+      <w:r>
+        <w:t xml:space="preserve"> and so on. The public subscribe page shows lists in this order.</w:t>
+      </w:r>
+    </w:p>
+    <w:p>
+      <w:pPr>
+        <w:pStyle w:val="Heading2"/>
+      </w:pPr>
+      <w:r>
+        <w:t xml:space="preserve">What happens next</w:t>
+      </w:r>
+    </w:p>
+    <w:p>
+      <w:pPr>
+        <w:pStyle w:val="ListParagraph"/>
+        <w:numPr>
+          <w:ilvl w:val="0"/>
+          <w:numId w:val="1"/>
+        </w:numPr>
+      </w:pPr>
+      <w:r>
+        <w:t xml:space="preserve">Changes apply at once.</w:t>
+      </w:r>
+    </w:p>
+    <w:p>
+      <w:pPr>
+        <w:pStyle w:val="ListParagraph"/>
+        <w:numPr>
+          <w:ilvl w:val="0"/>
+          <w:numId w:val="1"/>
+        </w:numPr>
+      </w:pPr>
+      <w:r>
+        <w:t xml:space="preserve">Nobody's subscription is removed, and nobody is emailed.</w:t>
+      </w:r>
+    </w:p>
+    <w:p>
+      <w:pPr>
+        <w:pStyle w:val="Heading2"/>
+      </w:pPr>
+      <w:r>
+        <w:t xml:space="preserve">Can't do this?</w:t>
+      </w:r>
+    </w:p>
+    <w:tbl>
+      <w:tblPr>
+        <w:tblW w:type="pct" w:w="5000"/>
+        <w:tblBorders>
+          <w:top w:val="single" w:color="auto" w:sz="4"/>
+          <w:left w:val="single" w:color="auto" w:sz="4"/>
+          <w:bottom w:val="single" w:color="auto" w:sz="4"/>
+          <w:right w:val="single" w:color="auto" w:sz="4"/>
+          <w:insideH w:val="single" w:color="auto" w:sz="4"/>
+          <w:insideV w:val="single" w:color="auto" w:sz="4"/>
+        </w:tblBorders>
+      </w:tblPr>
+      <w:tblGrid>
+        <w:gridCol w:w="4513"/>
+        <w:gridCol w:w="4513"/>
+      </w:tblGrid>
+      <w:tr>
+        <w:trPr>
+          <w:tblHeader/>
+        </w:trPr>
+        <w:tc>
+          <w:tcPr>
+            <w:shd w:fill="E8EEF5" w:val="clear"/>
+          </w:tcPr>
+          <w:p>
+            <w:r>
+              <w:rPr>
+                <w:b/>
+                <w:bCs/>
+              </w:rPr>
+              <w:t xml:space="preserve">Message</w:t>
+            </w:r>
+          </w:p>
+        </w:tc>
+        <w:tc>
+          <w:tcPr>
+            <w:shd w:fill="E8EEF5" w:val="clear"/>
+          </w:tcPr>
+          <w:p>
+            <w:r>
+              <w:rPr>
+                <w:b/>
+                <w:bCs/>
+              </w:rPr>
+              <w:t xml:space="preserve">What it means</w:t>
+            </w:r>
+          </w:p>
+        </w:tc>
+      </w:tr>
+      <w:tr>
+        <w:tc>
+          <w:p>
+            <w:r>
+              <w:t xml:space="preserve">"The lists changed while you were looking. They've been reloaded; try again."</w:t>
+            </w:r>
+          </w:p>
+        </w:tc>
+        <w:tc>
+          <w:p>
+            <w:r>
+              <w:t xml:space="preserve">Someone else changed the order, or a list was added. Try the move again.</w:t>
+            </w:r>
+          </w:p>
+        </w:tc>
+      </w:tr>
+      <w:tr>
+        <w:tc>
+          <w:p>
+            <w:r>
+              <w:t xml:space="preserve">"Media lists aren't changed here. Core administrators set these on Media list names."</w:t>
+            </w:r>
+          </w:p>
+        </w:tc>
+        <w:tc>
+          <w:p>
+            <w:r>
+              <w:t xml:space="preserve">Media lists can't be offered or reordered here.</w:t>
+            </w:r>
+          </w:p>
+        </w:tc>
+      </w:tr>
+      <w:tr>
+        <w:tc>
+          <w:p>
+            <w:r>
+              <w:t xml:space="preserve">"Not saved: Couldn't save. Try again."</w:t>
+            </w:r>
+          </w:p>
+        </w:tc>
+        <w:tc>
+          <w:p>
+            <w:r>
+              <w:t xml:space="preserve">The change didn't save. Try again.</w:t>
+            </w:r>
+          </w:p>
+        </w:tc>
+      </w:tr>
+    </w:tbl>
+    <w:p/>
+    <w:p>
+      <w:pPr>
+        <w:pStyle w:val="Heading1"/>
+      </w:pPr>
+      <w:bookmarkStart w:name="section_6" w:id="6"/>
+      <w:r>
+        <w:t xml:space="preserve">Media lists</w:t>
+      </w:r>
+      <w:bookmarkEnd w:id="6"/>
+    </w:p>
+    <w:p>
+      <w:pPr>
+        <w:spacing w:after="120"/>
+      </w:pPr>
+      <w:r>
+        <w:rPr>
+          <w:b/>
+          <w:bCs/>
+        </w:rPr>
+        <w:t xml:space="preserve">Who this is for:</w:t>
+      </w:r>
+      <w:r>
+        <w:t xml:space="preserve"> Subscribers administrators (NoD.Admin).</w:t>
+      </w:r>
+    </w:p>
+    <w:p>
+      <w:pPr>
+        <w:spacing w:after="120"/>
+      </w:pPr>
+      <w:r>
+        <w:rPr>
+          <w:b/>
+          <w:bCs/>
+        </w:rPr>
+        <w:t xml:space="preserve">Media lists</w:t>
+      </w:r>
+      <w:r>
+        <w:t xml:space="preserve"> holds the reporters on each media list. Release editors pick these lists on a release, and every member gets the full-text media version.</w:t>
+      </w:r>
+    </w:p>
+    <w:p>
+      <w:pPr>
+        <w:spacing w:after="120"/>
+      </w:pPr>
+      <w:r>
+        <w:t xml:space="preserve">The table shows each list's </w:t>
+      </w:r>
+      <w:r>
+        <w:rPr>
+          <w:b/>
+          <w:bCs/>
+        </w:rPr>
+        <w:t xml:space="preserve">Members</w:t>
+      </w:r>
+      <w:r>
+        <w:t xml:space="preserve">, how many </w:t>
+      </w:r>
+      <w:r>
+        <w:rPr>
+          <w:b/>
+          <w:bCs/>
+        </w:rPr>
+        <w:t xml:space="preserve">Need attention</w:t>
+      </w:r>
+      <w:r>
+        <w:t xml:space="preserve">, and its </w:t>
+      </w:r>
+      <w:r>
+        <w:rPr>
+          <w:b/>
+          <w:bCs/>
+        </w:rPr>
+        <w:t xml:space="preserve">Status</w:t>
+      </w:r>
+      <w:r>
+        <w:t xml:space="preserve">. A </w:t>
+      </w:r>
+      <w:r>
+        <w:rPr>
+          <w:b/>
+          <w:bCs/>
+        </w:rPr>
+        <w:t xml:space="preserve">Retired</w:t>
+      </w:r>
+      <w:r>
+        <w:t xml:space="preserve"> list can no longer be put on a release. Core administrators add, rename and retire lists on </w:t>
+      </w:r>
+      <w:r>
+        <w:rPr>
+          <w:b/>
+          <w:bCs/>
+        </w:rPr>
+        <w:t xml:space="preserve">Media list names</w:t>
+      </w:r>
+      <w:r>
+        <w:t xml:space="preserve">.</w:t>
+      </w:r>
+    </w:p>
+    <w:p>
+      <w:pPr>
+        <w:spacing w:after="120"/>
+      </w:pPr>
+      <w:r>
+        <w:t xml:space="preserve">Choose a list's name to open it.</w:t>
+      </w:r>
+    </w:p>
+    <w:p>
+      <w:pPr>
+        <w:pStyle w:val="Heading2"/>
+      </w:pPr>
+      <w:r>
+        <w:t xml:space="preserve">Add a reporter from Media Hub</w:t>
+      </w:r>
+    </w:p>
+    <w:p>
+      <w:pPr>
+        <w:pStyle w:val="ListParagraph"/>
+        <w:numPr>
+          <w:ilvl w:val="0"/>
+          <w:numId w:val="11"/>
+        </w:numPr>
+      </w:pPr>
+      <w:r>
+        <w:t xml:space="preserve">Open the list.</w:t>
+      </w:r>
+    </w:p>
+    <w:p>
+      <w:pPr>
+        <w:pStyle w:val="ListParagraph"/>
+        <w:numPr>
+          <w:ilvl w:val="0"/>
+          <w:numId w:val="11"/>
+        </w:numPr>
+      </w:pPr>
+      <w:r>
+        <w:t xml:space="preserve">Under </w:t>
+      </w:r>
+      <w:r>
+        <w:rPr>
+          <w:b/>
+          <w:bCs/>
+        </w:rPr>
+        <w:t xml:space="preserve">Add from Media Hub</w:t>
+      </w:r>
+      <w:r>
+        <w:t xml:space="preserve">, type a name, email or outlet in </w:t>
+      </w:r>
+      <w:r>
+        <w:rPr>
+          <w:b/>
+          <w:bCs/>
+        </w:rPr>
+        <w:t xml:space="preserve">Name, email or outlet</w:t>
+      </w:r>
+      <w:r>
+        <w:t xml:space="preserve">.</w:t>
+      </w:r>
+    </w:p>
+    <w:p>
+      <w:pPr>
+        <w:pStyle w:val="ListParagraph"/>
+        <w:numPr>
+          <w:ilvl w:val="0"/>
+          <w:numId w:val="11"/>
+        </w:numPr>
+      </w:pPr>
+      <w:r>
+        <w:t xml:space="preserve">Choose </w:t>
+      </w:r>
+      <w:r>
+        <w:rPr>
+          <w:b/>
+          <w:bCs/>
+        </w:rPr>
+        <w:t xml:space="preserve">Search Media Hub</w:t>
+      </w:r>
+      <w:r>
+        <w:t xml:space="preserve">. Each contact shows their addresses, with the preferred one marked.</w:t>
+      </w:r>
+    </w:p>
+    <w:p>
+      <w:pPr>
+        <w:pStyle w:val="ListParagraph"/>
+        <w:numPr>
+          <w:ilvl w:val="0"/>
+          <w:numId w:val="11"/>
+        </w:numPr>
+      </w:pPr>
+      <w:r>
+        <w:t xml:space="preserve">Choose </w:t>
+      </w:r>
+      <w:r>
+        <w:rPr>
+          <w:b/>
+          <w:bCs/>
+        </w:rPr>
+        <w:t xml:space="preserve">Add</w:t>
+      </w:r>
+      <w:r>
+        <w:t xml:space="preserve"> and the address you want. You see "Added to the list."</w:t>
+      </w:r>
+    </w:p>
+    <w:p>
+      <w:pPr>
+        <w:pStyle w:val="Heading2"/>
+      </w:pPr>
+      <w:r>
+        <w:t xml:space="preserve">Add an address by hand</w:t>
+      </w:r>
+    </w:p>
+    <w:p>
+      <w:pPr>
+        <w:spacing w:after="120"/>
+      </w:pPr>
+      <w:r>
+        <w:t xml:space="preserve">Use this for people who aren't in Media Hub.</w:t>
+      </w:r>
+    </w:p>
+    <w:p>
+      <w:pPr>
+        <w:pStyle w:val="ListParagraph"/>
+        <w:numPr>
+          <w:ilvl w:val="0"/>
+          <w:numId w:val="12"/>
+        </w:numPr>
+      </w:pPr>
+      <w:r>
+        <w:t xml:space="preserve">Open the list.</w:t>
+      </w:r>
+    </w:p>
+    <w:p>
+      <w:pPr>
+        <w:pStyle w:val="ListParagraph"/>
+        <w:numPr>
+          <w:ilvl w:val="0"/>
+          <w:numId w:val="12"/>
+        </w:numPr>
+      </w:pPr>
+      <w:r>
+        <w:t xml:space="preserve">Under </w:t>
+      </w:r>
+      <w:r>
+        <w:rPr>
+          <w:b/>
+          <w:bCs/>
+        </w:rPr>
+        <w:t xml:space="preserve">Add an address by hand</w:t>
+      </w:r>
+      <w:r>
+        <w:t xml:space="preserve">, enter the </w:t>
+      </w:r>
+      <w:r>
+        <w:rPr>
+          <w:b/>
+          <w:bCs/>
+        </w:rPr>
+        <w:t xml:space="preserve">Email address</w:t>
+      </w:r>
+      <w:r>
+        <w:t xml:space="preserve">.</w:t>
+      </w:r>
+    </w:p>
+    <w:p>
+      <w:pPr>
+        <w:pStyle w:val="ListParagraph"/>
+        <w:numPr>
+          <w:ilvl w:val="0"/>
+          <w:numId w:val="12"/>
+        </w:numPr>
+      </w:pPr>
+      <w:r>
+        <w:t xml:space="preserve">Choose </w:t>
+      </w:r>
+      <w:r>
+        <w:rPr>
+          <w:b/>
+          <w:bCs/>
+        </w:rPr>
+        <w:t xml:space="preserve">Add to list</w:t>
+      </w:r>
+      <w:r>
+        <w:t xml:space="preserve">. You see "Added to the list."</w:t>
+      </w:r>
+    </w:p>
+    <w:p>
+      <w:pPr>
+        <w:pStyle w:val="Heading2"/>
+      </w:pPr>
+      <w:r>
+        <w:t xml:space="preserve">What adding does</w:t>
+      </w:r>
+    </w:p>
+    <w:p>
+      <w:pPr>
+        <w:pStyle w:val="ListParagraph"/>
+        <w:numPr>
+          <w:ilvl w:val="0"/>
+          <w:numId w:val="1"/>
+        </w:numPr>
+      </w:pPr>
+      <w:r>
+        <w:t xml:space="preserve">The reporter is not emailed. They get the next release sent to this list.</w:t>
+      </w:r>
+    </w:p>
+    <w:p>
+      <w:pPr>
+        <w:pStyle w:val="ListParagraph"/>
+        <w:numPr>
+          <w:ilvl w:val="0"/>
+          <w:numId w:val="1"/>
+        </w:numPr>
+      </w:pPr>
+      <w:r>
+        <w:t xml:space="preserve">A new address gets a record that receives media email only.</w:t>
+      </w:r>
+    </w:p>
+    <w:p>
+      <w:pPr>
+        <w:pStyle w:val="ListParagraph"/>
+        <w:numPr>
+          <w:ilvl w:val="0"/>
+          <w:numId w:val="1"/>
+        </w:numPr>
+      </w:pPr>
+      <w:r>
+        <w:t xml:space="preserve">An address that is already </w:t>
+      </w:r>
+      <w:r>
+        <w:rPr>
+          <w:b/>
+          <w:bCs/>
+        </w:rPr>
+        <w:t xml:space="preserve">Active</w:t>
+      </w:r>
+      <w:r>
+        <w:t xml:space="preserve"> keeps its news release email as it was.</w:t>
+      </w:r>
+    </w:p>
+    <w:p>
+      <w:pPr>
+        <w:pStyle w:val="ListParagraph"/>
+        <w:numPr>
+          <w:ilvl w:val="0"/>
+          <w:numId w:val="1"/>
+        </w:numPr>
+      </w:pPr>
+      <w:r>
+        <w:t xml:space="preserve">If the address already has a record that is </w:t>
+      </w:r>
+      <w:r>
+        <w:rPr>
+          <w:b/>
+          <w:bCs/>
+        </w:rPr>
+        <w:t xml:space="preserve">Disabled</w:t>
+      </w:r>
+      <w:r>
+        <w:t xml:space="preserve"> or </w:t>
+      </w:r>
+      <w:r>
+        <w:rPr>
+          <w:b/>
+          <w:bCs/>
+        </w:rPr>
+        <w:t xml:space="preserve">Unsubscribed or deleted</w:t>
+      </w:r>
+      <w:r>
+        <w:t xml:space="preserve">, adding makes it </w:t>
+      </w:r>
+      <w:r>
+        <w:rPr>
+          <w:b/>
+          <w:bCs/>
+        </w:rPr>
+        <w:t xml:space="preserve">Active</w:t>
+      </w:r>
+      <w:r>
+        <w:t xml:space="preserve"> again, for media email only. </w:t>
+      </w:r>
+      <w:r>
+        <w:rPr>
+          <w:b/>
+          <w:bCs/>
+        </w:rPr>
+        <w:t xml:space="preserve">As it happens</w:t>
+      </w:r>
+      <w:r>
+        <w:t xml:space="preserve">, </w:t>
+      </w:r>
+      <w:r>
+        <w:rPr>
+          <w:b/>
+          <w:bCs/>
+        </w:rPr>
+        <w:t xml:space="preserve">Daily digest</w:t>
+      </w:r>
+      <w:r>
+        <w:t xml:space="preserve"> and their news lists are switched off. Media lists they were already on are kept.</w:t>
+      </w:r>
+    </w:p>
+    <w:p>
+      <w:pPr>
+        <w:pStyle w:val="ListParagraph"/>
+        <w:numPr>
+          <w:ilvl w:val="0"/>
+          <w:numId w:val="1"/>
+        </w:numPr>
+      </w:pPr>
+      <w:r>
+        <w:t xml:space="preserve">For a </w:t>
+      </w:r>
+      <w:r>
+        <w:rPr>
+          <w:b/>
+          <w:bCs/>
+        </w:rPr>
+        <w:t xml:space="preserve">Disabled</w:t>
+      </w:r>
+      <w:r>
+        <w:t xml:space="preserve"> person, their bounce count starts again, and </w:t>
+      </w:r>
+      <w:r>
+        <w:rPr>
+          <w:b/>
+          <w:bCs/>
+        </w:rPr>
+        <w:t xml:space="preserve">History</w:t>
+      </w:r>
+      <w:r>
+        <w:t xml:space="preserve"> shows "Added to a media list while Disabled. News release email stays off", with what was switched off under </w:t>
+      </w:r>
+      <w:r>
+        <w:rPr>
+          <w:b/>
+          <w:bCs/>
+        </w:rPr>
+        <w:t xml:space="preserve">Detail</w:t>
+      </w:r>
+      <w:r>
+        <w:t xml:space="preserve">.</w:t>
+      </w:r>
+    </w:p>
+    <w:p>
+      <w:pPr>
+        <w:pStyle w:val="ListParagraph"/>
+        <w:numPr>
+          <w:ilvl w:val="0"/>
+          <w:numId w:val="1"/>
+        </w:numPr>
+      </w:pPr>
+      <w:r>
+        <w:t xml:space="preserve">When the address was </w:t>
+      </w:r>
+      <w:r>
+        <w:rPr>
+          <w:b/>
+          <w:bCs/>
+        </w:rPr>
+        <w:t xml:space="preserve">Disabled</w:t>
+      </w:r>
+      <w:r>
+        <w:t xml:space="preserve">, you see "Added to the list. Their news release email stays off; open their record to turn it on." instead of "Added to the list."</w:t>
+      </w:r>
+    </w:p>
+    <w:p>
+      <w:pPr>
+        <w:pStyle w:val="ListParagraph"/>
+        <w:numPr>
+          <w:ilvl w:val="0"/>
+          <w:numId w:val="1"/>
+        </w:numPr>
+      </w:pPr>
+      <w:r>
+        <w:t xml:space="preserve">If a </w:t>
+      </w:r>
+      <w:r>
+        <w:rPr>
+          <w:b/>
+          <w:bCs/>
+        </w:rPr>
+        <w:t xml:space="preserve">Disabled</w:t>
+      </w:r>
+      <w:r>
+        <w:t xml:space="preserve"> person also wants news release email again, choose </w:t>
+      </w:r>
+      <w:r>
+        <w:rPr>
+          <w:b/>
+          <w:bCs/>
+        </w:rPr>
+        <w:t xml:space="preserve">open their record</w:t>
+      </w:r>
+      <w:r>
+        <w:t xml:space="preserve"> in that message. Tick </w:t>
+      </w:r>
+      <w:r>
+        <w:rPr>
+          <w:b/>
+          <w:bCs/>
+        </w:rPr>
+        <w:t xml:space="preserve">As it happens</w:t>
+      </w:r>
+      <w:r>
+        <w:t xml:space="preserve"> or </w:t>
+      </w:r>
+      <w:r>
+        <w:rPr>
+          <w:b/>
+          <w:bCs/>
+        </w:rPr>
+        <w:t xml:space="preserve">Daily digest</w:t>
+      </w:r>
+      <w:r>
+        <w:t xml:space="preserve"> and their lists, then choose </w:t>
+      </w:r>
+      <w:r>
+        <w:rPr>
+          <w:b/>
+          <w:bCs/>
+        </w:rPr>
+        <w:t xml:space="preserve">Save preferences</w:t>
+      </w:r>
+      <w:r>
+        <w:t xml:space="preserve">.</w:t>
+      </w:r>
+    </w:p>
+    <w:p>
+      <w:pPr>
+        <w:pStyle w:val="ListParagraph"/>
+        <w:numPr>
+          <w:ilvl w:val="0"/>
+          <w:numId w:val="1"/>
+        </w:numPr>
+      </w:pPr>
+      <w:r>
+        <w:t xml:space="preserve">If the person left this list by unsubscribing, the Hub asks "This person unsubscribed" and says when. Choose </w:t>
+      </w:r>
+      <w:r>
+        <w:rPr>
+          <w:b/>
+          <w:bCs/>
+        </w:rPr>
+        <w:t xml:space="preserve">Add anyway</w:t>
+      </w:r>
+      <w:r>
+        <w:t xml:space="preserve"> only if they have asked to get media releases again.</w:t>
+      </w:r>
+    </w:p>
+    <w:p>
+      <w:pPr>
+        <w:pStyle w:val="Heading2"/>
+      </w:pPr>
+      <w:r>
+        <w:t xml:space="preserve">Remove a reporter</w:t>
+      </w:r>
+    </w:p>
+    <w:p>
+      <w:pPr>
+        <w:pStyle w:val="ListParagraph"/>
+        <w:numPr>
+          <w:ilvl w:val="0"/>
+          <w:numId w:val="13"/>
+        </w:numPr>
+      </w:pPr>
+      <w:r>
+        <w:t xml:space="preserve">Open the list.</w:t>
+      </w:r>
+    </w:p>
+    <w:p>
+      <w:pPr>
+        <w:pStyle w:val="ListParagraph"/>
+        <w:numPr>
+          <w:ilvl w:val="0"/>
+          <w:numId w:val="13"/>
+        </w:numPr>
+      </w:pPr>
+      <w:r>
+        <w:t xml:space="preserve">Choose </w:t>
+      </w:r>
+      <w:r>
+        <w:rPr>
+          <w:b/>
+          <w:bCs/>
+        </w:rPr>
+        <w:t xml:space="preserve">Remove</w:t>
+      </w:r>
+      <w:r>
+        <w:t xml:space="preserve"> and their address on their row. The Hub asks "Remove [their address] from this list?" and explains "If this is their last list and they were added only for media lists, they stop receiving email altogether."</w:t>
+      </w:r>
+    </w:p>
+    <w:p>
+      <w:pPr>
+        <w:pStyle w:val="ListParagraph"/>
+        <w:numPr>
+          <w:ilvl w:val="0"/>
+          <w:numId w:val="13"/>
+        </w:numPr>
+      </w:pPr>
+      <w:r>
+        <w:t xml:space="preserve">Choose </w:t>
+      </w:r>
+      <w:r>
+        <w:rPr>
+          <w:b/>
+          <w:bCs/>
+        </w:rPr>
+        <w:t xml:space="preserve">Confirm remove</w:t>
+      </w:r>
+      <w:r>
+        <w:t xml:space="preserve">. You see "Removed from the list."</w:t>
+      </w:r>
+    </w:p>
+    <w:p>
+      <w:pPr>
+        <w:spacing w:after="120"/>
+      </w:pPr>
+      <w:r>
+        <w:t xml:space="preserve">Nobody is emailed. If it was their last list and they were added only for media lists, their status becomes </w:t>
+      </w:r>
+      <w:r>
+        <w:rPr>
+          <w:b/>
+          <w:bCs/>
+        </w:rPr>
+        <w:t xml:space="preserve">Unsubscribed or deleted</w:t>
+      </w:r>
+      <w:r>
+        <w:t xml:space="preserve">. You can add them back later without the unsubscribe question.</w:t>
+      </w:r>
+    </w:p>
+    <w:p>
+      <w:pPr>
+        <w:pStyle w:val="Heading2"/>
+      </w:pPr>
+      <w:r>
+        <w:t xml:space="preserve">Fix a member who needs attention</w:t>
+      </w:r>
+    </w:p>
+    <w:p>
+      <w:pPr>
+        <w:spacing w:after="120"/>
+      </w:pPr>
+      <w:r>
+        <w:t xml:space="preserve">A flagged member shows the reason under </w:t>
+      </w:r>
+      <w:r>
+        <w:rPr>
+          <w:b/>
+          <w:bCs/>
+        </w:rPr>
+        <w:t xml:space="preserve">Needs attention</w:t>
+      </w:r>
+      <w:r>
+        <w:t xml:space="preserve">:</w:t>
+      </w:r>
+    </w:p>
+    <w:tbl>
+      <w:tblPr>
+        <w:tblW w:type="pct" w:w="5000"/>
+        <w:tblBorders>
+          <w:top w:val="single" w:color="auto" w:sz="4"/>
+          <w:left w:val="single" w:color="auto" w:sz="4"/>
+          <w:bottom w:val="single" w:color="auto" w:sz="4"/>
+          <w:right w:val="single" w:color="auto" w:sz="4"/>
+          <w:insideH w:val="single" w:color="auto" w:sz="4"/>
+          <w:insideV w:val="single" w:color="auto" w:sz="4"/>
+        </w:tblBorders>
+      </w:tblPr>
+      <w:tblGrid>
+        <w:gridCol w:w="4513"/>
+        <w:gridCol w:w="4513"/>
+      </w:tblGrid>
+      <w:tr>
+        <w:trPr>
+          <w:tblHeader/>
+        </w:trPr>
+        <w:tc>
+          <w:tcPr>
+            <w:shd w:fill="E8EEF5" w:val="clear"/>
+          </w:tcPr>
+          <w:p>
+            <w:r>
+              <w:rPr>
+                <w:b/>
+                <w:bCs/>
+              </w:rPr>
+              <w:t xml:space="preserve">Reason</w:t>
+            </w:r>
+          </w:p>
+        </w:tc>
+        <w:tc>
+          <w:tcPr>
+            <w:shd w:fill="E8EEF5" w:val="clear"/>
+          </w:tcPr>
+          <w:p>
+            <w:r>
+              <w:rPr>
+                <w:b/>
+                <w:bCs/>
+              </w:rPr>
+              <w:t xml:space="preserve">What happened</w:t>
+            </w:r>
+          </w:p>
+        </w:tc>
+      </w:tr>
+      <w:tr>
+        <w:tc>
+          <w:p>
+            <w:r>
+              <w:rPr>
+                <w:b/>
+                <w:bCs/>
+              </w:rPr>
+              <w:t xml:space="preserve">Bouncing</w:t>
+            </w:r>
+          </w:p>
+        </w:tc>
+        <w:tc>
+          <w:p>
+            <w:r>
+              <w:t xml:space="preserve">Their last 10 emails in 15 days all bounced. They are still on the list and still sent email.</w:t>
+            </w:r>
+          </w:p>
+        </w:tc>
+      </w:tr>
+      <w:tr>
+        <w:tc>
+          <w:p>
+            <w:r>
+              <w:rPr>
+                <w:b/>
+                <w:bCs/>
+              </w:rPr>
+              <w:t xml:space="preserve">Media Hub email removed</w:t>
+            </w:r>
+          </w:p>
+        </w:tc>
+        <w:tc>
+          <w:p>
+            <w:r>
+              <w:t xml:space="preserve">The address they use was removed from their Media Hub contact.</w:t>
+            </w:r>
+          </w:p>
+        </w:tc>
+      </w:tr>
+      <w:tr>
+        <w:tc>
+          <w:p>
+            <w:r>
+              <w:rPr>
+                <w:b/>
+                <w:bCs/>
+              </w:rPr>
+              <w:t xml:space="preserve">Media Hub email belongs to another subscriber</w:t>
+            </w:r>
+          </w:p>
+        </w:tc>
+        <w:tc>
+          <w:p>
+            <w:r>
+              <w:t xml:space="preserve">Media Hub moved them to an address another record already has.</w:t>
+            </w:r>
+          </w:p>
+        </w:tc>
+      </w:tr>
+      <w:tr>
+        <w:tc>
+          <w:p>
+            <w:r>
+              <w:rPr>
+                <w:b/>
+                <w:bCs/>
+              </w:rPr>
+              <w:t xml:space="preserve">Media Hub email isn't valid</w:t>
+            </w:r>
+          </w:p>
+        </w:tc>
+        <w:tc>
+          <w:p>
+            <w:r>
+              <w:t xml:space="preserve">Media Hub has an address that isn't a real email address.</w:t>
+            </w:r>
+          </w:p>
+        </w:tc>
+      </w:tr>
+      <w:tr>
+        <w:tc>
+          <w:p>
+            <w:r>
+              <w:rPr>
+                <w:b/>
+                <w:bCs/>
+              </w:rPr>
+              <w:t xml:space="preserve">Media Hub email opted out of a media list this member is on</w:t>
+            </w:r>
+          </w:p>
+        </w:tc>
+        <w:tc>
+          <w:p>
+            <w:r>
+              <w:t xml:space="preserve">Media Hub moved them to an address that unsubscribed from one of their lists, so they were kept at their old address.</w:t>
+            </w:r>
+          </w:p>
+        </w:tc>
+      </w:tr>
+    </w:tbl>
+    <w:p/>
+    <w:p>
+      <w:pPr>
+        <w:spacing w:after="120"/>
+      </w:pPr>
+      <w:r>
+        <w:t xml:space="preserve">To fix a bouncing member:</w:t>
+      </w:r>
+    </w:p>
+    <w:p>
+      <w:pPr>
+        <w:pStyle w:val="ListParagraph"/>
+        <w:numPr>
+          <w:ilvl w:val="0"/>
+          <w:numId w:val="14"/>
+        </w:numPr>
+      </w:pPr>
+      <w:r>
+        <w:t xml:space="preserve">Check with Media Relations that their mailbox works again.</w:t>
+      </w:r>
+    </w:p>
+    <w:p>
+      <w:pPr>
+        <w:pStyle w:val="ListParagraph"/>
+        <w:numPr>
+          <w:ilvl w:val="0"/>
+          <w:numId w:val="14"/>
+        </w:numPr>
+      </w:pPr>
+      <w:r>
+        <w:t xml:space="preserve">Choose </w:t>
+      </w:r>
+      <w:r>
+        <w:rPr>
+          <w:b/>
+          <w:bCs/>
+        </w:rPr>
+        <w:t xml:space="preserve">Resolve</w:t>
+      </w:r>
+      <w:r>
+        <w:t xml:space="preserve"> and their address. The Hub asks "Clear the bouncing flag?"</w:t>
+      </w:r>
+    </w:p>
+    <w:p>
+      <w:pPr>
+        <w:pStyle w:val="ListParagraph"/>
+        <w:numPr>
+          <w:ilvl w:val="0"/>
+          <w:numId w:val="14"/>
+        </w:numPr>
+      </w:pPr>
+      <w:r>
+        <w:t xml:space="preserve">Choose </w:t>
+      </w:r>
+      <w:r>
+        <w:rPr>
+          <w:b/>
+          <w:bCs/>
+        </w:rPr>
+        <w:t xml:space="preserve">Clear flag</w:t>
+      </w:r>
+      <w:r>
+        <w:t xml:space="preserve">. You see "Resolved. Their bounce count starts again."</w:t>
+      </w:r>
+    </w:p>
+    <w:p>
+      <w:pPr>
+        <w:spacing w:after="120"/>
+      </w:pPr>
+      <w:r>
+        <w:t xml:space="preserve">To fix a Media Hub problem:</w:t>
+      </w:r>
+    </w:p>
+    <w:p>
+      <w:pPr>
+        <w:pStyle w:val="ListParagraph"/>
+        <w:numPr>
+          <w:ilvl w:val="0"/>
+          <w:numId w:val="15"/>
+        </w:numPr>
+      </w:pPr>
+      <w:r>
+        <w:t xml:space="preserve">Choose </w:t>
+      </w:r>
+      <w:r>
+        <w:rPr>
+          <w:b/>
+          <w:bCs/>
+        </w:rPr>
+        <w:t xml:space="preserve">Resolve</w:t>
+      </w:r>
+      <w:r>
+        <w:t xml:space="preserve"> and their address. </w:t>
+      </w:r>
+      <w:r>
+        <w:rPr>
+          <w:b/>
+          <w:bCs/>
+        </w:rPr>
+        <w:t xml:space="preserve">Resolve this member</w:t>
+      </w:r>
+      <w:r>
+        <w:t xml:space="preserve"> shows their Media Hub addresses.</w:t>
+      </w:r>
+    </w:p>
+    <w:p>
+      <w:pPr>
+        <w:pStyle w:val="ListParagraph"/>
+        <w:numPr>
+          <w:ilvl w:val="0"/>
+          <w:numId w:val="15"/>
+        </w:numPr>
+      </w:pPr>
+      <w:r>
+        <w:t xml:space="preserve">Choose the address to use, then </w:t>
+      </w:r>
+      <w:r>
+        <w:rPr>
+          <w:b/>
+          <w:bCs/>
+        </w:rPr>
+        <w:t xml:space="preserve">Use this email</w:t>
+      </w:r>
+      <w:r>
+        <w:t xml:space="preserve">. You see "Email updated and flag cleared."</w:t>
+      </w:r>
+    </w:p>
+    <w:p>
+      <w:pPr>
+        <w:pStyle w:val="ListParagraph"/>
+        <w:numPr>
+          <w:ilvl w:val="0"/>
+          <w:numId w:val="15"/>
+        </w:numPr>
+      </w:pPr>
+      <w:r>
+        <w:t xml:space="preserve">Or choose </w:t>
+      </w:r>
+      <w:r>
+        <w:rPr>
+          <w:b/>
+          <w:bCs/>
+        </w:rPr>
+        <w:t xml:space="preserve">Clear the flag only</w:t>
+      </w:r>
+      <w:r>
+        <w:t xml:space="preserve"> to keep their current address. For an opted-out address, the next Media Hub sync flags them again. Update the contact in Media Hub instead, or remove them and add them again.</w:t>
+      </w:r>
+    </w:p>
+    <w:p>
+      <w:pPr>
+        <w:pStyle w:val="Heading2"/>
+      </w:pPr>
+      <w:r>
+        <w:t xml:space="preserve">Left this list by unsubscribing</w:t>
+      </w:r>
+    </w:p>
+    <w:p>
+      <w:pPr>
+        <w:spacing w:after="120"/>
+      </w:pPr>
+      <w:r>
+        <w:t xml:space="preserve">This section lists people who unsubscribed from this list themselves, with when they left and whether they are </w:t>
+      </w:r>
+      <w:r>
+        <w:rPr>
+          <w:b/>
+          <w:bCs/>
+        </w:rPr>
+        <w:t xml:space="preserve">Back on the list</w:t>
+      </w:r>
+      <w:r>
+        <w:t xml:space="preserve">. The most recent 200 are shown.</w:t>
+      </w:r>
+    </w:p>
+    <w:p>
+      <w:pPr>
+        <w:pStyle w:val="Heading2"/>
+      </w:pPr>
+      <w:r>
+        <w:t xml:space="preserve">Media Hub sync</w:t>
+      </w:r>
+    </w:p>
+    <w:p>
+      <w:pPr>
+        <w:spacing w:after="120"/>
+      </w:pPr>
+      <w:r>
+        <w:t xml:space="preserve">Every night, News On Demand picks up changed Media Hub contacts. </w:t>
+      </w:r>
+      <w:r>
+        <w:rPr>
+          <w:b/>
+          <w:bCs/>
+        </w:rPr>
+        <w:t xml:space="preserve">Media Hub sync</w:t>
+      </w:r>
+      <w:r>
+        <w:t xml:space="preserve"> shows when it last ran and what it changed.</w:t>
+      </w:r>
+    </w:p>
+    <w:p>
+      <w:pPr>
+        <w:spacing w:after="120"/>
+      </w:pPr>
+      <w:r>
+        <w:t xml:space="preserve">To run it now, choose </w:t>
+      </w:r>
+      <w:r>
+        <w:rPr>
+          <w:b/>
+          <w:bCs/>
+        </w:rPr>
+        <w:t xml:space="preserve">Sync with Media Hub now</w:t>
+      </w:r>
+      <w:r>
+        <w:t xml:space="preserve">. You see "Sync finished." and its counts. A long sync may stop part-way and carry on at the next scheduled run.</w:t>
+      </w:r>
+    </w:p>
+    <w:p>
+      <w:pPr>
+        <w:pStyle w:val="Heading2"/>
+      </w:pPr>
+      <w:r>
+        <w:t xml:space="preserve">Can't do this?</w:t>
+      </w:r>
+    </w:p>
+    <w:tbl>
+      <w:tblPr>
+        <w:tblW w:type="pct" w:w="5000"/>
+        <w:tblBorders>
+          <w:top w:val="single" w:color="auto" w:sz="4"/>
+          <w:left w:val="single" w:color="auto" w:sz="4"/>
+          <w:bottom w:val="single" w:color="auto" w:sz="4"/>
+          <w:right w:val="single" w:color="auto" w:sz="4"/>
+          <w:insideH w:val="single" w:color="auto" w:sz="4"/>
+          <w:insideV w:val="single" w:color="auto" w:sz="4"/>
+        </w:tblBorders>
+      </w:tblPr>
+      <w:tblGrid>
+        <w:gridCol w:w="4513"/>
+        <w:gridCol w:w="4513"/>
+      </w:tblGrid>
+      <w:tr>
+        <w:trPr>
+          <w:tblHeader/>
+        </w:trPr>
+        <w:tc>
+          <w:tcPr>
+            <w:shd w:fill="E8EEF5" w:val="clear"/>
+          </w:tcPr>
+          <w:p>
+            <w:r>
+              <w:rPr>
+                <w:b/>
+                <w:bCs/>
+              </w:rPr>
+              <w:t xml:space="preserve">Message</w:t>
+            </w:r>
+          </w:p>
+        </w:tc>
+        <w:tc>
+          <w:tcPr>
+            <w:shd w:fill="E8EEF5" w:val="clear"/>
+          </w:tcPr>
+          <w:p>
+            <w:r>
+              <w:rPr>
+                <w:b/>
+                <w:bCs/>
+              </w:rPr>
+              <w:t xml:space="preserve">What it means</w:t>
+            </w:r>
+          </w:p>
+        </w:tc>
+      </w:tr>
+      <w:tr>
+        <w:tc>
+          <w:p>
+            <w:r>
+              <w:t xml:space="preserve">"That isn't a valid email address."</w:t>
+            </w:r>
+          </w:p>
+        </w:tc>
+        <w:tc>
+          <w:p>
+            <w:r>
+              <w:t xml:space="preserve">Check the address.</w:t>
+            </w:r>
+          </w:p>
+        </w:tc>
+      </w:tr>
+      <w:tr>
+        <w:tc>
+          <w:p>
+            <w:r>
+              <w:t xml:space="preserve">"Media Hub isn't responding. Try again, or add the address by hand."</w:t>
+            </w:r>
+          </w:p>
+        </w:tc>
+        <w:tc>
+          <w:p>
+            <w:r>
+              <w:t xml:space="preserve">Media Hub is down.</w:t>
+            </w:r>
+          </w:p>
+        </w:tc>
+      </w:tr>
+      <w:tr>
+        <w:tc>
+          <w:p>
+            <w:r>
+              <w:t xml:space="preserve">"Media Hub isn't set up on this site. Add the address by hand instead."</w:t>
+            </w:r>
+          </w:p>
+        </w:tc>
+        <w:tc>
+          <w:p>
+            <w:r>
+              <w:t xml:space="preserve">This site has no Media Hub connection.</w:t>
+            </w:r>
+          </w:p>
+        </w:tc>
+      </w:tr>
+      <w:tr>
+        <w:tc>
+          <w:p>
+            <w:r>
+              <w:t xml:space="preserve">"That contact or email is no longer in Media Hub."</w:t>
+            </w:r>
+          </w:p>
+        </w:tc>
+        <w:tc>
+          <w:p>
+            <w:r>
+              <w:t xml:space="preserve">Search Media Hub again.</w:t>
+            </w:r>
+          </w:p>
+        </w:tc>
+      </w:tr>
+      <w:tr>
+        <w:tc>
+          <w:p>
+            <w:r>
+              <w:t xml:space="preserve">"A sync is already running. Try again in a few minutes."</w:t>
+            </w:r>
+          </w:p>
+        </w:tc>
+        <w:tc>
+          <w:p>
+            <w:r>
+              <w:t xml:space="preserve">Wait for the running sync to finish.</w:t>
+            </w:r>
+          </w:p>
+        </w:tc>
+      </w:tr>
+      <w:tr>
+        <w:tc>
+          <w:p>
+            <w:r>
+              <w:t xml:space="preserve">"That address belongs to another subscriber. Choose another email, or remove this member."</w:t>
+            </w:r>
+          </w:p>
+        </w:tc>
+        <w:tc>
+          <w:p>
+            <w:r>
+              <w:t xml:space="preserve">Pick a different address.</w:t>
+            </w:r>
+          </w:p>
+        </w:tc>
+      </w:tr>
+      <w:tr>
+        <w:tc>
+          <w:p>
+            <w:r>
+              <w:t xml:space="preserve">"This member changed while you were looking. Close this, and try again."</w:t>
+            </w:r>
+          </w:p>
+        </w:tc>
+        <w:tc>
+          <w:p>
+            <w:r>
+              <w:t xml:space="preserve">Someone else changed them. Close the box and try again.</w:t>
+            </w:r>
+          </w:p>
+        </w:tc>
+      </w:tr>
+      <w:tr>
+        <w:tc>
+          <w:p>
+            <w:r>
+              <w:t xml:space="preserve">"Couldn't remove. Try again."</w:t>
+            </w:r>
+          </w:p>
+        </w:tc>
+        <w:tc>
+          <w:p>
+            <w:r>
+              <w:t xml:space="preserve">The removal didn't save.</w:t>
+            </w:r>
+          </w:p>
+        </w:tc>
+      </w:tr>
+    </w:tbl>
+    <w:p/>
+    <w:p>
+      <w:pPr>
+        <w:pStyle w:val="Heading1"/>
+      </w:pPr>
+      <w:bookmarkStart w:name="section_7" w:id="7"/>
+      <w:r>
+        <w:t xml:space="preserve">Reports</w:t>
+      </w:r>
+      <w:bookmarkEnd w:id="7"/>
+    </w:p>
+    <w:p>
+      <w:pPr>
+        <w:spacing w:after="120"/>
+      </w:pPr>
+      <w:r>
+        <w:rPr>
+          <w:b/>
+          <w:bCs/>
+        </w:rPr>
+        <w:t xml:space="preserve">Who this is for:</w:t>
+      </w:r>
+      <w:r>
+        <w:t xml:space="preserve"> Subscribers administrators (NoD.Admin).</w:t>
+      </w:r>
+    </w:p>
+    <w:p>
+      <w:pPr>
+        <w:spacing w:after="120"/>
+      </w:pPr>
+      <w:r>
+        <w:rPr>
+          <w:b/>
+          <w:bCs/>
+        </w:rPr>
+        <w:t xml:space="preserve">Reports</w:t>
+      </w:r>
+      <w:r>
+        <w:t xml:space="preserve"> shows who receives what, who left, and what was sent. Dates and times are BC time.</w:t>
+      </w:r>
+    </w:p>
+    <w:tbl>
+      <w:tblPr>
+        <w:tblW w:type="pct" w:w="5000"/>
+        <w:tblBorders>
+          <w:top w:val="single" w:color="auto" w:sz="4"/>
+          <w:left w:val="single" w:color="auto" w:sz="4"/>
+          <w:bottom w:val="single" w:color="auto" w:sz="4"/>
+          <w:right w:val="single" w:color="auto" w:sz="4"/>
+          <w:insideH w:val="single" w:color="auto" w:sz="4"/>
+          <w:insideV w:val="single" w:color="auto" w:sz="4"/>
+        </w:tblBorders>
+      </w:tblPr>
+      <w:tblGrid>
+        <w:gridCol w:w="4513"/>
+        <w:gridCol w:w="4513"/>
+      </w:tblGrid>
+      <w:tr>
+        <w:trPr>
+          <w:tblHeader/>
+        </w:trPr>
+        <w:tc>
+          <w:tcPr>
+            <w:shd w:fill="E8EEF5" w:val="clear"/>
+          </w:tcPr>
+          <w:p>
+            <w:r>
+              <w:rPr>
+                <w:b/>
+                <w:bCs/>
+              </w:rPr>
+              <w:t xml:space="preserve">Report</w:t>
+            </w:r>
+          </w:p>
+        </w:tc>
+        <w:tc>
+          <w:tcPr>
+            <w:shd w:fill="E8EEF5" w:val="clear"/>
+          </w:tcPr>
+          <w:p>
+            <w:r>
+              <w:rPr>
+                <w:b/>
+                <w:bCs/>
+              </w:rPr>
+              <w:t xml:space="preserve">What it shows</w:t>
+            </w:r>
+          </w:p>
+        </w:tc>
+      </w:tr>
+      <w:tr>
+        <w:tc>
+          <w:p>
+            <w:r>
+              <w:rPr>
+                <w:b/>
+                <w:bCs/>
+              </w:rPr>
+              <w:t xml:space="preserve">Active subscribers by list</w:t>
+            </w:r>
+          </w:p>
+        </w:tc>
+        <w:tc>
+          <w:p>
+            <w:r>
+              <w:t xml:space="preserve">How many active subscribers each list has now, split by timing. </w:t>
+            </w:r>
+            <w:r>
+              <w:rPr>
+                <w:b/>
+                <w:bCs/>
+              </w:rPr>
+              <w:t xml:space="preserve">Show members</w:t>
+            </w:r>
+            <w:r>
+              <w:t xml:space="preserve"> lists the people on one list.</w:t>
+            </w:r>
+          </w:p>
+        </w:tc>
+      </w:tr>
+      <w:tr>
+        <w:tc>
+          <w:p>
+            <w:r>
+              <w:rPr>
+                <w:b/>
+                <w:bCs/>
+              </w:rPr>
+              <w:t xml:space="preserve">Recent unsubscribes</w:t>
+            </w:r>
+          </w:p>
+        </w:tc>
+        <w:tc>
+          <w:p>
+            <w:r>
+              <w:t xml:space="preserve">Everyone who unsubscribed, or was deleted by staff, in the last 90 days.</w:t>
+            </w:r>
+          </w:p>
+        </w:tc>
+      </w:tr>
+      <w:tr>
+        <w:tc>
+          <w:p>
+            <w:r>
+              <w:rPr>
+                <w:b/>
+                <w:bCs/>
+              </w:rPr>
+              <w:t xml:space="preserve">Sends per release</w:t>
+            </w:r>
+          </w:p>
+        </w:tc>
+        <w:tc>
+          <w:p>
+            <w:r>
+              <w:t xml:space="preserve">For each release or alert published in the dates you choose, the as-it-happens and media list emails.</w:t>
+            </w:r>
+          </w:p>
+        </w:tc>
+      </w:tr>
+      <w:tr>
+        <w:tc>
+          <w:p>
+            <w:r>
+              <w:rPr>
+                <w:b/>
+                <w:bCs/>
+              </w:rPr>
+              <w:t xml:space="preserve">Daily digest runs</w:t>
+            </w:r>
+          </w:p>
+        </w:tc>
+        <w:tc>
+          <w:p>
+            <w:r>
+              <w:t xml:space="preserve">Each 5:00 pm digest: how many subscribers and emails.</w:t>
+            </w:r>
+          </w:p>
+        </w:tc>
+      </w:tr>
+      <w:tr>
+        <w:tc>
+          <w:p>
+            <w:r>
+              <w:rPr>
+                <w:b/>
+                <w:bCs/>
+              </w:rPr>
+              <w:t xml:space="preserve">Distribution sent and bounced</w:t>
+            </w:r>
+          </w:p>
+        </w:tc>
+        <w:tc>
+          <w:p>
+            <w:r>
+              <w:t xml:space="preserve">Every email sent from any app, by day and sender.</w:t>
+            </w:r>
+          </w:p>
+        </w:tc>
+      </w:tr>
+    </w:tbl>
+    <w:p/>
+    <w:p>
+      <w:pPr>
+        <w:pStyle w:val="Heading2"/>
+      </w:pPr>
+      <w:r>
+        <w:t xml:space="preserve">Choose dates</w:t>
+      </w:r>
+    </w:p>
+    <w:p>
+      <w:pPr>
+        <w:spacing w:after="120"/>
+      </w:pPr>
+      <w:r>
+        <w:rPr>
+          <w:b/>
+          <w:bCs/>
+        </w:rPr>
+        <w:t xml:space="preserve">Sends per release</w:t>
+      </w:r>
+      <w:r>
+        <w:t xml:space="preserve">, </w:t>
+      </w:r>
+      <w:r>
+        <w:rPr>
+          <w:b/>
+          <w:bCs/>
+        </w:rPr>
+        <w:t xml:space="preserve">Daily digest runs</w:t>
+      </w:r>
+      <w:r>
+        <w:t xml:space="preserve"> and </w:t>
+      </w:r>
+      <w:r>
+        <w:rPr>
+          <w:b/>
+          <w:bCs/>
+        </w:rPr>
+        <w:t xml:space="preserve">Distribution sent and bounced</w:t>
+      </w:r>
+      <w:r>
+        <w:t xml:space="preserve"> cover the last 30 days at first.</w:t>
+      </w:r>
+    </w:p>
+    <w:p>
+      <w:pPr>
+        <w:pStyle w:val="ListParagraph"/>
+        <w:numPr>
+          <w:ilvl w:val="0"/>
+          <w:numId w:val="16"/>
+        </w:numPr>
+      </w:pPr>
+      <w:r>
+        <w:t xml:space="preserve">Enter </w:t>
+      </w:r>
+      <w:r>
+        <w:rPr>
+          <w:b/>
+          <w:bCs/>
+        </w:rPr>
+        <w:t xml:space="preserve">From (BC date)</w:t>
+      </w:r>
+      <w:r>
+        <w:t xml:space="preserve"> and </w:t>
+      </w:r>
+      <w:r>
+        <w:rPr>
+          <w:b/>
+          <w:bCs/>
+        </w:rPr>
+        <w:t xml:space="preserve">To (BC date)</w:t>
+      </w:r>
+      <w:r>
+        <w:t xml:space="preserve">. Up to 92 days at a time.</w:t>
+      </w:r>
+    </w:p>
+    <w:p>
+      <w:pPr>
+        <w:pStyle w:val="ListParagraph"/>
+        <w:numPr>
+          <w:ilvl w:val="0"/>
+          <w:numId w:val="16"/>
+        </w:numPr>
+      </w:pPr>
+      <w:r>
+        <w:t xml:space="preserve">Choose </w:t>
+      </w:r>
+      <w:r>
+        <w:rPr>
+          <w:b/>
+          <w:bCs/>
+        </w:rPr>
+        <w:t xml:space="preserve">Show</w:t>
+      </w:r>
+      <w:r>
+        <w:t xml:space="preserve">.</w:t>
+      </w:r>
+    </w:p>
+    <w:p>
+      <w:pPr>
+        <w:pStyle w:val="Heading2"/>
+      </w:pPr>
+      <w:r>
+        <w:t xml:space="preserve">Download a CSV</w:t>
+      </w:r>
+    </w:p>
+    <w:p>
+      <w:pPr>
+        <w:spacing w:after="120"/>
+      </w:pPr>
+      <w:r>
+        <w:t xml:space="preserve">Each report has a </w:t>
+      </w:r>
+      <w:r>
+        <w:rPr>
+          <w:b/>
+          <w:bCs/>
+        </w:rPr>
+        <w:t xml:space="preserve">Download</w:t>
+      </w:r>
+      <w:r>
+        <w:t xml:space="preserve"> link for a CSV file that opens in Excel.</w:t>
+      </w:r>
+    </w:p>
+    <w:p>
+      <w:pPr>
+        <w:spacing w:after="120"/>
+      </w:pPr>
+      <w:r>
+        <w:t xml:space="preserve">These downloads contain email addresses:</w:t>
+      </w:r>
+    </w:p>
+    <w:p>
+      <w:pPr>
+        <w:pStyle w:val="ListParagraph"/>
+        <w:numPr>
+          <w:ilvl w:val="0"/>
+          <w:numId w:val="1"/>
+        </w:numPr>
+      </w:pPr>
+      <w:r>
+        <w:rPr>
+          <w:b/>
+          <w:bCs/>
+        </w:rPr>
+        <w:t xml:space="preserve">Download members (CSV)</w:t>
+      </w:r>
+      <w:r>
+        <w:t xml:space="preserve"> on </w:t>
+      </w:r>
+      <w:r>
+        <w:rPr>
+          <w:b/>
+          <w:bCs/>
+        </w:rPr>
+        <w:t xml:space="preserve">Active subscribers by list</w:t>
+      </w:r>
+      <w:r>
+        <w:t xml:space="preserve">, after you choose </w:t>
+      </w:r>
+      <w:r>
+        <w:rPr>
+          <w:b/>
+          <w:bCs/>
+        </w:rPr>
+        <w:t xml:space="preserve">Show members</w:t>
+      </w:r>
+      <w:r>
+        <w:t xml:space="preserve">.</w:t>
+      </w:r>
+    </w:p>
+    <w:p>
+      <w:pPr>
+        <w:pStyle w:val="ListParagraph"/>
+        <w:numPr>
+          <w:ilvl w:val="0"/>
+          <w:numId w:val="1"/>
+        </w:numPr>
+      </w:pPr>
+      <w:r>
+        <w:rPr>
+          <w:b/>
+          <w:bCs/>
+        </w:rPr>
+        <w:t xml:space="preserve">Download list with addresses (CSV)</w:t>
+      </w:r>
+      <w:r>
+        <w:t xml:space="preserve"> on </w:t>
+      </w:r>
+      <w:r>
+        <w:rPr>
+          <w:b/>
+          <w:bCs/>
+        </w:rPr>
+        <w:t xml:space="preserve">Recent unsubscribes</w:t>
+      </w:r>
+      <w:r>
+        <w:t xml:space="preserve">.</w:t>
+      </w:r>
+    </w:p>
+    <w:p>
+      <w:pPr>
+        <w:spacing w:after="120"/>
+      </w:pPr>
+      <w:r>
+        <w:t xml:space="preserve">Each address download is recorded with your name and the report, never the addresses. Keep the file only as long as you need it. Subscribers viewers can't download addresses.</w:t>
+      </w:r>
+    </w:p>
+    <w:p>
+      <w:pPr>
+        <w:pStyle w:val="Heading2"/>
+      </w:pPr>
+      <w:r>
+        <w:t xml:space="preserve">Read the numbers</w:t>
+      </w:r>
+    </w:p>
+    <w:p>
+      <w:pPr>
+        <w:pStyle w:val="ListParagraph"/>
+        <w:numPr>
+          <w:ilvl w:val="0"/>
+          <w:numId w:val="1"/>
+        </w:numPr>
+      </w:pPr>
+      <w:r>
+        <w:rPr>
+          <w:b/>
+          <w:bCs/>
+        </w:rPr>
+        <w:t xml:space="preserve">Handed off, not bounced</w:t>
+      </w:r>
+      <w:r>
+        <w:t xml:space="preserve"> counts emails handed to Distribution, the sending service, less bounces. It is not proof of delivery. An email still queued, or one Distribution failed to send, still counts.</w:t>
+      </w:r>
+    </w:p>
+    <w:p>
+      <w:pPr>
+        <w:pStyle w:val="ListParagraph"/>
+        <w:numPr>
+          <w:ilvl w:val="0"/>
+          <w:numId w:val="1"/>
+        </w:numPr>
+      </w:pPr>
+      <w:r>
+        <w:rPr>
+          <w:b/>
+          <w:bCs/>
+        </w:rPr>
+        <w:t xml:space="preserve">Not sent</w:t>
+      </w:r>
+      <w:r>
+        <w:t xml:space="preserve"> means not yet handed off, including a send still going out.</w:t>
+      </w:r>
+    </w:p>
+    <w:p>
+      <w:pPr>
+        <w:pStyle w:val="ListParagraph"/>
+        <w:numPr>
+          <w:ilvl w:val="0"/>
+          <w:numId w:val="1"/>
+        </w:numPr>
+      </w:pPr>
+      <w:r>
+        <w:rPr>
+          <w:b/>
+          <w:bCs/>
+        </w:rPr>
+        <w:t xml:space="preserve">Items in window</w:t>
+      </w:r>
+      <w:r>
+        <w:t xml:space="preserve"> on </w:t>
+      </w:r>
+      <w:r>
+        <w:rPr>
+          <w:b/>
+          <w:bCs/>
+        </w:rPr>
+        <w:t xml:space="preserve">Daily digest runs</w:t>
+      </w:r>
+      <w:r>
+        <w:t xml:space="preserve"> is worked out when you open the report. A release withdrawn since the run no longer counts, so an older run's number can go down.</w:t>
+      </w:r>
+    </w:p>
+    <w:p>
+      <w:pPr>
+        <w:pStyle w:val="ListParagraph"/>
+        <w:numPr>
+          <w:ilvl w:val="0"/>
+          <w:numId w:val="1"/>
+        </w:numPr>
+      </w:pPr>
+      <w:r>
+        <w:rPr>
+          <w:b/>
+          <w:bCs/>
+        </w:rPr>
+        <w:t xml:space="preserve">Distribution sent and bounced</w:t>
+      </w:r>
+      <w:r>
+        <w:t xml:space="preserve"> won't match the other two reports. It counts by the day it sent, has its own </w:t>
+      </w:r>
+      <w:r>
+        <w:rPr>
+          <w:b/>
+          <w:bCs/>
+        </w:rPr>
+        <w:t xml:space="preserve">Failed</w:t>
+      </w:r>
+      <w:r>
+        <w:t xml:space="preserve"> column, and counts every bounce. The other reports go by the day the release was published or the digest ran, and count only bounces matched to a news email.</w:t>
+      </w:r>
+    </w:p>
+    <w:p>
+      <w:pPr>
+        <w:pStyle w:val="ListParagraph"/>
+        <w:numPr>
+          <w:ilvl w:val="0"/>
+          <w:numId w:val="1"/>
+        </w:numPr>
+      </w:pPr>
+      <w:r>
+        <w:rPr>
+          <w:b/>
+          <w:bCs/>
+        </w:rPr>
+        <w:t xml:space="preserve">Recent unsubscribes</w:t>
+      </w:r>
+      <w:r>
+        <w:t xml:space="preserve"> doesn't list people disabled by bounces. Find them on </w:t>
+      </w:r>
+      <w:r>
+        <w:rPr>
+          <w:b/>
+          <w:bCs/>
+        </w:rPr>
+        <w:t xml:space="preserve">Find subscribers</w:t>
+      </w:r>
+      <w:r>
+        <w:t xml:space="preserve"> with the </w:t>
+      </w:r>
+      <w:r>
+        <w:rPr>
+          <w:b/>
+          <w:bCs/>
+        </w:rPr>
+        <w:t xml:space="preserve">Disabled</w:t>
+      </w:r>
+      <w:r>
+        <w:t xml:space="preserve"> status. It does include people who unsubscribed in the old News On Demand, at the dates they left.</w:t>
+      </w:r>
+    </w:p>
+    <w:p>
+      <w:pPr>
+        <w:pStyle w:val="Heading2"/>
+      </w:pPr>
+      <w:r>
+        <w:t xml:space="preserve">Can't do this?</w:t>
+      </w:r>
+    </w:p>
+    <w:tbl>
+      <w:tblPr>
+        <w:tblW w:type="pct" w:w="5000"/>
+        <w:tblBorders>
+          <w:top w:val="single" w:color="auto" w:sz="4"/>
+          <w:left w:val="single" w:color="auto" w:sz="4"/>
+          <w:bottom w:val="single" w:color="auto" w:sz="4"/>
+          <w:right w:val="single" w:color="auto" w:sz="4"/>
+          <w:insideH w:val="single" w:color="auto" w:sz="4"/>
+          <w:insideV w:val="single" w:color="auto" w:sz="4"/>
+        </w:tblBorders>
+      </w:tblPr>
+      <w:tblGrid>
+        <w:gridCol w:w="4513"/>
+        <w:gridCol w:w="4513"/>
+      </w:tblGrid>
+      <w:tr>
+        <w:trPr>
+          <w:tblHeader/>
+        </w:trPr>
+        <w:tc>
+          <w:tcPr>
+            <w:shd w:fill="E8EEF5" w:val="clear"/>
+          </w:tcPr>
+          <w:p>
+            <w:r>
+              <w:rPr>
+                <w:b/>
+                <w:bCs/>
+              </w:rPr>
+              <w:t xml:space="preserve">Message</w:t>
+            </w:r>
+          </w:p>
+        </w:tc>
+        <w:tc>
+          <w:tcPr>
+            <w:shd w:fill="E8EEF5" w:val="clear"/>
+          </w:tcPr>
+          <w:p>
+            <w:r>
+              <w:rPr>
+                <w:b/>
+                <w:bCs/>
+              </w:rPr>
+              <w:t xml:space="preserve">What it means</w:t>
+            </w:r>
+          </w:p>
+        </w:tc>
+      </w:tr>
+      <w:tr>
+        <w:tc>
+          <w:p>
+            <w:r>
+              <w:t xml:space="preserve">"Choose a range of 92 days or fewer."</w:t>
+            </w:r>
+          </w:p>
+        </w:tc>
+        <w:tc>
+          <w:p>
+            <w:r>
+              <w:t xml:space="preserve">Shorten the dates.</w:t>
+            </w:r>
+          </w:p>
+        </w:tc>
+      </w:tr>
+      <w:tr>
+        <w:tc>
+          <w:p>
+            <w:r>
+              <w:t xml:space="preserve">"The start date must be on or before the end date."</w:t>
+            </w:r>
+          </w:p>
+        </w:tc>
+        <w:tc>
+          <w:p>
+            <w:r>
+              <w:t xml:space="preserve">Swap the dates.</w:t>
+            </w:r>
+          </w:p>
+        </w:tc>
+      </w:tr>
+      <w:tr>
+        <w:tc>
+          <w:p>
+            <w:r>
+              <w:t xml:space="preserve">"Enter real dates."</w:t>
+            </w:r>
+          </w:p>
+        </w:tc>
+        <w:tc>
+          <w:p>
+            <w:r>
+              <w:t xml:space="preserve">Check both dates.</w:t>
+            </w:r>
+          </w:p>
+        </w:tc>
+      </w:tr>
+      <w:tr>
+        <w:tc>
+          <w:p>
+            <w:r>
+              <w:t xml:space="preserve">"That list doesn't exist any more."</w:t>
+            </w:r>
+          </w:p>
+        </w:tc>
+        <w:tc>
+          <w:p>
+            <w:r>
+              <w:t xml:space="preserve">The list was removed. Go back to the report.</w:t>
+            </w:r>
+          </w:p>
+        </w:tc>
+      </w:tr>
+      <w:tr>
+        <w:tc>
+          <w:p>
+            <w:r>
+              <w:t xml:space="preserve">"Distribution is unavailable right now. Try again in a few minutes."</w:t>
+            </w:r>
+          </w:p>
+        </w:tc>
+        <w:tc>
+          <w:p>
+            <w:r>
+              <w:t xml:space="preserve">Only </w:t>
+            </w:r>
+            <w:r>
+              <w:rPr>
+                <w:b/>
+                <w:bCs/>
+              </w:rPr>
+              <w:t xml:space="preserve">Distribution sent and bounced</w:t>
+            </w:r>
+            <w:r>
+              <w:t xml:space="preserve"> is affected. The other reports still work.</w:t>
+            </w:r>
+          </w:p>
+        </w:tc>
+      </w:tr>
+    </w:tbl>
+    <w:p/>
+    <w:p>
+      <w:pPr>
+        <w:pStyle w:val="Heading1"/>
+      </w:pPr>
+      <w:bookmarkStart w:name="section_8" w:id="8"/>
+      <w:r>
+        <w:t xml:space="preserve">Operations</w:t>
+      </w:r>
+      <w:bookmarkEnd w:id="8"/>
+    </w:p>
+    <w:p>
+      <w:pPr>
+        <w:spacing w:after="120"/>
+      </w:pPr>
+      <w:r>
+        <w:rPr>
+          <w:b/>
+          <w:bCs/>
+        </w:rPr>
+        <w:t xml:space="preserve">Who this is for:</w:t>
+      </w:r>
+      <w:r>
+        <w:t xml:space="preserve"> Subscribers administrators (NoD.Admin).</w:t>
+      </w:r>
+    </w:p>
+    <w:p>
+      <w:pPr>
+        <w:spacing w:after="120"/>
+      </w:pPr>
+      <w:r>
+        <w:rPr>
+          <w:b/>
+          <w:bCs/>
+        </w:rPr>
+        <w:t xml:space="preserve">Operations</w:t>
+      </w:r>
+      <w:r>
+        <w:t xml:space="preserve"> stops and starts outgoing email, sets who gets the daily bounce summary, and controls the retention purge. Only Subscribers administrators see it.</w:t>
+      </w:r>
+    </w:p>
+    <w:p>
+      <w:pPr>
+        <w:pStyle w:val="Heading2"/>
+      </w:pPr>
+      <w:r>
+        <w:t xml:space="preserve">Pause News On Demand sending</w:t>
+      </w:r>
+    </w:p>
+    <w:p>
+      <w:pPr>
+        <w:spacing w:after="120"/>
+      </w:pPr>
+      <w:r>
+        <w:t xml:space="preserve">Pause this to hold news email, for example during an election period or while a problem is fixed.</w:t>
+      </w:r>
+    </w:p>
+    <w:p>
+      <w:pPr>
+        <w:pStyle w:val="ListParagraph"/>
+        <w:numPr>
+          <w:ilvl w:val="0"/>
+          <w:numId w:val="17"/>
+        </w:numPr>
+      </w:pPr>
+      <w:r>
+        <w:t xml:space="preserve">Under </w:t>
+      </w:r>
+      <w:r>
+        <w:rPr>
+          <w:b/>
+          <w:bCs/>
+        </w:rPr>
+        <w:t xml:space="preserve">News On Demand sending</w:t>
+      </w:r>
+      <w:r>
+        <w:t xml:space="preserve">, choose </w:t>
+      </w:r>
+      <w:r>
+        <w:rPr>
+          <w:b/>
+          <w:bCs/>
+        </w:rPr>
+        <w:t xml:space="preserve">Pause News On Demand sending</w:t>
+      </w:r>
+      <w:r>
+        <w:t xml:space="preserve">. The Hub asks "Pause News On Demand sending?" and explains "News On Demand keeps recording releases and building emails but holds them until you resume. Nothing is dropped." and says who is emailed about it.</w:t>
+      </w:r>
+    </w:p>
+    <w:p>
+      <w:pPr>
+        <w:pStyle w:val="ListParagraph"/>
+        <w:numPr>
+          <w:ilvl w:val="0"/>
+          <w:numId w:val="17"/>
+        </w:numPr>
+      </w:pPr>
+      <w:r>
+        <w:t xml:space="preserve">Choose </w:t>
+      </w:r>
+      <w:r>
+        <w:rPr>
+          <w:b/>
+          <w:bCs/>
+        </w:rPr>
+        <w:t xml:space="preserve">Confirm pause</w:t>
+      </w:r>
+      <w:r>
+        <w:t xml:space="preserve">. You see "News On Demand sending paused." and the section shows </w:t>
+      </w:r>
+      <w:r>
+        <w:rPr>
+          <w:b/>
+          <w:bCs/>
+        </w:rPr>
+        <w:t xml:space="preserve">Paused</w:t>
+      </w:r>
+      <w:r>
+        <w:t xml:space="preserve">.</w:t>
+      </w:r>
+    </w:p>
+    <w:p>
+      <w:pPr>
+        <w:spacing w:after="120"/>
+      </w:pPr>
+      <w:r>
+        <w:t xml:space="preserve">While paused, no as-it-happens, digest, emergency alert or media list email leaves News On Demand. Confirmation emails to people signing up still go out.</w:t>
+      </w:r>
+    </w:p>
+    <w:p>
+      <w:pPr>
+        <w:spacing w:after="120"/>
+      </w:pPr>
+      <w:r>
+        <w:t xml:space="preserve">To resume, choose </w:t>
+      </w:r>
+      <w:r>
+        <w:rPr>
+          <w:b/>
+          <w:bCs/>
+        </w:rPr>
+        <w:t xml:space="preserve">Resume News On Demand sending</w:t>
+      </w:r>
+      <w:r>
+        <w:t xml:space="preserve">, then </w:t>
+      </w:r>
+      <w:r>
+        <w:rPr>
+          <w:b/>
+          <w:bCs/>
+        </w:rPr>
+        <w:t xml:space="preserve">Confirm resume</w:t>
+      </w:r>
+      <w:r>
+        <w:t xml:space="preserve">. The Hub warns that held emails start going out straight away.</w:t>
+      </w:r>
+    </w:p>
+    <w:p>
+      <w:pPr>
+        <w:pStyle w:val="Heading2"/>
+      </w:pPr>
+      <w:r>
+        <w:t xml:space="preserve">Pause Distribution</w:t>
+      </w:r>
+    </w:p>
+    <w:p>
+      <w:pPr>
+        <w:spacing w:after="120"/>
+      </w:pPr>
+      <w:r>
+        <w:t xml:space="preserve">Distribution is the service that sends email for every app. Pause it only when email from all of them must stop.</w:t>
+      </w:r>
+    </w:p>
+    <w:p>
+      <w:pPr>
+        <w:pStyle w:val="ListParagraph"/>
+        <w:numPr>
+          <w:ilvl w:val="0"/>
+          <w:numId w:val="18"/>
+        </w:numPr>
+      </w:pPr>
+      <w:r>
+        <w:t xml:space="preserve">Under </w:t>
+      </w:r>
+      <w:r>
+        <w:rPr>
+          <w:b/>
+          <w:bCs/>
+        </w:rPr>
+        <w:t xml:space="preserve">Distribution</w:t>
+      </w:r>
+      <w:r>
+        <w:t xml:space="preserve">, choose </w:t>
+      </w:r>
+      <w:r>
+        <w:rPr>
+          <w:b/>
+          <w:bCs/>
+        </w:rPr>
+        <w:t xml:space="preserve">Pause Distribution</w:t>
+      </w:r>
+      <w:r>
+        <w:t xml:space="preserve">. The Hub asks "Pause Distribution?" and explains "No email goes out from any app, except system notices, until you resume. Queued email is kept." and says who is emailed about it.</w:t>
+      </w:r>
+    </w:p>
+    <w:p>
+      <w:pPr>
+        <w:pStyle w:val="ListParagraph"/>
+        <w:numPr>
+          <w:ilvl w:val="0"/>
+          <w:numId w:val="18"/>
+        </w:numPr>
+      </w:pPr>
+      <w:r>
+        <w:t xml:space="preserve">Choose </w:t>
+      </w:r>
+      <w:r>
+        <w:rPr>
+          <w:b/>
+          <w:bCs/>
+        </w:rPr>
+        <w:t xml:space="preserve">Confirm pause</w:t>
+      </w:r>
+      <w:r>
+        <w:t xml:space="preserve">. You see "Distribution paused."</w:t>
+      </w:r>
+    </w:p>
+    <w:p>
+      <w:pPr>
+        <w:spacing w:after="120"/>
+      </w:pPr>
+      <w:r>
+        <w:t xml:space="preserve">System notices still go out while paused. These include sign-up confirmations, manage-subscription links, the bounce summary and the pause emails themselves.</w:t>
+      </w:r>
+    </w:p>
+    <w:p>
+      <w:pPr>
+        <w:spacing w:after="120"/>
+      </w:pPr>
+      <w:r>
+        <w:t xml:space="preserve">To resume, choose </w:t>
+      </w:r>
+      <w:r>
+        <w:rPr>
+          <w:b/>
+          <w:bCs/>
+        </w:rPr>
+        <w:t xml:space="preserve">Resume Distribution</w:t>
+      </w:r>
+      <w:r>
+        <w:t xml:space="preserve">, then </w:t>
+      </w:r>
+      <w:r>
+        <w:rPr>
+          <w:b/>
+          <w:bCs/>
+        </w:rPr>
+        <w:t xml:space="preserve">Confirm resume</w:t>
+      </w:r>
+      <w:r>
+        <w:t xml:space="preserve">. The Hub warns that queued email starts going out straight away.</w:t>
+      </w:r>
+    </w:p>
+    <w:p>
+      <w:pPr>
+        <w:pStyle w:val="Heading2"/>
+      </w:pPr>
+      <w:r>
+        <w:t xml:space="preserve">Before you resume after a long pause</w:t>
+      </w:r>
+    </w:p>
+    <w:p>
+      <w:pPr>
+        <w:spacing w:after="120"/>
+      </w:pPr>
+      <w:r>
+        <w:t xml:space="preserve">Everything held goes out when you resume, however old it is. After a long pause, decide first whether old releases should still be sent. An email held more than 24 hours that then fails to send is not tried again.</w:t>
+      </w:r>
+    </w:p>
+    <w:p>
+      <w:pPr>
+        <w:pStyle w:val="Heading2"/>
+      </w:pPr>
+      <w:r>
+        <w:t xml:space="preserve">Who is told</w:t>
+      </w:r>
+    </w:p>
+    <w:p>
+      <w:pPr>
+        <w:spacing w:after="120"/>
+      </w:pPr>
+      <w:r>
+        <w:t xml:space="preserve">Each pause and resume emails the operations inbox with your name and the time, and the question says "The operations inbox is emailed." If this site has no operations inbox, nobody is emailed, and the question says "No one is emailed about it." Subscribers are never told.</w:t>
+      </w:r>
+    </w:p>
+    <w:p>
+      <w:pPr>
+        <w:pStyle w:val="Heading2"/>
+      </w:pPr>
+      <w:r>
+        <w:t xml:space="preserve">Bounce summary</w:t>
+      </w:r>
+    </w:p>
+    <w:p>
+      <w:pPr>
+        <w:spacing w:after="120"/>
+      </w:pPr>
+      <w:r>
+        <w:t xml:space="preserve">The bounce summary is a daily email at 8:00 am listing bounced subscribers. It is sent only when there were bounces. See </w:t>
+      </w:r>
+      <w:hyperlink w:history="1" w:anchor="section_9">
+        <w:r>
+          <w:t xml:space="preserve">Bounces</w:t>
+        </w:r>
+      </w:hyperlink>
+      <w:r>
+        <w:t xml:space="preserve"> for what it contains.</w:t>
+      </w:r>
+    </w:p>
+    <w:p>
+      <w:pPr>
+        <w:spacing w:after="120"/>
+      </w:pPr>
+      <w:r>
+        <w:t xml:space="preserve">The section shows where it goes now:</w:t>
+      </w:r>
+    </w:p>
+    <w:p>
+      <w:pPr>
+        <w:pStyle w:val="ListParagraph"/>
+        <w:numPr>
+          <w:ilvl w:val="0"/>
+          <w:numId w:val="1"/>
+        </w:numPr>
+      </w:pPr>
+      <w:r>
+        <w:t xml:space="preserve">"Using the server default:" followed by an address means no one has chosen an address here, so the site's own address is used. The box is empty on purpose.</w:t>
+      </w:r>
+    </w:p>
+    <w:p>
+      <w:pPr>
+        <w:pStyle w:val="ListParagraph"/>
+        <w:numPr>
+          <w:ilvl w:val="0"/>
+          <w:numId w:val="1"/>
+        </w:numPr>
+      </w:pPr>
+      <w:r>
+        <w:t xml:space="preserve">"No address is set, so no summary is sent." means nobody gets it.</w:t>
+      </w:r>
+    </w:p>
+    <w:p>
+      <w:pPr>
+        <w:spacing w:after="120"/>
+      </w:pPr>
+      <w:r>
+        <w:t xml:space="preserve">To send it somewhere else:</w:t>
+      </w:r>
+    </w:p>
+    <w:p>
+      <w:pPr>
+        <w:pStyle w:val="ListParagraph"/>
+        <w:numPr>
+          <w:ilvl w:val="0"/>
+          <w:numId w:val="19"/>
+        </w:numPr>
+      </w:pPr>
+      <w:r>
+        <w:t xml:space="preserve">Enter the address in </w:t>
+      </w:r>
+      <w:r>
+        <w:rPr>
+          <w:b/>
+          <w:bCs/>
+        </w:rPr>
+        <w:t xml:space="preserve">Bounce summary email</w:t>
+      </w:r>
+      <w:r>
+        <w:t xml:space="preserve">.</w:t>
+      </w:r>
+    </w:p>
+    <w:p>
+      <w:pPr>
+        <w:pStyle w:val="ListParagraph"/>
+        <w:numPr>
+          <w:ilvl w:val="0"/>
+          <w:numId w:val="19"/>
+        </w:numPr>
+      </w:pPr>
+      <w:r>
+        <w:t xml:space="preserve">Choose </w:t>
+      </w:r>
+      <w:r>
+        <w:rPr>
+          <w:b/>
+          <w:bCs/>
+        </w:rPr>
+        <w:t xml:space="preserve">Save address</w:t>
+      </w:r>
+      <w:r>
+        <w:t xml:space="preserve">. You see "Bounce summary address saved."</w:t>
+      </w:r>
+    </w:p>
+    <w:p>
+      <w:pPr>
+        <w:spacing w:after="120"/>
+      </w:pPr>
+      <w:r>
+        <w:t xml:space="preserve">To go back to the site's own address, choose </w:t>
+      </w:r>
+      <w:r>
+        <w:rPr>
+          <w:b/>
+          <w:bCs/>
+        </w:rPr>
+        <w:t xml:space="preserve">Use the server default</w:t>
+      </w:r>
+      <w:r>
+        <w:t xml:space="preserve">. You see "Using the server default again." Saving the box empty does the same.</w:t>
+      </w:r>
+    </w:p>
+    <w:p>
+      <w:pPr>
+        <w:pStyle w:val="Heading2"/>
+      </w:pPr>
+      <w:r>
+        <w:t xml:space="preserve">Soft bounces counted as hard</w:t>
+      </w:r>
+    </w:p>
+    <w:p>
+      <w:pPr>
+        <w:spacing w:after="120"/>
+      </w:pPr>
+      <w:r>
+        <w:t xml:space="preserve">A soft bounce is a temporary failure, such as a full mailbox. Its code starts with 4. Soft bounces never count toward disabling a subscriber, except the codes you list here. Those count like a hard bounce from the next bounce on, never for earlier ones.</w:t>
+      </w:r>
+    </w:p>
+    <w:p>
+      <w:pPr>
+        <w:pStyle w:val="ListParagraph"/>
+        <w:numPr>
+          <w:ilvl w:val="0"/>
+          <w:numId w:val="20"/>
+        </w:numPr>
+      </w:pPr>
+      <w:r>
+        <w:t xml:space="preserve">Enter codes in </w:t>
+      </w:r>
+      <w:r>
+        <w:rPr>
+          <w:b/>
+          <w:bCs/>
+        </w:rPr>
+        <w:t xml:space="preserve">Soft codes counted as hard</w:t>
+      </w:r>
+      <w:r>
+        <w:t xml:space="preserve">, such as 4.2.2, separated by commas.</w:t>
+      </w:r>
+    </w:p>
+    <w:p>
+      <w:pPr>
+        <w:pStyle w:val="ListParagraph"/>
+        <w:numPr>
+          <w:ilvl w:val="0"/>
+          <w:numId w:val="20"/>
+        </w:numPr>
+      </w:pPr>
+      <w:r>
+        <w:t xml:space="preserve">Choose </w:t>
+      </w:r>
+      <w:r>
+        <w:rPr>
+          <w:b/>
+          <w:bCs/>
+        </w:rPr>
+        <w:t xml:space="preserve">Save codes</w:t>
+      </w:r>
+      <w:r>
+        <w:t xml:space="preserve">. You see "Soft bounce codes saved."</w:t>
+      </w:r>
+    </w:p>
+    <w:p>
+      <w:pPr>
+        <w:spacing w:after="120"/>
+      </w:pPr>
+      <w:r>
+        <w:t xml:space="preserve">Leave the box empty to count none.</w:t>
+      </w:r>
+    </w:p>
+    <w:p>
+      <w:pPr>
+        <w:pStyle w:val="Heading2"/>
+      </w:pPr>
+      <w:r>
+        <w:t xml:space="preserve">Emergency alerts feed</w:t>
+      </w:r>
+    </w:p>
+    <w:p>
+      <w:pPr>
+        <w:spacing w:after="120"/>
+      </w:pPr>
+      <w:r>
+        <w:t xml:space="preserve">This section shows when the Emergency Info BC feed was last checked and how many alerts were new. Nothing here can be changed. A warning means the last check failed; it tries again every 5 minutes by itself.</w:t>
+      </w:r>
+    </w:p>
+    <w:p>
+      <w:pPr>
+        <w:spacing w:after="120"/>
+      </w:pPr>
+      <w:r>
+        <w:t xml:space="preserve">The first time a feed is read, its alerts are recorded without emailing anyone. Only alerts posted after that are sent.</w:t>
+      </w:r>
+    </w:p>
+    <w:p>
+      <w:pPr>
+        <w:pStyle w:val="Heading2"/>
+      </w:pPr>
+      <w:r>
+        <w:t xml:space="preserve">Retention purge</w:t>
+      </w:r>
+    </w:p>
+    <w:p>
+      <w:pPr>
+        <w:spacing w:after="120"/>
+      </w:pPr>
+      <w:r>
+        <w:t xml:space="preserve">The retention purge permanently deletes old personal information. Leave it </w:t>
+      </w:r>
+      <w:r>
+        <w:rPr>
+          <w:b/>
+          <w:bCs/>
+        </w:rPr>
+        <w:t xml:space="preserve">Off</w:t>
+      </w:r>
+      <w:r>
+        <w:t xml:space="preserve"> until the business has set retention rules.</w:t>
+      </w:r>
+    </w:p>
+    <w:p>
+      <w:pPr>
+        <w:spacing w:after="120"/>
+      </w:pPr>
+      <w:r>
+        <w:t xml:space="preserve">When on, every night at 3:00 am it deletes:</w:t>
+      </w:r>
+    </w:p>
+    <w:p>
+      <w:pPr>
+        <w:pStyle w:val="ListParagraph"/>
+        <w:numPr>
+          <w:ilvl w:val="0"/>
+          <w:numId w:val="1"/>
+        </w:numPr>
+      </w:pPr>
+      <w:r>
+        <w:t xml:space="preserve">sign-ups that were never confirmed, after 10 days;</w:t>
+      </w:r>
+    </w:p>
+    <w:p>
+      <w:pPr>
+        <w:pStyle w:val="ListParagraph"/>
+        <w:numPr>
+          <w:ilvl w:val="0"/>
+          <w:numId w:val="1"/>
+        </w:numPr>
+      </w:pPr>
+      <w:r>
+        <w:t xml:space="preserve">people who unsubscribed or were deleted more than 90 days ago, with their history and delivery records.</w:t>
+      </w:r>
+    </w:p>
+    <w:p>
+      <w:pPr>
+        <w:spacing w:after="120"/>
+      </w:pPr>
+      <w:r>
+        <w:t xml:space="preserve">It never deletes subscribers disabled by bounces. When it deletes someone who had left a media list by unsubscribing, it keeps that they left the list, without their address, so adding that address back still asks first.</w:t>
+      </w:r>
+    </w:p>
+    <w:p>
+      <w:pPr>
+        <w:spacing w:after="120"/>
+      </w:pPr>
+      <w:r>
+        <w:rPr>
+          <w:b/>
+          <w:bCs/>
+        </w:rPr>
+        <w:t xml:space="preserve">If it ran now, it would delete</w:t>
+      </w:r>
+      <w:r>
+        <w:t xml:space="preserve"> shows the counts before you turn it on. While it is on, the section also shows how its last run went. While it is off, no last run is shown.</w:t>
+      </w:r>
+    </w:p>
+    <w:p>
+      <w:pPr>
+        <w:pStyle w:val="ListParagraph"/>
+        <w:numPr>
+          <w:ilvl w:val="0"/>
+          <w:numId w:val="21"/>
+        </w:numPr>
+      </w:pPr>
+      <w:r>
+        <w:t xml:space="preserve">Choose </w:t>
+      </w:r>
+      <w:r>
+        <w:rPr>
+          <w:b/>
+          <w:bCs/>
+        </w:rPr>
+        <w:t xml:space="preserve">Turn on the retention purge</w:t>
+      </w:r>
+      <w:r>
+        <w:t xml:space="preserve">. The Hub asks "Turn on the retention purge?" and says how many subscribers and links the next run deletes "for good, and keeps doing so every night. This can't be undone."</w:t>
+      </w:r>
+    </w:p>
+    <w:p>
+      <w:pPr>
+        <w:pStyle w:val="ListParagraph"/>
+        <w:numPr>
+          <w:ilvl w:val="0"/>
+          <w:numId w:val="21"/>
+        </w:numPr>
+      </w:pPr>
+      <w:r>
+        <w:t xml:space="preserve">Choose </w:t>
+      </w:r>
+      <w:r>
+        <w:rPr>
+          <w:b/>
+          <w:bCs/>
+        </w:rPr>
+        <w:t xml:space="preserve">Turn on purge</w:t>
+      </w:r>
+      <w:r>
+        <w:t xml:space="preserve">. You see "Retention purge turned on."</w:t>
+      </w:r>
+    </w:p>
+    <w:p>
+      <w:pPr>
+        <w:spacing w:after="120"/>
+      </w:pPr>
+      <w:r>
+        <w:t xml:space="preserve">Deleted records can't be brought back. To stop it, choose </w:t>
+      </w:r>
+      <w:r>
+        <w:rPr>
+          <w:b/>
+          <w:bCs/>
+        </w:rPr>
+        <w:t xml:space="preserve">Turn off the retention purge</w:t>
+      </w:r>
+      <w:r>
+        <w:t xml:space="preserve">, then </w:t>
+      </w:r>
+      <w:r>
+        <w:rPr>
+          <w:b/>
+          <w:bCs/>
+        </w:rPr>
+        <w:t xml:space="preserve">Turn off purge</w:t>
+      </w:r>
+      <w:r>
+        <w:t xml:space="preserve">. Nothing more is deleted.</w:t>
+      </w:r>
+    </w:p>
+    <w:p>
+      <w:pPr>
+        <w:spacing w:after="120"/>
+      </w:pPr>
+      <w:r>
+        <w:t xml:space="preserve">Links in sent emails are cleared every night 10 days after they expire, whether the purge is on or off. They stopped working long before.</w:t>
+      </w:r>
+    </w:p>
+    <w:p>
+      <w:pPr>
+        <w:spacing w:after="120"/>
+      </w:pPr>
+      <w:r>
+        <w:t xml:space="preserve">Records imported from the old system that had already ended are kept until 90 days after the import.</w:t>
+      </w:r>
+    </w:p>
+    <w:p>
+      <w:pPr>
+        <w:pStyle w:val="Heading2"/>
+      </w:pPr>
+      <w:r>
+        <w:t xml:space="preserve">Test bounce upload</w:t>
+      </w:r>
+    </w:p>
+    <w:p>
+      <w:pPr>
+        <w:spacing w:after="120"/>
+      </w:pPr>
+      <w:r>
+        <w:t xml:space="preserve">This section shows on test sites only, where every email is redirected and real bounces never arrive.</w:t>
+      </w:r>
+    </w:p>
+    <w:p>
+      <w:pPr>
+        <w:pStyle w:val="ListParagraph"/>
+        <w:numPr>
+          <w:ilvl w:val="0"/>
+          <w:numId w:val="22"/>
+        </w:numPr>
+      </w:pPr>
+      <w:r>
+        <w:t xml:space="preserve">Choose a bounce message file under </w:t>
+      </w:r>
+      <w:r>
+        <w:rPr>
+          <w:b/>
+          <w:bCs/>
+        </w:rPr>
+        <w:t xml:space="preserve">Bounce message (.eml)</w:t>
+      </w:r>
+      <w:r>
+        <w:t xml:space="preserve">, or paste it in </w:t>
+      </w:r>
+      <w:r>
+        <w:rPr>
+          <w:b/>
+          <w:bCs/>
+        </w:rPr>
+        <w:t xml:space="preserve">Or paste the message</w:t>
+      </w:r>
+      <w:r>
+        <w:t xml:space="preserve">.</w:t>
+      </w:r>
+    </w:p>
+    <w:p>
+      <w:pPr>
+        <w:pStyle w:val="ListParagraph"/>
+        <w:numPr>
+          <w:ilvl w:val="0"/>
+          <w:numId w:val="22"/>
+        </w:numPr>
+      </w:pPr>
+      <w:r>
+        <w:t xml:space="preserve">Choose </w:t>
+      </w:r>
+      <w:r>
+        <w:rPr>
+          <w:b/>
+          <w:bCs/>
+        </w:rPr>
+        <w:t xml:space="preserve">Upload bounce</w:t>
+      </w:r>
+      <w:r>
+        <w:t xml:space="preserve">. You see "Uploaded. Bounce processing picks it up within 15 minutes."</w:t>
+      </w:r>
+    </w:p>
+    <w:p>
+      <w:pPr>
+        <w:pStyle w:val="Heading2"/>
+      </w:pPr>
+      <w:r>
+        <w:t xml:space="preserve">Can't do this?</w:t>
+      </w:r>
+    </w:p>
+    <w:tbl>
+      <w:tblPr>
+        <w:tblW w:type="pct" w:w="5000"/>
+        <w:tblBorders>
+          <w:top w:val="single" w:color="auto" w:sz="4"/>
+          <w:left w:val="single" w:color="auto" w:sz="4"/>
+          <w:bottom w:val="single" w:color="auto" w:sz="4"/>
+          <w:right w:val="single" w:color="auto" w:sz="4"/>
+          <w:insideH w:val="single" w:color="auto" w:sz="4"/>
+          <w:insideV w:val="single" w:color="auto" w:sz="4"/>
+        </w:tblBorders>
+      </w:tblPr>
+      <w:tblGrid>
+        <w:gridCol w:w="4513"/>
+        <w:gridCol w:w="4513"/>
+      </w:tblGrid>
+      <w:tr>
+        <w:trPr>
+          <w:tblHeader/>
+        </w:trPr>
+        <w:tc>
+          <w:tcPr>
+            <w:shd w:fill="E8EEF5" w:val="clear"/>
+          </w:tcPr>
+          <w:p>
+            <w:r>
+              <w:rPr>
+                <w:b/>
+                <w:bCs/>
+              </w:rPr>
+              <w:t xml:space="preserve">Message</w:t>
+            </w:r>
+          </w:p>
+        </w:tc>
+        <w:tc>
+          <w:tcPr>
+            <w:shd w:fill="E8EEF5" w:val="clear"/>
+          </w:tcPr>
+          <w:p>
+            <w:r>
+              <w:rPr>
+                <w:b/>
+                <w:bCs/>
+              </w:rPr>
+              <w:t xml:space="preserve">What it means</w:t>
+            </w:r>
+          </w:p>
+        </w:tc>
+      </w:tr>
+      <w:tr>
+        <w:tc>
+          <w:p>
+            <w:r>
+              <w:t xml:space="preserve">"Distribution isn't responding. Nothing changed."</w:t>
+            </w:r>
+          </w:p>
+        </w:tc>
+        <w:tc>
+          <w:p>
+            <w:r>
+              <w:t xml:space="preserve">Distribution is down. Try again shortly.</w:t>
+            </w:r>
+          </w:p>
+        </w:tc>
+      </w:tr>
+      <w:tr>
+        <w:tc>
+          <w:p>
+            <w:r>
+              <w:t xml:space="preserve">"Distribution isn't responding, so its state is unknown. Reload the page shortly."</w:t>
+            </w:r>
+          </w:p>
+        </w:tc>
+        <w:tc>
+          <w:p>
+            <w:r>
+              <w:t xml:space="preserve">The Hub can't tell whether Distribution is paused.</w:t>
+            </w:r>
+          </w:p>
+        </w:tc>
+      </w:tr>
+      <w:tr>
+        <w:tc>
+          <w:p>
+            <w:r>
+              <w:t xml:space="preserve">"Couldn't change it. Nothing changed."</w:t>
+            </w:r>
+          </w:p>
+        </w:tc>
+        <w:tc>
+          <w:p>
+            <w:r>
+              <w:t xml:space="preserve">The change didn't save. Try again.</w:t>
+            </w:r>
+          </w:p>
+        </w:tc>
+      </w:tr>
+      <w:tr>
+        <w:tc>
+          <w:p>
+            <w:r>
+              <w:t xml:space="preserve">"Enter a valid email address."</w:t>
+            </w:r>
+          </w:p>
+        </w:tc>
+        <w:tc>
+          <w:p>
+            <w:r>
+              <w:t xml:space="preserve">Check the bounce summary address.</w:t>
+            </w:r>
+          </w:p>
+        </w:tc>
+      </w:tr>
+      <w:tr>
+        <w:tc>
+          <w:p>
+            <w:r>
+              <w:t xml:space="preserve">"Enter codes like 4.2.2, separated by commas."</w:t>
+            </w:r>
+          </w:p>
+        </w:tc>
+        <w:tc>
+          <w:p>
+            <w:r>
+              <w:t xml:space="preserve">Only codes starting with 4 can be listed.</w:t>
+            </w:r>
+          </w:p>
+        </w:tc>
+      </w:tr>
+      <w:tr>
+        <w:tc>
+          <w:p>
+            <w:r>
+              <w:t xml:space="preserve">"Couldn't save. Try again."</w:t>
+            </w:r>
+          </w:p>
+        </w:tc>
+        <w:tc>
+          <w:p>
+            <w:r>
+              <w:t xml:space="preserve">The setting didn't save.</w:t>
+            </w:r>
+          </w:p>
+        </w:tc>
+      </w:tr>
+      <w:tr>
+        <w:tc>
+          <w:p>
+            <w:r>
+              <w:t xml:space="preserve">"Choose a .eml file or paste a message first."</w:t>
+            </w:r>
+          </w:p>
+        </w:tc>
+        <w:tc>
+          <w:p>
+            <w:r>
+              <w:t xml:space="preserve">Add a bounce message before uploading.</w:t>
+            </w:r>
+          </w:p>
+        </w:tc>
+      </w:tr>
+      <w:tr>
+        <w:tc>
+          <w:p>
+            <w:r>
+              <w:t xml:space="preserve">"That file is over 1 MB."</w:t>
+            </w:r>
+          </w:p>
+        </w:tc>
+        <w:tc>
+          <w:p>
+            <w:r>
+              <w:t xml:space="preserve">Bounce messages can be up to 1 MB.</w:t>
+            </w:r>
+          </w:p>
+        </w:tc>
+      </w:tr>
+      <w:tr>
+        <w:tc>
+          <w:p>
+            <w:r>
+              <w:t xml:space="preserve">"This site doesn't use the test mailbox."</w:t>
+            </w:r>
+          </w:p>
+        </w:tc>
+        <w:tc>
+          <w:p>
+            <w:r>
+              <w:t xml:space="preserve">Bounces on this site come from the real mailbox.</w:t>
+            </w:r>
+          </w:p>
+        </w:tc>
+      </w:tr>
+    </w:tbl>
+    <w:p/>
+    <w:p>
+      <w:pPr>
+        <w:pStyle w:val="Heading1"/>
+      </w:pPr>
+      <w:bookmarkStart w:name="section_9" w:id="9"/>
+      <w:r>
+        <w:t xml:space="preserve">Bounces</w:t>
+      </w:r>
+      <w:bookmarkEnd w:id="9"/>
+    </w:p>
+    <w:p>
+      <w:pPr>
+        <w:spacing w:after="120"/>
+      </w:pPr>
+      <w:r>
+        <w:rPr>
+          <w:b/>
+          <w:bCs/>
+        </w:rPr>
+        <w:t xml:space="preserve">Who this is for:</w:t>
+      </w:r>
+      <w:r>
+        <w:t xml:space="preserve"> Subscribers administrators (NoD.Admin).</w:t>
+      </w:r>
+    </w:p>
+    <w:p>
+      <w:pPr>
+        <w:spacing w:after="120"/>
+      </w:pPr>
+      <w:r>
+        <w:t xml:space="preserve">A bounce is an email that comes back undelivered. A hard bounce means the address doesn't work, such as a mailbox that no longer exists. A soft bounce is temporary, such as a full mailbox.</w:t>
+      </w:r>
+    </w:p>
+    <w:p>
+      <w:pPr>
+        <w:pStyle w:val="Heading2"/>
+      </w:pPr>
+      <w:r>
+        <w:t xml:space="preserve">When a subscriber is disabled</w:t>
+      </w:r>
+    </w:p>
+    <w:p>
+      <w:pPr>
+        <w:spacing w:after="120"/>
+      </w:pPr>
+      <w:r>
+        <w:t xml:space="preserve">When a subscriber's last 10 emails within 15 days have all hard-bounced, News On Demand acts on its own:</w:t>
+      </w:r>
+    </w:p>
+    <w:p>
+      <w:pPr>
+        <w:pStyle w:val="ListParagraph"/>
+        <w:numPr>
+          <w:ilvl w:val="0"/>
+          <w:numId w:val="1"/>
+        </w:numPr>
+      </w:pPr>
+      <w:r>
+        <w:t xml:space="preserve">A subscriber who is not on any media list is disabled. Their status becomes </w:t>
+      </w:r>
+      <w:r>
+        <w:rPr>
+          <w:b/>
+          <w:bCs/>
+        </w:rPr>
+        <w:t xml:space="preserve">Disabled — after repeated bounces</w:t>
+      </w:r>
+      <w:r>
+        <w:t xml:space="preserve">, and they get nothing more. Their record and lists are kept. The retention purge never deletes them.</w:t>
+      </w:r>
+    </w:p>
+    <w:p>
+      <w:pPr>
+        <w:pStyle w:val="ListParagraph"/>
+        <w:numPr>
+          <w:ilvl w:val="0"/>
+          <w:numId w:val="1"/>
+        </w:numPr>
+      </w:pPr>
+      <w:r>
+        <w:t xml:space="preserve">A media list member is never disabled. They are flagged </w:t>
+      </w:r>
+      <w:r>
+        <w:rPr>
+          <w:b/>
+          <w:bCs/>
+        </w:rPr>
+        <w:t xml:space="preserve">Bouncing</w:t>
+      </w:r>
+      <w:r>
+        <w:t xml:space="preserve"> on </w:t>
+      </w:r>
+      <w:r>
+        <w:rPr>
+          <w:b/>
+          <w:bCs/>
+        </w:rPr>
+        <w:t xml:space="preserve">Media lists</w:t>
+      </w:r>
+      <w:r>
+        <w:t xml:space="preserve"> and keep being sent media and news release email. Tell Media Relations.</w:t>
+      </w:r>
+    </w:p>
+    <w:p>
+      <w:pPr>
+        <w:spacing w:after="120"/>
+      </w:pPr>
+      <w:r>
+        <w:t xml:space="preserve">A daily digest counts as one email, however many releases it lists. Soft bounces don't count, unless their code is listed under </w:t>
+      </w:r>
+      <w:r>
+        <w:rPr>
+          <w:b/>
+          <w:bCs/>
+        </w:rPr>
+        <w:t xml:space="preserve">Soft bounces counted as hard</w:t>
+      </w:r>
+      <w:r>
+        <w:t xml:space="preserve"> on </w:t>
+      </w:r>
+      <w:hyperlink w:history="1" w:anchor="section_8">
+        <w:r>
+          <w:t xml:space="preserve">Operations</w:t>
+        </w:r>
+      </w:hyperlink>
+      <w:r>
+        <w:t xml:space="preserve">.</w:t>
+      </w:r>
+    </w:p>
+    <w:p>
+      <w:pPr>
+        <w:spacing w:after="120"/>
+      </w:pPr>
+      <w:r>
+        <w:t xml:space="preserve">A subscriber's record shows </w:t>
+      </w:r>
+      <w:r>
+        <w:rPr>
+          <w:b/>
+          <w:bCs/>
+        </w:rPr>
+        <w:t xml:space="preserve">Bounced emails counted (last 15 days)</w:t>
+      </w:r>
+      <w:r>
+        <w:t xml:space="preserve"> once any have bounced.</w:t>
+      </w:r>
+    </w:p>
+    <w:p>
+      <w:pPr>
+        <w:pStyle w:val="Heading2"/>
+      </w:pPr>
+      <w:r>
+        <w:t xml:space="preserve">Bring a bounced subscriber back</w:t>
+      </w:r>
+    </w:p>
+    <w:p>
+      <w:pPr>
+        <w:pStyle w:val="ListParagraph"/>
+        <w:numPr>
+          <w:ilvl w:val="0"/>
+          <w:numId w:val="1"/>
+        </w:numPr>
+      </w:pPr>
+      <w:r>
+        <w:t xml:space="preserve">They can sign up again on the public site. The confirmation email reaching them proves the mailbox works.</w:t>
+      </w:r>
+    </w:p>
+    <w:p>
+      <w:pPr>
+        <w:pStyle w:val="ListParagraph"/>
+        <w:numPr>
+          <w:ilvl w:val="0"/>
+          <w:numId w:val="1"/>
+        </w:numPr>
+      </w:pPr>
+      <w:r>
+        <w:t xml:space="preserve">Or, once you know the mailbox works, open their record and choose </w:t>
+      </w:r>
+      <w:r>
+        <w:rPr>
+          <w:b/>
+          <w:bCs/>
+        </w:rPr>
+        <w:t xml:space="preserve">Activate</w:t>
+      </w:r>
+      <w:r>
+        <w:t xml:space="preserve">. Their bounce count starts again.</w:t>
+      </w:r>
+    </w:p>
+    <w:p>
+      <w:pPr>
+        <w:spacing w:after="120"/>
+      </w:pPr>
+      <w:r>
+        <w:t xml:space="preserve">For a bouncing media list member, choose </w:t>
+      </w:r>
+      <w:r>
+        <w:rPr>
+          <w:b/>
+          <w:bCs/>
+        </w:rPr>
+        <w:t xml:space="preserve">Resolve</w:t>
+      </w:r>
+      <w:r>
+        <w:t xml:space="preserve"> on the list. See </w:t>
+      </w:r>
+      <w:hyperlink w:history="1" w:anchor="section_6">
+        <w:r>
+          <w:t xml:space="preserve">Media lists</w:t>
+        </w:r>
+      </w:hyperlink>
+      <w:r>
+        <w:t xml:space="preserve">.</w:t>
+      </w:r>
+    </w:p>
+    <w:p>
+      <w:pPr>
+        <w:pStyle w:val="Heading2"/>
+      </w:pPr>
+      <w:r>
+        <w:t xml:space="preserve">The daily bounce summary</w:t>
+      </w:r>
+    </w:p>
+    <w:p>
+      <w:pPr>
+        <w:spacing w:after="120"/>
+      </w:pPr>
+      <w:r>
+        <w:t xml:space="preserve">The summary is emailed at 8:00 am to the address set on </w:t>
+      </w:r>
+      <w:r>
+        <w:rPr>
+          <w:b/>
+          <w:bCs/>
+        </w:rPr>
+        <w:t xml:space="preserve">Operations</w:t>
+      </w:r>
+      <w:r>
+        <w:t xml:space="preserve">, with the subject "News On Demand - Bounce Manager" and the date. It is sent only when something bounced since the last one.</w:t>
+      </w:r>
+    </w:p>
+    <w:p>
+      <w:pPr>
+        <w:spacing w:after="120"/>
+      </w:pPr>
+      <w:r>
+        <w:t xml:space="preserve">It has these parts:</w:t>
+      </w:r>
+    </w:p>
+    <w:tbl>
+      <w:tblPr>
+        <w:tblW w:type="pct" w:w="5000"/>
+        <w:tblBorders>
+          <w:top w:val="single" w:color="auto" w:sz="4"/>
+          <w:left w:val="single" w:color="auto" w:sz="4"/>
+          <w:bottom w:val="single" w:color="auto" w:sz="4"/>
+          <w:right w:val="single" w:color="auto" w:sz="4"/>
+          <w:insideH w:val="single" w:color="auto" w:sz="4"/>
+          <w:insideV w:val="single" w:color="auto" w:sz="4"/>
+        </w:tblBorders>
+      </w:tblPr>
+      <w:tblGrid>
+        <w:gridCol w:w="4513"/>
+        <w:gridCol w:w="4513"/>
+      </w:tblGrid>
+      <w:tr>
+        <w:trPr>
+          <w:tblHeader/>
+        </w:trPr>
+        <w:tc>
+          <w:tcPr>
+            <w:shd w:fill="E8EEF5" w:val="clear"/>
+          </w:tcPr>
+          <w:p>
+            <w:r>
+              <w:rPr>
+                <w:b/>
+                <w:bCs/>
+              </w:rPr>
+              <w:t xml:space="preserve">Part</w:t>
+            </w:r>
+          </w:p>
+        </w:tc>
+        <w:tc>
+          <w:tcPr>
+            <w:shd w:fill="E8EEF5" w:val="clear"/>
+          </w:tcPr>
+          <w:p>
+            <w:r>
+              <w:rPr>
+                <w:b/>
+                <w:bCs/>
+              </w:rPr>
+              <w:t xml:space="preserve">What to do</w:t>
+            </w:r>
+          </w:p>
+        </w:tc>
+      </w:tr>
+      <w:tr>
+        <w:tc>
+          <w:p>
+            <w:r>
+              <w:t xml:space="preserve">Bounce reports processed</w:t>
+            </w:r>
+          </w:p>
+        </w:tc>
+        <w:tc>
+          <w:p>
+            <w:r>
+              <w:t xml:space="preserve">The totals, including auto-replies and other messages that weren't bounces.</w:t>
+            </w:r>
+          </w:p>
+        </w:tc>
+      </w:tr>
+      <w:tr>
+        <w:tc>
+          <w:p>
+            <w:r>
+              <w:rPr>
+                <w:b/>
+                <w:bCs/>
+              </w:rPr>
+              <w:t xml:space="preserve">Hard bounces</w:t>
+            </w:r>
+            <w:r>
+              <w:t xml:space="preserve">: count toward 10 in 15 days</w:t>
+            </w:r>
+          </w:p>
+        </w:tc>
+        <w:tc>
+          <w:p>
+            <w:r>
+              <w:t xml:space="preserve">One line per bounce: the address, the code and the outcome, such as recorded, disabled or flagged.</w:t>
+            </w:r>
+          </w:p>
+        </w:tc>
+      </w:tr>
+      <w:tr>
+        <w:tc>
+          <w:p>
+            <w:r>
+              <w:rPr>
+                <w:b/>
+                <w:bCs/>
+              </w:rPr>
+              <w:t xml:space="preserve">Soft bounces</w:t>
+            </w:r>
+            <w:r>
+              <w:t xml:space="preserve">: not counted, usually no action needed</w:t>
+            </w:r>
+          </w:p>
+        </w:tc>
+        <w:tc>
+          <w:p>
+            <w:r>
+              <w:t xml:space="preserve">Usually nothing to do.</w:t>
+            </w:r>
+          </w:p>
+        </w:tc>
+      </w:tr>
+      <w:tr>
+        <w:tc>
+          <w:p>
+            <w:r>
+              <w:rPr>
+                <w:b/>
+                <w:bCs/>
+              </w:rPr>
+              <w:t xml:space="preserve">Unrecorded bounces</w:t>
+            </w:r>
+            <w:r>
+              <w:t xml:space="preserve">: not counted; check the bounce mailbox</w:t>
+            </w:r>
+          </w:p>
+        </w:tc>
+        <w:tc>
+          <w:p>
+            <w:r>
+              <w:t xml:space="preserve">Bounces that matched no news email, such as a bounced sign-up confirmation. If an address keeps appearing and the line says "NoD subscriber", find and delete that subscriber.</w:t>
+            </w:r>
+          </w:p>
+        </w:tc>
+      </w:tr>
+    </w:tbl>
+    <w:p/>
+    <w:p>
+      <w:pPr>
+        <w:spacing w:after="120"/>
+      </w:pPr>
+      <w:r>
+        <w:t xml:space="preserve">A line in bold is a media list member. Tell Media Relations each time one appears, even if they are already flagged. The soft and unrecorded parts stop at 500 lines each and say how many more there were; the rest are in the bounce mailbox.</w:t>
       </w:r>
     </w:p>
     <w:sectPr>
@@ -361,6 +6999,321 @@
   <w:num w:numId="1">
     <w:abstractNumId w:val="1"/>
     <w:lvlOverride w:ilvl="0">
+      <w:startOverride w:val="1"/>
+    </w:lvlOverride>
+  </w:num>
+  <w:num w:numId="2">
+    <w:abstractNumId w:val="3"/>
+    <w:lvlOverride w:ilvl="0">
+      <w:startOverride w:val="1"/>
+    </w:lvlOverride>
+    <w:lvlOverride w:ilvl="1">
+      <w:startOverride w:val="1"/>
+    </w:lvlOverride>
+    <w:lvlOverride w:ilvl="2">
+      <w:startOverride w:val="1"/>
+    </w:lvlOverride>
+    <w:lvlOverride w:ilvl="3">
+      <w:startOverride w:val="1"/>
+    </w:lvlOverride>
+  </w:num>
+  <w:num w:numId="3">
+    <w:abstractNumId w:val="3"/>
+    <w:lvlOverride w:ilvl="0">
+      <w:startOverride w:val="1"/>
+    </w:lvlOverride>
+    <w:lvlOverride w:ilvl="1">
+      <w:startOverride w:val="1"/>
+    </w:lvlOverride>
+    <w:lvlOverride w:ilvl="2">
+      <w:startOverride w:val="1"/>
+    </w:lvlOverride>
+    <w:lvlOverride w:ilvl="3">
+      <w:startOverride w:val="1"/>
+    </w:lvlOverride>
+  </w:num>
+  <w:num w:numId="4">
+    <w:abstractNumId w:val="3"/>
+    <w:lvlOverride w:ilvl="0">
+      <w:startOverride w:val="1"/>
+    </w:lvlOverride>
+    <w:lvlOverride w:ilvl="1">
+      <w:startOverride w:val="1"/>
+    </w:lvlOverride>
+    <w:lvlOverride w:ilvl="2">
+      <w:startOverride w:val="1"/>
+    </w:lvlOverride>
+    <w:lvlOverride w:ilvl="3">
+      <w:startOverride w:val="1"/>
+    </w:lvlOverride>
+  </w:num>
+  <w:num w:numId="5">
+    <w:abstractNumId w:val="3"/>
+    <w:lvlOverride w:ilvl="0">
+      <w:startOverride w:val="1"/>
+    </w:lvlOverride>
+    <w:lvlOverride w:ilvl="1">
+      <w:startOverride w:val="1"/>
+    </w:lvlOverride>
+    <w:lvlOverride w:ilvl="2">
+      <w:startOverride w:val="1"/>
+    </w:lvlOverride>
+    <w:lvlOverride w:ilvl="3">
+      <w:startOverride w:val="1"/>
+    </w:lvlOverride>
+  </w:num>
+  <w:num w:numId="6">
+    <w:abstractNumId w:val="3"/>
+    <w:lvlOverride w:ilvl="0">
+      <w:startOverride w:val="1"/>
+    </w:lvlOverride>
+    <w:lvlOverride w:ilvl="1">
+      <w:startOverride w:val="1"/>
+    </w:lvlOverride>
+    <w:lvlOverride w:ilvl="2">
+      <w:startOverride w:val="1"/>
+    </w:lvlOverride>
+    <w:lvlOverride w:ilvl="3">
+      <w:startOverride w:val="1"/>
+    </w:lvlOverride>
+  </w:num>
+  <w:num w:numId="7">
+    <w:abstractNumId w:val="3"/>
+    <w:lvlOverride w:ilvl="0">
+      <w:startOverride w:val="1"/>
+    </w:lvlOverride>
+    <w:lvlOverride w:ilvl="1">
+      <w:startOverride w:val="1"/>
+    </w:lvlOverride>
+    <w:lvlOverride w:ilvl="2">
+      <w:startOverride w:val="1"/>
+    </w:lvlOverride>
+    <w:lvlOverride w:ilvl="3">
+      <w:startOverride w:val="1"/>
+    </w:lvlOverride>
+  </w:num>
+  <w:num w:numId="8">
+    <w:abstractNumId w:val="3"/>
+    <w:lvlOverride w:ilvl="0">
+      <w:startOverride w:val="1"/>
+    </w:lvlOverride>
+    <w:lvlOverride w:ilvl="1">
+      <w:startOverride w:val="1"/>
+    </w:lvlOverride>
+    <w:lvlOverride w:ilvl="2">
+      <w:startOverride w:val="1"/>
+    </w:lvlOverride>
+    <w:lvlOverride w:ilvl="3">
+      <w:startOverride w:val="1"/>
+    </w:lvlOverride>
+  </w:num>
+  <w:num w:numId="9">
+    <w:abstractNumId w:val="3"/>
+    <w:lvlOverride w:ilvl="0">
+      <w:startOverride w:val="1"/>
+    </w:lvlOverride>
+    <w:lvlOverride w:ilvl="1">
+      <w:startOverride w:val="1"/>
+    </w:lvlOverride>
+    <w:lvlOverride w:ilvl="2">
+      <w:startOverride w:val="1"/>
+    </w:lvlOverride>
+    <w:lvlOverride w:ilvl="3">
+      <w:startOverride w:val="1"/>
+    </w:lvlOverride>
+  </w:num>
+  <w:num w:numId="10">
+    <w:abstractNumId w:val="3"/>
+    <w:lvlOverride w:ilvl="0">
+      <w:startOverride w:val="1"/>
+    </w:lvlOverride>
+    <w:lvlOverride w:ilvl="1">
+      <w:startOverride w:val="1"/>
+    </w:lvlOverride>
+    <w:lvlOverride w:ilvl="2">
+      <w:startOverride w:val="1"/>
+    </w:lvlOverride>
+    <w:lvlOverride w:ilvl="3">
+      <w:startOverride w:val="1"/>
+    </w:lvlOverride>
+  </w:num>
+  <w:num w:numId="11">
+    <w:abstractNumId w:val="3"/>
+    <w:lvlOverride w:ilvl="0">
+      <w:startOverride w:val="1"/>
+    </w:lvlOverride>
+    <w:lvlOverride w:ilvl="1">
+      <w:startOverride w:val="1"/>
+    </w:lvlOverride>
+    <w:lvlOverride w:ilvl="2">
+      <w:startOverride w:val="1"/>
+    </w:lvlOverride>
+    <w:lvlOverride w:ilvl="3">
+      <w:startOverride w:val="1"/>
+    </w:lvlOverride>
+  </w:num>
+  <w:num w:numId="12">
+    <w:abstractNumId w:val="3"/>
+    <w:lvlOverride w:ilvl="0">
+      <w:startOverride w:val="1"/>
+    </w:lvlOverride>
+    <w:lvlOverride w:ilvl="1">
+      <w:startOverride w:val="1"/>
+    </w:lvlOverride>
+    <w:lvlOverride w:ilvl="2">
+      <w:startOverride w:val="1"/>
+    </w:lvlOverride>
+    <w:lvlOverride w:ilvl="3">
+      <w:startOverride w:val="1"/>
+    </w:lvlOverride>
+  </w:num>
+  <w:num w:numId="13">
+    <w:abstractNumId w:val="3"/>
+    <w:lvlOverride w:ilvl="0">
+      <w:startOverride w:val="1"/>
+    </w:lvlOverride>
+    <w:lvlOverride w:ilvl="1">
+      <w:startOverride w:val="1"/>
+    </w:lvlOverride>
+    <w:lvlOverride w:ilvl="2">
+      <w:startOverride w:val="1"/>
+    </w:lvlOverride>
+    <w:lvlOverride w:ilvl="3">
+      <w:startOverride w:val="1"/>
+    </w:lvlOverride>
+  </w:num>
+  <w:num w:numId="14">
+    <w:abstractNumId w:val="3"/>
+    <w:lvlOverride w:ilvl="0">
+      <w:startOverride w:val="1"/>
+    </w:lvlOverride>
+    <w:lvlOverride w:ilvl="1">
+      <w:startOverride w:val="1"/>
+    </w:lvlOverride>
+    <w:lvlOverride w:ilvl="2">
+      <w:startOverride w:val="1"/>
+    </w:lvlOverride>
+    <w:lvlOverride w:ilvl="3">
+      <w:startOverride w:val="1"/>
+    </w:lvlOverride>
+  </w:num>
+  <w:num w:numId="15">
+    <w:abstractNumId w:val="3"/>
+    <w:lvlOverride w:ilvl="0">
+      <w:startOverride w:val="1"/>
+    </w:lvlOverride>
+    <w:lvlOverride w:ilvl="1">
+      <w:startOverride w:val="1"/>
+    </w:lvlOverride>
+    <w:lvlOverride w:ilvl="2">
+      <w:startOverride w:val="1"/>
+    </w:lvlOverride>
+    <w:lvlOverride w:ilvl="3">
+      <w:startOverride w:val="1"/>
+    </w:lvlOverride>
+  </w:num>
+  <w:num w:numId="16">
+    <w:abstractNumId w:val="3"/>
+    <w:lvlOverride w:ilvl="0">
+      <w:startOverride w:val="1"/>
+    </w:lvlOverride>
+    <w:lvlOverride w:ilvl="1">
+      <w:startOverride w:val="1"/>
+    </w:lvlOverride>
+    <w:lvlOverride w:ilvl="2">
+      <w:startOverride w:val="1"/>
+    </w:lvlOverride>
+    <w:lvlOverride w:ilvl="3">
+      <w:startOverride w:val="1"/>
+    </w:lvlOverride>
+  </w:num>
+  <w:num w:numId="17">
+    <w:abstractNumId w:val="3"/>
+    <w:lvlOverride w:ilvl="0">
+      <w:startOverride w:val="1"/>
+    </w:lvlOverride>
+    <w:lvlOverride w:ilvl="1">
+      <w:startOverride w:val="1"/>
+    </w:lvlOverride>
+    <w:lvlOverride w:ilvl="2">
+      <w:startOverride w:val="1"/>
+    </w:lvlOverride>
+    <w:lvlOverride w:ilvl="3">
+      <w:startOverride w:val="1"/>
+    </w:lvlOverride>
+  </w:num>
+  <w:num w:numId="18">
+    <w:abstractNumId w:val="3"/>
+    <w:lvlOverride w:ilvl="0">
+      <w:startOverride w:val="1"/>
+    </w:lvlOverride>
+    <w:lvlOverride w:ilvl="1">
+      <w:startOverride w:val="1"/>
+    </w:lvlOverride>
+    <w:lvlOverride w:ilvl="2">
+      <w:startOverride w:val="1"/>
+    </w:lvlOverride>
+    <w:lvlOverride w:ilvl="3">
+      <w:startOverride w:val="1"/>
+    </w:lvlOverride>
+  </w:num>
+  <w:num w:numId="19">
+    <w:abstractNumId w:val="3"/>
+    <w:lvlOverride w:ilvl="0">
+      <w:startOverride w:val="1"/>
+    </w:lvlOverride>
+    <w:lvlOverride w:ilvl="1">
+      <w:startOverride w:val="1"/>
+    </w:lvlOverride>
+    <w:lvlOverride w:ilvl="2">
+      <w:startOverride w:val="1"/>
+    </w:lvlOverride>
+    <w:lvlOverride w:ilvl="3">
+      <w:startOverride w:val="1"/>
+    </w:lvlOverride>
+  </w:num>
+  <w:num w:numId="20">
+    <w:abstractNumId w:val="3"/>
+    <w:lvlOverride w:ilvl="0">
+      <w:startOverride w:val="1"/>
+    </w:lvlOverride>
+    <w:lvlOverride w:ilvl="1">
+      <w:startOverride w:val="1"/>
+    </w:lvlOverride>
+    <w:lvlOverride w:ilvl="2">
+      <w:startOverride w:val="1"/>
+    </w:lvlOverride>
+    <w:lvlOverride w:ilvl="3">
+      <w:startOverride w:val="1"/>
+    </w:lvlOverride>
+  </w:num>
+  <w:num w:numId="21">
+    <w:abstractNumId w:val="3"/>
+    <w:lvlOverride w:ilvl="0">
+      <w:startOverride w:val="1"/>
+    </w:lvlOverride>
+    <w:lvlOverride w:ilvl="1">
+      <w:startOverride w:val="1"/>
+    </w:lvlOverride>
+    <w:lvlOverride w:ilvl="2">
+      <w:startOverride w:val="1"/>
+    </w:lvlOverride>
+    <w:lvlOverride w:ilvl="3">
+      <w:startOverride w:val="1"/>
+    </w:lvlOverride>
+  </w:num>
+  <w:num w:numId="22">
+    <w:abstractNumId w:val="3"/>
+    <w:lvlOverride w:ilvl="0">
+      <w:startOverride w:val="1"/>
+    </w:lvlOverride>
+    <w:lvlOverride w:ilvl="1">
+      <w:startOverride w:val="1"/>
+    </w:lvlOverride>
+    <w:lvlOverride w:ilvl="2">
+      <w:startOverride w:val="1"/>
+    </w:lvlOverride>
+    <w:lvlOverride w:ilvl="3">
       <w:startOverride w:val="1"/>
     </w:lvlOverride>
   </w:num>

--- a/hub/manuals/nod-admin.docx
+++ b/hub/manuals/nod-admin.docx
@@ -1984,7 +1984,7 @@
         </w:numPr>
       </w:pPr>
       <w:r>
-        <w:t xml:space="preserve">They are taken off every media list. Adding them to a media list again later doesn't ask about an unsubscribe.</w:t>
+        <w:t xml:space="preserve">They are taken off every media list. Deleting isn't an unsubscribe, so it doesn't by itself make the Hub ask when you add them to a media list later.</w:t>
       </w:r>
     </w:p>
     <w:p>
@@ -3099,7 +3099,7 @@
         <w:tc>
           <w:p>
             <w:r>
-              <w:t xml:space="preserve">The list was retired where its name is set, such as a ministry that no longer exists.</w:t>
+              <w:t xml:space="preserve">Core administrators retired it, such as a ministry that no longer exists. Its name shows "(retired)".</w:t>
             </w:r>
           </w:p>
         </w:tc>
@@ -3998,7 +3998,7 @@
         </w:numPr>
       </w:pPr>
       <w:r>
-        <w:t xml:space="preserve">If the person left this list by unsubscribing, the Hub asks "This person unsubscribed" and says when. Choose </w:t>
+        <w:t xml:space="preserve">When you add someone, the Hub may ask "This person unsubscribed" and say when. It asks only when its records show this address may have unsubscribed since it was last added to this list: from this list, from all News On Demand email, or in the old News On Demand system. Check with them, or with whoever asked you to add them, before you choose </w:t>
       </w:r>
       <w:r>
         <w:rPr>
@@ -4008,7 +4008,7 @@
         <w:t xml:space="preserve">Add anyway</w:t>
       </w:r>
       <w:r>
-        <w:t xml:space="preserve"> only if they have asked to get media releases again.</w:t>
+        <w:t xml:space="preserve">. Adding them back clears the question for this list, unless they unsubscribe again.</w:t>
       </w:r>
     </w:p>
     <w:p>
@@ -4090,7 +4090,7 @@
         <w:t xml:space="preserve">Unsubscribed or deleted</w:t>
       </w:r>
       <w:r>
-        <w:t xml:space="preserve">. You can add them back later without the unsubscribe question.</w:t>
+        <w:t xml:space="preserve">. Removing them isn't an unsubscribe, so it doesn't by itself make the Hub ask when you add them back.</w:t>
       </w:r>
     </w:p>
     <w:p>
@@ -4423,15 +4423,15 @@
         <w:pStyle w:val="Heading2"/>
       </w:pPr>
       <w:r>
-        <w:t xml:space="preserve">Left this list by unsubscribing</w:t>
-      </w:r>
-    </w:p>
-    <w:p>
-      <w:pPr>
-        <w:spacing w:after="120"/>
-      </w:pPr>
-      <w:r>
-        <w:t xml:space="preserve">This section lists people who unsubscribed from this list themselves, with when they left and whether they are </w:t>
+        <w:t xml:space="preserve">Left this list</w:t>
+      </w:r>
+    </w:p>
+    <w:p>
+      <w:pPr>
+        <w:spacing w:after="120"/>
+      </w:pPr>
+      <w:r>
+        <w:t xml:space="preserve">This section lists people who left this list, with when they left and whether they are </w:t>
       </w:r>
       <w:r>
         <w:rPr>
@@ -4441,7 +4441,7 @@
         <w:t xml:space="preserve">Back on the list</w:t>
       </w:r>
       <w:r>
-        <w:t xml:space="preserve">. The most recent 200 are shown.</w:t>
+        <w:t xml:space="preserve">. The screen explains "They unsubscribed, or left it in the old system." Someone you removed in the Hub isn't listed. The most recent 200 are shown.</w:t>
       </w:r>
     </w:p>
     <w:p>

--- a/hub/manuals/nod-admin.docx
+++ b/hub/manuals/nod-admin.docx
@@ -3998,7 +3998,7 @@
         </w:numPr>
       </w:pPr>
       <w:r>
-        <w:t xml:space="preserve">When you add someone, the Hub may ask "This person unsubscribed" and say when. It asks only when its records show this address may have unsubscribed since it was last added to this list: from this list, from all News On Demand email, or in the old News On Demand system. Check with them, or with whoever asked you to add them, before you choose </w:t>
+        <w:t xml:space="preserve">When you add someone, the Hub may ask "This person unsubscribed" and explain "Our records show they left [when]: they unsubscribed, or left it in the old system. Add them only if they've asked to receive media releases again." It asks only when its records show this address may have unsubscribed since it was last added to this list: from this list, from all News On Demand email, or in the old News On Demand system. Check with them, or with whoever asked you to add them, before you choose </w:t>
       </w:r>
       <w:r>
         <w:rPr>
@@ -5950,7 +5950,7 @@
         <w:spacing w:after="120"/>
       </w:pPr>
       <w:r>
-        <w:t xml:space="preserve">It never deletes subscribers disabled by bounces. When it deletes someone who had left a media list by unsubscribing, it keeps that they left the list, without their address, so adding that address back still asks first.</w:t>
+        <w:t xml:space="preserve">It never deletes subscribers disabled by bounces. When it deletes someone who had left a media list, it keeps that they left the list, without their address, so adding that address back still asks first.</w:t>
       </w:r>
     </w:p>
     <w:p>

--- a/hub/manuals/nod-admin.docx
+++ b/hub/manuals/nod-admin.docx
@@ -937,7 +937,7 @@
         <w:spacing w:after="120"/>
       </w:pPr>
       <w:r>
-        <w:t xml:space="preserve">A correction to a release never emails anyone again. If a release is unpublished, anything not yet sent is stopped, and it stays out of later digests.</w:t>
+        <w:t xml:space="preserve">A correction to a release never emails anyone again. If a release is unpublished, anything not yet sent is stopped, and daily digests leave it out while it is off the site. If it is published again before 5:00 pm on the day it first went out (the next day if it first went out after 5:00 pm), that digest still carries it.</w:t>
       </w:r>
     </w:p>
     <w:p>
@@ -1244,7 +1244,7 @@
         <w:tc>
           <w:p>
             <w:r>
-              <w:t xml:space="preserve">Never confirmed. They get nothing. Rare; such records are deleted after 10 days when the retention purge is on.</w:t>
+              <w:t xml:space="preserve">Never confirmed. You shouldn't see it: people who sign up on the public site get a record only once they confirm. If one does turn up, it gets nothing and is deleted after 10 days when the retention purge is on.</w:t>
             </w:r>
           </w:p>
         </w:tc>

--- a/hub/manuals/nod-admin.docx
+++ b/hub/manuals/nod-admin.docx
@@ -76,7 +76,7 @@
           <w:sz w:val="24"/>
           <w:szCs w:val="24"/>
         </w:rPr>
-        <w:t xml:space="preserve">Software version of October 30, 2026</w:t>
+        <w:t xml:space="preserve">Software version of October 31, 2026</w:t>
       </w:r>
     </w:p>
     <w:p>
@@ -990,6 +990,187 @@
       </w:r>
       <w:r>
         <w:t xml:space="preserve"> subscriber for that release gets one email, the media version, not two.</w:t>
+      </w:r>
+    </w:p>
+    <w:p>
+      <w:pPr>
+        <w:pStyle w:val="Heading2"/>
+      </w:pPr>
+      <w:r>
+        <w:t xml:space="preserve">When a subscriber unsubscribes</w:t>
+      </w:r>
+    </w:p>
+    <w:p>
+      <w:pPr>
+        <w:spacing w:after="120"/>
+      </w:pPr>
+      <w:r>
+        <w:t xml:space="preserve">Every release, digest, alert and media list email ends with an </w:t>
+      </w:r>
+      <w:r>
+        <w:rPr>
+          <w:b/>
+          <w:bCs/>
+        </w:rPr>
+        <w:t xml:space="preserve">Unsubscribe</w:t>
+      </w:r>
+      <w:r>
+        <w:t xml:space="preserve"> link. It opens the Unsubscribe page on the public site, which asks them to confirm with its </w:t>
+      </w:r>
+      <w:r>
+        <w:rPr>
+          <w:b/>
+          <w:bCs/>
+        </w:rPr>
+        <w:t xml:space="preserve">Unsubscribe</w:t>
+      </w:r>
+      <w:r>
+        <w:t xml:space="preserve"> button. Opening the link alone changes nothing. Once they confirm, the page says "You're unsubscribed." and their status becomes </w:t>
+      </w:r>
+      <w:r>
+        <w:rPr>
+          <w:b/>
+          <w:bCs/>
+        </w:rPr>
+        <w:t xml:space="preserve">Unsubscribed or deleted</w:t>
+      </w:r>
+      <w:r>
+        <w:t xml:space="preserve">. Some email programs also show their own unsubscribe button, which unsubscribes them at once.</w:t>
+      </w:r>
+    </w:p>
+    <w:p>
+      <w:pPr>
+        <w:spacing w:after="120"/>
+      </w:pPr>
+      <w:r>
+        <w:t xml:space="preserve">If something goes wrong, the page says so:</w:t>
+      </w:r>
+    </w:p>
+    <w:tbl>
+      <w:tblPr>
+        <w:tblW w:type="pct" w:w="5000"/>
+        <w:tblBorders>
+          <w:top w:val="single" w:color="auto" w:sz="4"/>
+          <w:left w:val="single" w:color="auto" w:sz="4"/>
+          <w:bottom w:val="single" w:color="auto" w:sz="4"/>
+          <w:right w:val="single" w:color="auto" w:sz="4"/>
+          <w:insideH w:val="single" w:color="auto" w:sz="4"/>
+          <w:insideV w:val="single" w:color="auto" w:sz="4"/>
+        </w:tblBorders>
+      </w:tblPr>
+      <w:tblGrid>
+        <w:gridCol w:w="4513"/>
+        <w:gridCol w:w="4513"/>
+      </w:tblGrid>
+      <w:tr>
+        <w:trPr>
+          <w:tblHeader/>
+        </w:trPr>
+        <w:tc>
+          <w:tcPr>
+            <w:shd w:fill="E8EEF5" w:val="clear"/>
+          </w:tcPr>
+          <w:p>
+            <w:r>
+              <w:rPr>
+                <w:b/>
+                <w:bCs/>
+              </w:rPr>
+              <w:t xml:space="preserve">What the page says</w:t>
+            </w:r>
+          </w:p>
+        </w:tc>
+        <w:tc>
+          <w:tcPr>
+            <w:shd w:fill="E8EEF5" w:val="clear"/>
+          </w:tcPr>
+          <w:p>
+            <w:r>
+              <w:rPr>
+                <w:b/>
+                <w:bCs/>
+              </w:rPr>
+              <w:t xml:space="preserve">What it means</w:t>
+            </w:r>
+          </w:p>
+        </w:tc>
+      </w:tr>
+      <w:tr>
+        <w:tc>
+          <w:p>
+            <w:r>
+              <w:t xml:space="preserve">"We couldn't unsubscribe you. You're still subscribed. Try again in a few minutes."</w:t>
+            </w:r>
+          </w:p>
+        </w:tc>
+        <w:tc>
+          <w:p>
+            <w:r>
+              <w:t xml:space="preserve">Nothing changed. They can choose </w:t>
+            </w:r>
+            <w:r>
+              <w:rPr>
+                <w:b/>
+                <w:bCs/>
+              </w:rPr>
+              <w:t xml:space="preserve">Unsubscribe</w:t>
+            </w:r>
+            <w:r>
+              <w:t xml:space="preserve"> again.</w:t>
+            </w:r>
+          </w:p>
+        </w:tc>
+      </w:tr>
+      <w:tr>
+        <w:tc>
+          <w:p>
+            <w:r>
+              <w:t xml:space="preserve">"This unsubscribe link isn't complete. It may have been cut off in your email."</w:t>
+            </w:r>
+          </w:p>
+        </w:tc>
+        <w:tc>
+          <w:p>
+            <w:r>
+              <w:t xml:space="preserve">The link was cut short, which some email programs do to long links.</w:t>
+            </w:r>
+          </w:p>
+        </w:tc>
+      </w:tr>
+      <w:tr>
+        <w:tc>
+          <w:p>
+            <w:r>
+              <w:t xml:space="preserve">"This link has expired."</w:t>
+            </w:r>
+          </w:p>
+        </w:tc>
+        <w:tc>
+          <w:p>
+            <w:r>
+              <w:t xml:space="preserve">They came from the manage page, and its link lasts only 24 hours.</w:t>
+            </w:r>
+          </w:p>
+        </w:tc>
+      </w:tr>
+    </w:tbl>
+    <w:p/>
+    <w:p>
+      <w:pPr>
+        <w:spacing w:after="120"/>
+      </w:pPr>
+      <w:r>
+        <w:t xml:space="preserve">Each of these also points them to the public </w:t>
+      </w:r>
+      <w:r>
+        <w:rPr>
+          <w:b/>
+          <w:bCs/>
+        </w:rPr>
+        <w:t xml:space="preserve">Manage Subscription</w:t>
+      </w:r>
+      <w:r>
+        <w:t xml:space="preserve"> page, where they can ask for a new link by email and unsubscribe from there.</w:t>
       </w:r>
     </w:p>
     <w:p>

--- a/hub/manuals/nod-admin.docx
+++ b/hub/manuals/nod-admin.docx
@@ -2057,16 +2057,12 @@
         <w:spacing w:after="120"/>
       </w:pPr>
       <w:r>
-        <w:t xml:space="preserve">Delete when a person asks to stop all email, or when an address must be removed.</w:t>
-      </w:r>
-    </w:p>
-    <w:p>
-      <w:pPr>
-        <w:pStyle w:val="ListParagraph"/>
-        <w:numPr>
-          <w:ilvl w:val="0"/>
-          <w:numId w:val="6"/>
-        </w:numPr>
+        <w:t xml:space="preserve">Delete when a person asks to stop all email, or when a record must be removed.</w:t>
+      </w:r>
+    </w:p>
+    <w:p>
+      <w:pPr>
+        <w:spacing w:after="120"/>
       </w:pPr>
       <w:r>
         <w:t xml:space="preserve">Open their record.</w:t>
@@ -2074,11 +2070,7 @@
     </w:p>
     <w:p>
       <w:pPr>
-        <w:pStyle w:val="ListParagraph"/>
-        <w:numPr>
-          <w:ilvl w:val="0"/>
-          <w:numId w:val="6"/>
-        </w:numPr>
+        <w:spacing w:after="120"/>
       </w:pPr>
       <w:r>
         <w:t xml:space="preserve">Choose </w:t>
@@ -2096,11 +2088,71 @@
     </w:p>
     <w:p>
       <w:pPr>
-        <w:pStyle w:val="ListParagraph"/>
-        <w:numPr>
-          <w:ilvl w:val="0"/>
-          <w:numId w:val="6"/>
-        </w:numPr>
+        <w:spacing w:after="120"/>
+      </w:pPr>
+      <w:r>
+        <w:t xml:space="preserve">Under </w:t>
+      </w:r>
+      <w:r>
+        <w:rPr>
+          <w:b/>
+          <w:bCs/>
+        </w:rPr>
+        <w:t xml:space="preserve">Why are you deleting them?</w:t>
+      </w:r>
+      <w:r>
+        <w:t xml:space="preserve">, choose one:</w:t>
+      </w:r>
+    </w:p>
+    <w:p>
+      <w:pPr>
+        <w:pStyle w:val="ListParagraph"/>
+        <w:numPr>
+          <w:ilvl w:val="1"/>
+          <w:numId w:val="1"/>
+        </w:numPr>
+      </w:pPr>
+      <w:r>
+        <w:rPr>
+          <w:b/>
+          <w:bCs/>
+        </w:rPr>
+        <w:t xml:space="preserve">They asked us to stop sending them email</w:t>
+      </w:r>
+      <w:r>
+        <w:t xml:space="preserve">: for a person who phoned, wrote or emailed to say stop. The Hub explains "This is kept as their unsubscribe. If anyone adds them to a media list later, the Hub asks first."</w:t>
+      </w:r>
+    </w:p>
+    <w:p>
+      <w:pPr>
+        <w:pStyle w:val="ListParagraph"/>
+        <w:numPr>
+          <w:ilvl w:val="1"/>
+          <w:numId w:val="1"/>
+        </w:numPr>
+      </w:pPr>
+      <w:r>
+        <w:rPr>
+          <w:b/>
+          <w:bCs/>
+        </w:rPr>
+        <w:t xml:space="preserve">Something else, such as a duplicate or test record</w:t>
+      </w:r>
+      <w:r>
+        <w:t xml:space="preserve">: for cleaning up records.</w:t>
+      </w:r>
+    </w:p>
+    <w:p>
+      <w:pPr>
+        <w:spacing w:after="120"/>
+      </w:pPr>
+      <w:r>
+        <w:t xml:space="preserve">If you choose neither, you see "Choose why you’re deleting them." and nothing is deleted.</w:t>
+      </w:r>
+    </w:p>
+    <w:p>
+      <w:pPr>
+        <w:spacing w:after="120"/>
       </w:pPr>
       <w:r>
         <w:t xml:space="preserve">Choose </w:t>
@@ -2165,7 +2217,101 @@
         </w:numPr>
       </w:pPr>
       <w:r>
-        <w:t xml:space="preserve">They are taken off every media list. Deleting isn't an unsubscribe, so it doesn't by itself make the Hub ask when you add them to a media list later.</w:t>
+        <w:t xml:space="preserve">They are taken off every media list.</w:t>
+      </w:r>
+    </w:p>
+    <w:p>
+      <w:pPr>
+        <w:pStyle w:val="ListParagraph"/>
+        <w:numPr>
+          <w:ilvl w:val="0"/>
+          <w:numId w:val="1"/>
+        </w:numPr>
+      </w:pPr>
+      <w:r>
+        <w:t xml:space="preserve">With </w:t>
+      </w:r>
+      <w:r>
+        <w:rPr>
+          <w:b/>
+          <w:bCs/>
+        </w:rPr>
+        <w:t xml:space="preserve">They asked us to stop sending them email</w:t>
+      </w:r>
+      <w:r>
+        <w:t xml:space="preserve">, it counts as their unsubscribe, as if they had unsubscribed themselves. </w:t>
+      </w:r>
+      <w:r>
+        <w:rPr>
+          <w:b/>
+          <w:bCs/>
+        </w:rPr>
+        <w:t xml:space="preserve">History</w:t>
+      </w:r>
+      <w:r>
+        <w:t xml:space="preserve"> shows "Unsubscribed", with "asked staff" under </w:t>
+      </w:r>
+      <w:r>
+        <w:rPr>
+          <w:b/>
+          <w:bCs/>
+        </w:rPr>
+        <w:t xml:space="preserve">Detail</w:t>
+      </w:r>
+      <w:r>
+        <w:t xml:space="preserve">, and "Left a media list", both with your name, and they appear under </w:t>
+      </w:r>
+      <w:r>
+        <w:rPr>
+          <w:b/>
+          <w:bCs/>
+        </w:rPr>
+        <w:t xml:space="preserve">Left this list</w:t>
+      </w:r>
+      <w:r>
+        <w:t xml:space="preserve"> on each media list they were on. If anyone later adds them to any media list, the Hub asks "This person unsubscribed" first. This is kept even after the retention purge removes the record. On </w:t>
+      </w:r>
+      <w:r>
+        <w:rPr>
+          <w:b/>
+          <w:bCs/>
+        </w:rPr>
+        <w:t xml:space="preserve">Recent unsubscribes</w:t>
+      </w:r>
+      <w:r>
+        <w:t xml:space="preserve"> they show as "Unsubscribed".</w:t>
+      </w:r>
+    </w:p>
+    <w:p>
+      <w:pPr>
+        <w:pStyle w:val="ListParagraph"/>
+        <w:numPr>
+          <w:ilvl w:val="0"/>
+          <w:numId w:val="1"/>
+        </w:numPr>
+      </w:pPr>
+      <w:r>
+        <w:t xml:space="preserve">With </w:t>
+      </w:r>
+      <w:r>
+        <w:rPr>
+          <w:b/>
+          <w:bCs/>
+        </w:rPr>
+        <w:t xml:space="preserve">Something else</w:t>
+      </w:r>
+      <w:r>
+        <w:t xml:space="preserve">, deleting isn't an unsubscribe, so it doesn't by itself make the Hub ask when you add them to a media list later. </w:t>
+      </w:r>
+      <w:r>
+        <w:rPr>
+          <w:b/>
+          <w:bCs/>
+        </w:rPr>
+        <w:t xml:space="preserve">History</w:t>
+      </w:r>
+      <w:r>
+        <w:t xml:space="preserve"> shows "Deleted by staff".</w:t>
       </w:r>
     </w:p>
     <w:p>
@@ -2241,7 +2387,7 @@
         <w:pStyle w:val="ListParagraph"/>
         <w:numPr>
           <w:ilvl w:val="0"/>
-          <w:numId w:val="7"/>
+          <w:numId w:val="6"/>
         </w:numPr>
       </w:pPr>
       <w:r>
@@ -2253,7 +2399,7 @@
         <w:pStyle w:val="ListParagraph"/>
         <w:numPr>
           <w:ilvl w:val="0"/>
-          <w:numId w:val="7"/>
+          <w:numId w:val="6"/>
         </w:numPr>
       </w:pPr>
       <w:r>
@@ -2265,7 +2411,7 @@
         <w:pStyle w:val="ListParagraph"/>
         <w:numPr>
           <w:ilvl w:val="0"/>
-          <w:numId w:val="7"/>
+          <w:numId w:val="6"/>
         </w:numPr>
       </w:pPr>
       <w:r>
@@ -2307,7 +2453,7 @@
         <w:pStyle w:val="ListParagraph"/>
         <w:numPr>
           <w:ilvl w:val="0"/>
-          <w:numId w:val="7"/>
+          <w:numId w:val="6"/>
         </w:numPr>
       </w:pPr>
       <w:r>
@@ -2342,6 +2488,41 @@
       </w:r>
       <w:r>
         <w:t xml:space="preserve">.</w:t>
+      </w:r>
+    </w:p>
+    <w:p>
+      <w:pPr>
+        <w:spacing w:after="120"/>
+      </w:pPr>
+      <w:r>
+        <w:rPr>
+          <w:b/>
+          <w:bCs/>
+        </w:rPr>
+        <w:t xml:space="preserve">Delete selected</w:t>
+      </w:r>
+      <w:r>
+        <w:t xml:space="preserve"> is always the </w:t>
+      </w:r>
+      <w:r>
+        <w:rPr>
+          <w:b/>
+          <w:bCs/>
+        </w:rPr>
+        <w:t xml:space="preserve">Something else</w:t>
+      </w:r>
+      <w:r>
+        <w:t xml:space="preserve"> kind of delete. If a person asked to stop their email, delete them from their own record and choose </w:t>
+      </w:r>
+      <w:r>
+        <w:rPr>
+          <w:b/>
+          <w:bCs/>
+        </w:rPr>
+        <w:t xml:space="preserve">They asked us to stop sending them email</w:t>
+      </w:r>
+      <w:r>
+        <w:t xml:space="preserve">, so it's kept as their unsubscribe.</w:t>
       </w:r>
     </w:p>
     <w:p>
@@ -2596,7 +2777,7 @@
         <w:pStyle w:val="ListParagraph"/>
         <w:numPr>
           <w:ilvl w:val="0"/>
-          <w:numId w:val="8"/>
+          <w:numId w:val="7"/>
         </w:numPr>
       </w:pPr>
       <w:r>
@@ -2628,7 +2809,7 @@
         <w:pStyle w:val="ListParagraph"/>
         <w:numPr>
           <w:ilvl w:val="0"/>
-          <w:numId w:val="8"/>
+          <w:numId w:val="7"/>
         </w:numPr>
       </w:pPr>
       <w:r>
@@ -2660,7 +2841,7 @@
         <w:pStyle w:val="ListParagraph"/>
         <w:numPr>
           <w:ilvl w:val="0"/>
-          <w:numId w:val="8"/>
+          <w:numId w:val="7"/>
         </w:numPr>
       </w:pPr>
       <w:r>
@@ -2702,7 +2883,7 @@
         <w:pStyle w:val="ListParagraph"/>
         <w:numPr>
           <w:ilvl w:val="0"/>
-          <w:numId w:val="8"/>
+          <w:numId w:val="7"/>
         </w:numPr>
       </w:pPr>
       <w:r>
@@ -3340,41 +3521,139 @@
         <w:pStyle w:val="ListParagraph"/>
         <w:numPr>
           <w:ilvl w:val="0"/>
+          <w:numId w:val="8"/>
+        </w:numPr>
+      </w:pPr>
+      <w:r>
+        <w:t xml:space="preserve">Untick </w:t>
+      </w:r>
+      <w:r>
+        <w:rPr>
+          <w:b/>
+          <w:bCs/>
+        </w:rPr>
+        <w:t xml:space="preserve">Offer</w:t>
+      </w:r>
+      <w:r>
+        <w:t xml:space="preserve"> and the list's name, such as </w:t>
+      </w:r>
+      <w:r>
+        <w:rPr>
+          <w:b/>
+          <w:bCs/>
+        </w:rPr>
+        <w:t xml:space="preserve">Offer Seniors</w:t>
+      </w:r>
+      <w:r>
+        <w:t xml:space="preserve">, on its row. To stop a whole category, untick </w:t>
+      </w:r>
+      <w:r>
+        <w:rPr>
+          <w:b/>
+          <w:bCs/>
+        </w:rPr>
+        <w:t xml:space="preserve">Offer</w:t>
+      </w:r>
+      <w:r>
+        <w:t xml:space="preserve"> and the category's name under its heading.</w:t>
+      </w:r>
+    </w:p>
+    <w:p>
+      <w:pPr>
+        <w:pStyle w:val="ListParagraph"/>
+        <w:numPr>
+          <w:ilvl w:val="0"/>
+          <w:numId w:val="8"/>
+        </w:numPr>
+      </w:pPr>
+      <w:r>
+        <w:t xml:space="preserve">"Saved" appears beside the box. There is no question first.</w:t>
+      </w:r>
+    </w:p>
+    <w:p>
+      <w:pPr>
+        <w:spacing w:after="120"/>
+      </w:pPr>
+      <w:r>
+        <w:t xml:space="preserve">The list disappears from the public subscribe page and from the staff </w:t>
+      </w:r>
+      <w:r>
+        <w:rPr>
+          <w:b/>
+          <w:bCs/>
+        </w:rPr>
+        <w:t xml:space="preserve">Lists</w:t>
+      </w:r>
+      <w:r>
+        <w:t xml:space="preserve"> choices. People who already have it keep it, and still get its releases.</w:t>
+      </w:r>
+    </w:p>
+    <w:p>
+      <w:pPr>
+        <w:spacing w:after="120"/>
+      </w:pPr>
+      <w:r>
+        <w:t xml:space="preserve">To offer it again, tick the box again.</w:t>
+      </w:r>
+    </w:p>
+    <w:p>
+      <w:pPr>
+        <w:pStyle w:val="Heading2"/>
+      </w:pPr>
+      <w:r>
+        <w:t xml:space="preserve">Change the order</w:t>
+      </w:r>
+    </w:p>
+    <w:p>
+      <w:pPr>
+        <w:pStyle w:val="ListParagraph"/>
+        <w:numPr>
+          <w:ilvl w:val="0"/>
           <w:numId w:val="9"/>
         </w:numPr>
       </w:pPr>
       <w:r>
-        <w:t xml:space="preserve">Untick </w:t>
-      </w:r>
-      <w:r>
-        <w:rPr>
-          <w:b/>
-          <w:bCs/>
-        </w:rPr>
-        <w:t xml:space="preserve">Offer</w:t>
-      </w:r>
-      <w:r>
-        <w:t xml:space="preserve"> and the list's name, such as </w:t>
-      </w:r>
-      <w:r>
-        <w:rPr>
-          <w:b/>
-          <w:bCs/>
-        </w:rPr>
-        <w:t xml:space="preserve">Offer Seniors</w:t>
-      </w:r>
-      <w:r>
-        <w:t xml:space="preserve">, on its row. To stop a whole category, untick </w:t>
-      </w:r>
-      <w:r>
-        <w:rPr>
-          <w:b/>
-          <w:bCs/>
-        </w:rPr>
-        <w:t xml:space="preserve">Offer</w:t>
-      </w:r>
-      <w:r>
-        <w:t xml:space="preserve"> and the category's name under its heading.</w:t>
+        <w:t xml:space="preserve">Choose </w:t>
+      </w:r>
+      <w:r>
+        <w:rPr>
+          <w:b/>
+          <w:bCs/>
+        </w:rPr>
+        <w:t xml:space="preserve">Move</w:t>
+      </w:r>
+      <w:r>
+        <w:t xml:space="preserve"> and the list's name with </w:t>
+      </w:r>
+      <w:r>
+        <w:rPr>
+          <w:b/>
+          <w:bCs/>
+        </w:rPr>
+        <w:t xml:space="preserve">up</w:t>
+      </w:r>
+      <w:r>
+        <w:t xml:space="preserve"> or </w:t>
+      </w:r>
+      <w:r>
+        <w:rPr>
+          <w:b/>
+          <w:bCs/>
+        </w:rPr>
+        <w:t xml:space="preserve">down</w:t>
+      </w:r>
+      <w:r>
+        <w:t xml:space="preserve">, such as </w:t>
+      </w:r>
+      <w:r>
+        <w:rPr>
+          <w:b/>
+          <w:bCs/>
+        </w:rPr>
+        <w:t xml:space="preserve">Move Finance up</w:t>
+      </w:r>
+      <w:r>
+        <w:t xml:space="preserve">.</w:t>
       </w:r>
     </w:p>
     <w:p>
@@ -3383,104 +3662,6 @@
         <w:numPr>
           <w:ilvl w:val="0"/>
           <w:numId w:val="9"/>
-        </w:numPr>
-      </w:pPr>
-      <w:r>
-        <w:t xml:space="preserve">"Saved" appears beside the box. There is no question first.</w:t>
-      </w:r>
-    </w:p>
-    <w:p>
-      <w:pPr>
-        <w:spacing w:after="120"/>
-      </w:pPr>
-      <w:r>
-        <w:t xml:space="preserve">The list disappears from the public subscribe page and from the staff </w:t>
-      </w:r>
-      <w:r>
-        <w:rPr>
-          <w:b/>
-          <w:bCs/>
-        </w:rPr>
-        <w:t xml:space="preserve">Lists</w:t>
-      </w:r>
-      <w:r>
-        <w:t xml:space="preserve"> choices. People who already have it keep it, and still get its releases.</w:t>
-      </w:r>
-    </w:p>
-    <w:p>
-      <w:pPr>
-        <w:spacing w:after="120"/>
-      </w:pPr>
-      <w:r>
-        <w:t xml:space="preserve">To offer it again, tick the box again.</w:t>
-      </w:r>
-    </w:p>
-    <w:p>
-      <w:pPr>
-        <w:pStyle w:val="Heading2"/>
-      </w:pPr>
-      <w:r>
-        <w:t xml:space="preserve">Change the order</w:t>
-      </w:r>
-    </w:p>
-    <w:p>
-      <w:pPr>
-        <w:pStyle w:val="ListParagraph"/>
-        <w:numPr>
-          <w:ilvl w:val="0"/>
-          <w:numId w:val="10"/>
-        </w:numPr>
-      </w:pPr>
-      <w:r>
-        <w:t xml:space="preserve">Choose </w:t>
-      </w:r>
-      <w:r>
-        <w:rPr>
-          <w:b/>
-          <w:bCs/>
-        </w:rPr>
-        <w:t xml:space="preserve">Move</w:t>
-      </w:r>
-      <w:r>
-        <w:t xml:space="preserve"> and the list's name with </w:t>
-      </w:r>
-      <w:r>
-        <w:rPr>
-          <w:b/>
-          <w:bCs/>
-        </w:rPr>
-        <w:t xml:space="preserve">up</w:t>
-      </w:r>
-      <w:r>
-        <w:t xml:space="preserve"> or </w:t>
-      </w:r>
-      <w:r>
-        <w:rPr>
-          <w:b/>
-          <w:bCs/>
-        </w:rPr>
-        <w:t xml:space="preserve">down</w:t>
-      </w:r>
-      <w:r>
-        <w:t xml:space="preserve">, such as </w:t>
-      </w:r>
-      <w:r>
-        <w:rPr>
-          <w:b/>
-          <w:bCs/>
-        </w:rPr>
-        <w:t xml:space="preserve">Move Finance up</w:t>
-      </w:r>
-      <w:r>
-        <w:t xml:space="preserve">.</w:t>
-      </w:r>
-    </w:p>
-    <w:p>
-      <w:pPr>
-        <w:pStyle w:val="ListParagraph"/>
-        <w:numPr>
-          <w:ilvl w:val="0"/>
-          <w:numId w:val="10"/>
         </w:numPr>
       </w:pPr>
       <w:r>
@@ -3719,7 +3900,17 @@
         <w:t xml:space="preserve">Status</w:t>
       </w:r>
       <w:r>
-        <w:t xml:space="preserve">. A </w:t>
+        <w:t xml:space="preserve">. </w:t>
+      </w:r>
+      <w:r>
+        <w:rPr>
+          <w:b/>
+          <w:bCs/>
+        </w:rPr>
+        <w:t xml:space="preserve">Members</w:t>
+      </w:r>
+      <w:r>
+        <w:t xml:space="preserve"> counts only the members who get the list's email. Disabled members get nothing, so they aren't counted; the cell then adds, for example, "(and 2 Disabled, who get nothing)". A </w:t>
       </w:r>
       <w:r>
         <w:rPr>
@@ -3747,7 +3938,95 @@
         <w:spacing w:after="120"/>
       </w:pPr>
       <w:r>
-        <w:t xml:space="preserve">Choose a list's name to open it.</w:t>
+        <w:t xml:space="preserve">Choose a list's name to open it. Each member shows their </w:t>
+      </w:r>
+      <w:r>
+        <w:rPr>
+          <w:b/>
+          <w:bCs/>
+        </w:rPr>
+        <w:t xml:space="preserve">Email</w:t>
+      </w:r>
+      <w:r>
+        <w:t xml:space="preserve">, their </w:t>
+      </w:r>
+      <w:r>
+        <w:rPr>
+          <w:b/>
+          <w:bCs/>
+        </w:rPr>
+        <w:t xml:space="preserve">Status</w:t>
+      </w:r>
+      <w:r>
+        <w:t xml:space="preserve"> (</w:t>
+      </w:r>
+      <w:r>
+        <w:rPr>
+          <w:b/>
+          <w:bCs/>
+        </w:rPr>
+        <w:t xml:space="preserve">Active</w:t>
+      </w:r>
+      <w:r>
+        <w:t xml:space="preserve"> or </w:t>
+      </w:r>
+      <w:r>
+        <w:rPr>
+          <w:b/>
+          <w:bCs/>
+        </w:rPr>
+        <w:t xml:space="preserve">Disabled</w:t>
+      </w:r>
+      <w:r>
+        <w:t xml:space="preserve">), their </w:t>
+      </w:r>
+      <w:r>
+        <w:rPr>
+          <w:b/>
+          <w:bCs/>
+        </w:rPr>
+        <w:t xml:space="preserve">Source</w:t>
+      </w:r>
+      <w:r>
+        <w:t xml:space="preserve"> and any problem under </w:t>
+      </w:r>
+      <w:r>
+        <w:rPr>
+          <w:b/>
+          <w:bCs/>
+        </w:rPr>
+        <w:t xml:space="preserve">Needs attention</w:t>
+      </w:r>
+      <w:r>
+        <w:t xml:space="preserve">.</w:t>
+      </w:r>
+    </w:p>
+    <w:p>
+      <w:pPr>
+        <w:spacing w:after="120"/>
+      </w:pPr>
+      <w:r>
+        <w:t xml:space="preserve">Above the members, a line says how many get this list's email, for example "12 members get this list’s email. 2 more are Disabled and get nothing until someone activates them on their record." A Disabled member's </w:t>
+      </w:r>
+      <w:r>
+        <w:rPr>
+          <w:b/>
+          <w:bCs/>
+        </w:rPr>
+        <w:t xml:space="preserve">Status</w:t>
+      </w:r>
+      <w:r>
+        <w:t xml:space="preserve"> says "Disabled: gets nothing". Disabled members stay on the list but are sent nothing. To start sending to them again, open their record and choose </w:t>
+      </w:r>
+      <w:r>
+        <w:rPr>
+          <w:b/>
+          <w:bCs/>
+        </w:rPr>
+        <w:t xml:space="preserve">Activate</w:t>
+      </w:r>
+      <w:r>
+        <w:t xml:space="preserve">.</w:t>
       </w:r>
     </w:p>
     <w:p>
@@ -3763,6 +4042,110 @@
         <w:pStyle w:val="ListParagraph"/>
         <w:numPr>
           <w:ilvl w:val="0"/>
+          <w:numId w:val="10"/>
+        </w:numPr>
+      </w:pPr>
+      <w:r>
+        <w:t xml:space="preserve">Open the list.</w:t>
+      </w:r>
+    </w:p>
+    <w:p>
+      <w:pPr>
+        <w:pStyle w:val="ListParagraph"/>
+        <w:numPr>
+          <w:ilvl w:val="0"/>
+          <w:numId w:val="10"/>
+        </w:numPr>
+      </w:pPr>
+      <w:r>
+        <w:t xml:space="preserve">Under </w:t>
+      </w:r>
+      <w:r>
+        <w:rPr>
+          <w:b/>
+          <w:bCs/>
+        </w:rPr>
+        <w:t xml:space="preserve">Add from Media Hub</w:t>
+      </w:r>
+      <w:r>
+        <w:t xml:space="preserve">, type a name, email or outlet in </w:t>
+      </w:r>
+      <w:r>
+        <w:rPr>
+          <w:b/>
+          <w:bCs/>
+        </w:rPr>
+        <w:t xml:space="preserve">Name, email or outlet</w:t>
+      </w:r>
+      <w:r>
+        <w:t xml:space="preserve">.</w:t>
+      </w:r>
+    </w:p>
+    <w:p>
+      <w:pPr>
+        <w:pStyle w:val="ListParagraph"/>
+        <w:numPr>
+          <w:ilvl w:val="0"/>
+          <w:numId w:val="10"/>
+        </w:numPr>
+      </w:pPr>
+      <w:r>
+        <w:t xml:space="preserve">Choose </w:t>
+      </w:r>
+      <w:r>
+        <w:rPr>
+          <w:b/>
+          <w:bCs/>
+        </w:rPr>
+        <w:t xml:space="preserve">Search Media Hub</w:t>
+      </w:r>
+      <w:r>
+        <w:t xml:space="preserve">. Each contact shows their addresses, with the preferred one marked.</w:t>
+      </w:r>
+    </w:p>
+    <w:p>
+      <w:pPr>
+        <w:pStyle w:val="ListParagraph"/>
+        <w:numPr>
+          <w:ilvl w:val="0"/>
+          <w:numId w:val="10"/>
+        </w:numPr>
+      </w:pPr>
+      <w:r>
+        <w:t xml:space="preserve">Choose </w:t>
+      </w:r>
+      <w:r>
+        <w:rPr>
+          <w:b/>
+          <w:bCs/>
+        </w:rPr>
+        <w:t xml:space="preserve">Add</w:t>
+      </w:r>
+      <w:r>
+        <w:t xml:space="preserve"> and the address you want. You see "Added to the list."</w:t>
+      </w:r>
+    </w:p>
+    <w:p>
+      <w:pPr>
+        <w:pStyle w:val="Heading2"/>
+      </w:pPr>
+      <w:r>
+        <w:t xml:space="preserve">Add an address by hand</w:t>
+      </w:r>
+    </w:p>
+    <w:p>
+      <w:pPr>
+        <w:spacing w:after="120"/>
+      </w:pPr>
+      <w:r>
+        <w:t xml:space="preserve">Use this for people who aren't in Media Hub.</w:t>
+      </w:r>
+    </w:p>
+    <w:p>
+      <w:pPr>
+        <w:pStyle w:val="ListParagraph"/>
+        <w:numPr>
+          <w:ilvl w:val="0"/>
           <w:numId w:val="11"/>
         </w:numPr>
       </w:pPr>
@@ -3786,17 +4169,17 @@
           <w:b/>
           <w:bCs/>
         </w:rPr>
-        <w:t xml:space="preserve">Add from Media Hub</w:t>
-      </w:r>
-      <w:r>
-        <w:t xml:space="preserve">, type a name, email or outlet in </w:t>
-      </w:r>
-      <w:r>
-        <w:rPr>
-          <w:b/>
-          <w:bCs/>
-        </w:rPr>
-        <w:t xml:space="preserve">Name, email or outlet</w:t>
+        <w:t xml:space="preserve">Add an address by hand</w:t>
+      </w:r>
+      <w:r>
+        <w:t xml:space="preserve">, enter the </w:t>
+      </w:r>
+      <w:r>
+        <w:rPr>
+          <w:b/>
+          <w:bCs/>
+        </w:rPr>
+        <w:t xml:space="preserve">Email address</w:t>
       </w:r>
       <w:r>
         <w:t xml:space="preserve">.</w:t>
@@ -3818,18 +4201,330 @@
           <w:b/>
           <w:bCs/>
         </w:rPr>
-        <w:t xml:space="preserve">Search Media Hub</w:t>
-      </w:r>
-      <w:r>
-        <w:t xml:space="preserve">. Each contact shows their addresses, with the preferred one marked.</w:t>
-      </w:r>
-    </w:p>
-    <w:p>
-      <w:pPr>
-        <w:pStyle w:val="ListParagraph"/>
-        <w:numPr>
-          <w:ilvl w:val="0"/>
-          <w:numId w:val="11"/>
+        <w:t xml:space="preserve">Add to list</w:t>
+      </w:r>
+      <w:r>
+        <w:t xml:space="preserve">. You see "Added to the list."</w:t>
+      </w:r>
+    </w:p>
+    <w:p>
+      <w:pPr>
+        <w:spacing w:after="120"/>
+      </w:pPr>
+      <w:r>
+        <w:t xml:space="preserve">If the address is already on the list, you see "[their address] was already on this list." instead. If they were on it but </w:t>
+      </w:r>
+      <w:r>
+        <w:rPr>
+          <w:b/>
+          <w:bCs/>
+        </w:rPr>
+        <w:t xml:space="preserve">Disabled</w:t>
+      </w:r>
+      <w:r>
+        <w:t xml:space="preserve">, adding them again makes them </w:t>
+      </w:r>
+      <w:r>
+        <w:rPr>
+          <w:b/>
+          <w:bCs/>
+        </w:rPr>
+        <w:t xml:space="preserve">Active</w:t>
+      </w:r>
+      <w:r>
+        <w:t xml:space="preserve"> for media email, as for any Disabled address (see below), and you see "[their address] was on this list but Disabled; they’re Active again, for media email." If you added them from Media Hub and their record followed a different contact or email, it now follows the one you chose, and the message adds "Their record now follows the Media Hub contact and email you chose."</w:t>
+      </w:r>
+    </w:p>
+    <w:p>
+      <w:pPr>
+        <w:pStyle w:val="Heading2"/>
+      </w:pPr>
+      <w:r>
+        <w:t xml:space="preserve">What adding does</w:t>
+      </w:r>
+    </w:p>
+    <w:p>
+      <w:pPr>
+        <w:pStyle w:val="ListParagraph"/>
+        <w:numPr>
+          <w:ilvl w:val="0"/>
+          <w:numId w:val="1"/>
+        </w:numPr>
+      </w:pPr>
+      <w:r>
+        <w:t xml:space="preserve">The reporter is not emailed. They get the next release sent to this list.</w:t>
+      </w:r>
+    </w:p>
+    <w:p>
+      <w:pPr>
+        <w:pStyle w:val="ListParagraph"/>
+        <w:numPr>
+          <w:ilvl w:val="0"/>
+          <w:numId w:val="1"/>
+        </w:numPr>
+      </w:pPr>
+      <w:r>
+        <w:t xml:space="preserve">A new address gets a record that receives media email only.</w:t>
+      </w:r>
+    </w:p>
+    <w:p>
+      <w:pPr>
+        <w:pStyle w:val="ListParagraph"/>
+        <w:numPr>
+          <w:ilvl w:val="0"/>
+          <w:numId w:val="1"/>
+        </w:numPr>
+      </w:pPr>
+      <w:r>
+        <w:t xml:space="preserve">An address that is already </w:t>
+      </w:r>
+      <w:r>
+        <w:rPr>
+          <w:b/>
+          <w:bCs/>
+        </w:rPr>
+        <w:t xml:space="preserve">Active</w:t>
+      </w:r>
+      <w:r>
+        <w:t xml:space="preserve"> keeps its news release email as it was.</w:t>
+      </w:r>
+    </w:p>
+    <w:p>
+      <w:pPr>
+        <w:pStyle w:val="ListParagraph"/>
+        <w:numPr>
+          <w:ilvl w:val="0"/>
+          <w:numId w:val="1"/>
+        </w:numPr>
+      </w:pPr>
+      <w:r>
+        <w:t xml:space="preserve">If the address already has a record that is </w:t>
+      </w:r>
+      <w:r>
+        <w:rPr>
+          <w:b/>
+          <w:bCs/>
+        </w:rPr>
+        <w:t xml:space="preserve">Disabled</w:t>
+      </w:r>
+      <w:r>
+        <w:t xml:space="preserve"> or </w:t>
+      </w:r>
+      <w:r>
+        <w:rPr>
+          <w:b/>
+          <w:bCs/>
+        </w:rPr>
+        <w:t xml:space="preserve">Unsubscribed or deleted</w:t>
+      </w:r>
+      <w:r>
+        <w:t xml:space="preserve">, adding makes it </w:t>
+      </w:r>
+      <w:r>
+        <w:rPr>
+          <w:b/>
+          <w:bCs/>
+        </w:rPr>
+        <w:t xml:space="preserve">Active</w:t>
+      </w:r>
+      <w:r>
+        <w:t xml:space="preserve"> again, for media email only. </w:t>
+      </w:r>
+      <w:r>
+        <w:rPr>
+          <w:b/>
+          <w:bCs/>
+        </w:rPr>
+        <w:t xml:space="preserve">As it happens</w:t>
+      </w:r>
+      <w:r>
+        <w:t xml:space="preserve">, </w:t>
+      </w:r>
+      <w:r>
+        <w:rPr>
+          <w:b/>
+          <w:bCs/>
+        </w:rPr>
+        <w:t xml:space="preserve">Daily digest</w:t>
+      </w:r>
+      <w:r>
+        <w:t xml:space="preserve"> and their news lists are switched off. Media lists they were already on are kept.</w:t>
+      </w:r>
+    </w:p>
+    <w:p>
+      <w:pPr>
+        <w:pStyle w:val="ListParagraph"/>
+        <w:numPr>
+          <w:ilvl w:val="0"/>
+          <w:numId w:val="1"/>
+        </w:numPr>
+      </w:pPr>
+      <w:r>
+        <w:t xml:space="preserve">For a </w:t>
+      </w:r>
+      <w:r>
+        <w:rPr>
+          <w:b/>
+          <w:bCs/>
+        </w:rPr>
+        <w:t xml:space="preserve">Disabled</w:t>
+      </w:r>
+      <w:r>
+        <w:t xml:space="preserve"> person, their bounce count starts again, and </w:t>
+      </w:r>
+      <w:r>
+        <w:rPr>
+          <w:b/>
+          <w:bCs/>
+        </w:rPr>
+        <w:t xml:space="preserve">History</w:t>
+      </w:r>
+      <w:r>
+        <w:t xml:space="preserve"> shows "Added to a media list while Disabled. News release email stays off", with what was switched off under </w:t>
+      </w:r>
+      <w:r>
+        <w:rPr>
+          <w:b/>
+          <w:bCs/>
+        </w:rPr>
+        <w:t xml:space="preserve">Detail</w:t>
+      </w:r>
+      <w:r>
+        <w:t xml:space="preserve">.</w:t>
+      </w:r>
+    </w:p>
+    <w:p>
+      <w:pPr>
+        <w:pStyle w:val="ListParagraph"/>
+        <w:numPr>
+          <w:ilvl w:val="0"/>
+          <w:numId w:val="1"/>
+        </w:numPr>
+      </w:pPr>
+      <w:r>
+        <w:t xml:space="preserve">When the address was </w:t>
+      </w:r>
+      <w:r>
+        <w:rPr>
+          <w:b/>
+          <w:bCs/>
+        </w:rPr>
+        <w:t xml:space="preserve">Disabled</w:t>
+      </w:r>
+      <w:r>
+        <w:t xml:space="preserve">, you see "Added to the list. Their news release email stays off; open their record to turn it on." instead of "Added to the list."</w:t>
+      </w:r>
+    </w:p>
+    <w:p>
+      <w:pPr>
+        <w:pStyle w:val="ListParagraph"/>
+        <w:numPr>
+          <w:ilvl w:val="0"/>
+          <w:numId w:val="1"/>
+        </w:numPr>
+      </w:pPr>
+      <w:r>
+        <w:t xml:space="preserve">If a </w:t>
+      </w:r>
+      <w:r>
+        <w:rPr>
+          <w:b/>
+          <w:bCs/>
+        </w:rPr>
+        <w:t xml:space="preserve">Disabled</w:t>
+      </w:r>
+      <w:r>
+        <w:t xml:space="preserve"> person also wants news release email again, choose </w:t>
+      </w:r>
+      <w:r>
+        <w:rPr>
+          <w:b/>
+          <w:bCs/>
+        </w:rPr>
+        <w:t xml:space="preserve">open their record</w:t>
+      </w:r>
+      <w:r>
+        <w:t xml:space="preserve"> in that message. Tick </w:t>
+      </w:r>
+      <w:r>
+        <w:rPr>
+          <w:b/>
+          <w:bCs/>
+        </w:rPr>
+        <w:t xml:space="preserve">As it happens</w:t>
+      </w:r>
+      <w:r>
+        <w:t xml:space="preserve"> or </w:t>
+      </w:r>
+      <w:r>
+        <w:rPr>
+          <w:b/>
+          <w:bCs/>
+        </w:rPr>
+        <w:t xml:space="preserve">Daily digest</w:t>
+      </w:r>
+      <w:r>
+        <w:t xml:space="preserve"> and their lists, then choose </w:t>
+      </w:r>
+      <w:r>
+        <w:rPr>
+          <w:b/>
+          <w:bCs/>
+        </w:rPr>
+        <w:t xml:space="preserve">Save preferences</w:t>
+      </w:r>
+      <w:r>
+        <w:t xml:space="preserve">.</w:t>
+      </w:r>
+    </w:p>
+    <w:p>
+      <w:pPr>
+        <w:pStyle w:val="ListParagraph"/>
+        <w:numPr>
+          <w:ilvl w:val="0"/>
+          <w:numId w:val="1"/>
+        </w:numPr>
+      </w:pPr>
+      <w:r>
+        <w:t xml:space="preserve">When you add someone, the Hub may ask "This person unsubscribed" and explain "Our records show they left [when]: they unsubscribed, asked staff to stop their email, or left it in the old system. Add them only if they've asked to receive media releases again." It asks only when its records show this address may have unsubscribed since it was last added to this list: from this list, from all News On Demand email, or in the old News On Demand system. Check with them, or with whoever asked you to add them, before you choose </w:t>
+      </w:r>
+      <w:r>
+        <w:rPr>
+          <w:b/>
+          <w:bCs/>
+        </w:rPr>
+        <w:t xml:space="preserve">Add anyway</w:t>
+      </w:r>
+      <w:r>
+        <w:t xml:space="preserve">. Adding them back clears the question for this list, unless they unsubscribe again.</w:t>
+      </w:r>
+    </w:p>
+    <w:p>
+      <w:pPr>
+        <w:pStyle w:val="Heading2"/>
+      </w:pPr>
+      <w:r>
+        <w:t xml:space="preserve">Remove a reporter</w:t>
+      </w:r>
+    </w:p>
+    <w:p>
+      <w:pPr>
+        <w:pStyle w:val="ListParagraph"/>
+        <w:numPr>
+          <w:ilvl w:val="0"/>
+          <w:numId w:val="12"/>
+        </w:numPr>
+      </w:pPr>
+      <w:r>
+        <w:t xml:space="preserve">Open the list.</w:t>
+      </w:r>
+    </w:p>
+    <w:p>
+      <w:pPr>
+        <w:pStyle w:val="ListParagraph"/>
+        <w:numPr>
+          <w:ilvl w:val="0"/>
+          <w:numId w:val="12"/>
         </w:numPr>
       </w:pPr>
       <w:r>
@@ -3840,26 +4535,10 @@
           <w:b/>
           <w:bCs/>
         </w:rPr>
-        <w:t xml:space="preserve">Add</w:t>
-      </w:r>
-      <w:r>
-        <w:t xml:space="preserve"> and the address you want. You see "Added to the list."</w:t>
-      </w:r>
-    </w:p>
-    <w:p>
-      <w:pPr>
-        <w:pStyle w:val="Heading2"/>
-      </w:pPr>
-      <w:r>
-        <w:t xml:space="preserve">Add an address by hand</w:t>
-      </w:r>
-    </w:p>
-    <w:p>
-      <w:pPr>
-        <w:spacing w:after="120"/>
-      </w:pPr>
-      <w:r>
-        <w:t xml:space="preserve">Use this for people who aren't in Media Hub.</w:t>
+        <w:t xml:space="preserve">Remove</w:t>
+      </w:r>
+      <w:r>
+        <w:t xml:space="preserve"> and their address on their row. The Hub asks "Remove [their address] from this list?" and explains "If this is their last list and they were added only for media lists, they stop receiving email altogether."</w:t>
       </w:r>
     </w:p>
     <w:p>
@@ -3868,378 +4547,6 @@
         <w:numPr>
           <w:ilvl w:val="0"/>
           <w:numId w:val="12"/>
-        </w:numPr>
-      </w:pPr>
-      <w:r>
-        <w:t xml:space="preserve">Open the list.</w:t>
-      </w:r>
-    </w:p>
-    <w:p>
-      <w:pPr>
-        <w:pStyle w:val="ListParagraph"/>
-        <w:numPr>
-          <w:ilvl w:val="0"/>
-          <w:numId w:val="12"/>
-        </w:numPr>
-      </w:pPr>
-      <w:r>
-        <w:t xml:space="preserve">Under </w:t>
-      </w:r>
-      <w:r>
-        <w:rPr>
-          <w:b/>
-          <w:bCs/>
-        </w:rPr>
-        <w:t xml:space="preserve">Add an address by hand</w:t>
-      </w:r>
-      <w:r>
-        <w:t xml:space="preserve">, enter the </w:t>
-      </w:r>
-      <w:r>
-        <w:rPr>
-          <w:b/>
-          <w:bCs/>
-        </w:rPr>
-        <w:t xml:space="preserve">Email address</w:t>
-      </w:r>
-      <w:r>
-        <w:t xml:space="preserve">.</w:t>
-      </w:r>
-    </w:p>
-    <w:p>
-      <w:pPr>
-        <w:pStyle w:val="ListParagraph"/>
-        <w:numPr>
-          <w:ilvl w:val="0"/>
-          <w:numId w:val="12"/>
-        </w:numPr>
-      </w:pPr>
-      <w:r>
-        <w:t xml:space="preserve">Choose </w:t>
-      </w:r>
-      <w:r>
-        <w:rPr>
-          <w:b/>
-          <w:bCs/>
-        </w:rPr>
-        <w:t xml:space="preserve">Add to list</w:t>
-      </w:r>
-      <w:r>
-        <w:t xml:space="preserve">. You see "Added to the list."</w:t>
-      </w:r>
-    </w:p>
-    <w:p>
-      <w:pPr>
-        <w:pStyle w:val="Heading2"/>
-      </w:pPr>
-      <w:r>
-        <w:t xml:space="preserve">What adding does</w:t>
-      </w:r>
-    </w:p>
-    <w:p>
-      <w:pPr>
-        <w:pStyle w:val="ListParagraph"/>
-        <w:numPr>
-          <w:ilvl w:val="0"/>
-          <w:numId w:val="1"/>
-        </w:numPr>
-      </w:pPr>
-      <w:r>
-        <w:t xml:space="preserve">The reporter is not emailed. They get the next release sent to this list.</w:t>
-      </w:r>
-    </w:p>
-    <w:p>
-      <w:pPr>
-        <w:pStyle w:val="ListParagraph"/>
-        <w:numPr>
-          <w:ilvl w:val="0"/>
-          <w:numId w:val="1"/>
-        </w:numPr>
-      </w:pPr>
-      <w:r>
-        <w:t xml:space="preserve">A new address gets a record that receives media email only.</w:t>
-      </w:r>
-    </w:p>
-    <w:p>
-      <w:pPr>
-        <w:pStyle w:val="ListParagraph"/>
-        <w:numPr>
-          <w:ilvl w:val="0"/>
-          <w:numId w:val="1"/>
-        </w:numPr>
-      </w:pPr>
-      <w:r>
-        <w:t xml:space="preserve">An address that is already </w:t>
-      </w:r>
-      <w:r>
-        <w:rPr>
-          <w:b/>
-          <w:bCs/>
-        </w:rPr>
-        <w:t xml:space="preserve">Active</w:t>
-      </w:r>
-      <w:r>
-        <w:t xml:space="preserve"> keeps its news release email as it was.</w:t>
-      </w:r>
-    </w:p>
-    <w:p>
-      <w:pPr>
-        <w:pStyle w:val="ListParagraph"/>
-        <w:numPr>
-          <w:ilvl w:val="0"/>
-          <w:numId w:val="1"/>
-        </w:numPr>
-      </w:pPr>
-      <w:r>
-        <w:t xml:space="preserve">If the address already has a record that is </w:t>
-      </w:r>
-      <w:r>
-        <w:rPr>
-          <w:b/>
-          <w:bCs/>
-        </w:rPr>
-        <w:t xml:space="preserve">Disabled</w:t>
-      </w:r>
-      <w:r>
-        <w:t xml:space="preserve"> or </w:t>
-      </w:r>
-      <w:r>
-        <w:rPr>
-          <w:b/>
-          <w:bCs/>
-        </w:rPr>
-        <w:t xml:space="preserve">Unsubscribed or deleted</w:t>
-      </w:r>
-      <w:r>
-        <w:t xml:space="preserve">, adding makes it </w:t>
-      </w:r>
-      <w:r>
-        <w:rPr>
-          <w:b/>
-          <w:bCs/>
-        </w:rPr>
-        <w:t xml:space="preserve">Active</w:t>
-      </w:r>
-      <w:r>
-        <w:t xml:space="preserve"> again, for media email only. </w:t>
-      </w:r>
-      <w:r>
-        <w:rPr>
-          <w:b/>
-          <w:bCs/>
-        </w:rPr>
-        <w:t xml:space="preserve">As it happens</w:t>
-      </w:r>
-      <w:r>
-        <w:t xml:space="preserve">, </w:t>
-      </w:r>
-      <w:r>
-        <w:rPr>
-          <w:b/>
-          <w:bCs/>
-        </w:rPr>
-        <w:t xml:space="preserve">Daily digest</w:t>
-      </w:r>
-      <w:r>
-        <w:t xml:space="preserve"> and their news lists are switched off. Media lists they were already on are kept.</w:t>
-      </w:r>
-    </w:p>
-    <w:p>
-      <w:pPr>
-        <w:pStyle w:val="ListParagraph"/>
-        <w:numPr>
-          <w:ilvl w:val="0"/>
-          <w:numId w:val="1"/>
-        </w:numPr>
-      </w:pPr>
-      <w:r>
-        <w:t xml:space="preserve">For a </w:t>
-      </w:r>
-      <w:r>
-        <w:rPr>
-          <w:b/>
-          <w:bCs/>
-        </w:rPr>
-        <w:t xml:space="preserve">Disabled</w:t>
-      </w:r>
-      <w:r>
-        <w:t xml:space="preserve"> person, their bounce count starts again, and </w:t>
-      </w:r>
-      <w:r>
-        <w:rPr>
-          <w:b/>
-          <w:bCs/>
-        </w:rPr>
-        <w:t xml:space="preserve">History</w:t>
-      </w:r>
-      <w:r>
-        <w:t xml:space="preserve"> shows "Added to a media list while Disabled. News release email stays off", with what was switched off under </w:t>
-      </w:r>
-      <w:r>
-        <w:rPr>
-          <w:b/>
-          <w:bCs/>
-        </w:rPr>
-        <w:t xml:space="preserve">Detail</w:t>
-      </w:r>
-      <w:r>
-        <w:t xml:space="preserve">.</w:t>
-      </w:r>
-    </w:p>
-    <w:p>
-      <w:pPr>
-        <w:pStyle w:val="ListParagraph"/>
-        <w:numPr>
-          <w:ilvl w:val="0"/>
-          <w:numId w:val="1"/>
-        </w:numPr>
-      </w:pPr>
-      <w:r>
-        <w:t xml:space="preserve">When the address was </w:t>
-      </w:r>
-      <w:r>
-        <w:rPr>
-          <w:b/>
-          <w:bCs/>
-        </w:rPr>
-        <w:t xml:space="preserve">Disabled</w:t>
-      </w:r>
-      <w:r>
-        <w:t xml:space="preserve">, you see "Added to the list. Their news release email stays off; open their record to turn it on." instead of "Added to the list."</w:t>
-      </w:r>
-    </w:p>
-    <w:p>
-      <w:pPr>
-        <w:pStyle w:val="ListParagraph"/>
-        <w:numPr>
-          <w:ilvl w:val="0"/>
-          <w:numId w:val="1"/>
-        </w:numPr>
-      </w:pPr>
-      <w:r>
-        <w:t xml:space="preserve">If a </w:t>
-      </w:r>
-      <w:r>
-        <w:rPr>
-          <w:b/>
-          <w:bCs/>
-        </w:rPr>
-        <w:t xml:space="preserve">Disabled</w:t>
-      </w:r>
-      <w:r>
-        <w:t xml:space="preserve"> person also wants news release email again, choose </w:t>
-      </w:r>
-      <w:r>
-        <w:rPr>
-          <w:b/>
-          <w:bCs/>
-        </w:rPr>
-        <w:t xml:space="preserve">open their record</w:t>
-      </w:r>
-      <w:r>
-        <w:t xml:space="preserve"> in that message. Tick </w:t>
-      </w:r>
-      <w:r>
-        <w:rPr>
-          <w:b/>
-          <w:bCs/>
-        </w:rPr>
-        <w:t xml:space="preserve">As it happens</w:t>
-      </w:r>
-      <w:r>
-        <w:t xml:space="preserve"> or </w:t>
-      </w:r>
-      <w:r>
-        <w:rPr>
-          <w:b/>
-          <w:bCs/>
-        </w:rPr>
-        <w:t xml:space="preserve">Daily digest</w:t>
-      </w:r>
-      <w:r>
-        <w:t xml:space="preserve"> and their lists, then choose </w:t>
-      </w:r>
-      <w:r>
-        <w:rPr>
-          <w:b/>
-          <w:bCs/>
-        </w:rPr>
-        <w:t xml:space="preserve">Save preferences</w:t>
-      </w:r>
-      <w:r>
-        <w:t xml:space="preserve">.</w:t>
-      </w:r>
-    </w:p>
-    <w:p>
-      <w:pPr>
-        <w:pStyle w:val="ListParagraph"/>
-        <w:numPr>
-          <w:ilvl w:val="0"/>
-          <w:numId w:val="1"/>
-        </w:numPr>
-      </w:pPr>
-      <w:r>
-        <w:t xml:space="preserve">When you add someone, the Hub may ask "This person unsubscribed" and explain "Our records show they left [when]: they unsubscribed, or left it in the old system. Add them only if they've asked to receive media releases again." It asks only when its records show this address may have unsubscribed since it was last added to this list: from this list, from all News On Demand email, or in the old News On Demand system. Check with them, or with whoever asked you to add them, before you choose </w:t>
-      </w:r>
-      <w:r>
-        <w:rPr>
-          <w:b/>
-          <w:bCs/>
-        </w:rPr>
-        <w:t xml:space="preserve">Add anyway</w:t>
-      </w:r>
-      <w:r>
-        <w:t xml:space="preserve">. Adding them back clears the question for this list, unless they unsubscribe again.</w:t>
-      </w:r>
-    </w:p>
-    <w:p>
-      <w:pPr>
-        <w:pStyle w:val="Heading2"/>
-      </w:pPr>
-      <w:r>
-        <w:t xml:space="preserve">Remove a reporter</w:t>
-      </w:r>
-    </w:p>
-    <w:p>
-      <w:pPr>
-        <w:pStyle w:val="ListParagraph"/>
-        <w:numPr>
-          <w:ilvl w:val="0"/>
-          <w:numId w:val="13"/>
-        </w:numPr>
-      </w:pPr>
-      <w:r>
-        <w:t xml:space="preserve">Open the list.</w:t>
-      </w:r>
-    </w:p>
-    <w:p>
-      <w:pPr>
-        <w:pStyle w:val="ListParagraph"/>
-        <w:numPr>
-          <w:ilvl w:val="0"/>
-          <w:numId w:val="13"/>
-        </w:numPr>
-      </w:pPr>
-      <w:r>
-        <w:t xml:space="preserve">Choose </w:t>
-      </w:r>
-      <w:r>
-        <w:rPr>
-          <w:b/>
-          <w:bCs/>
-        </w:rPr>
-        <w:t xml:space="preserve">Remove</w:t>
-      </w:r>
-      <w:r>
-        <w:t xml:space="preserve"> and their address on their row. The Hub asks "Remove [their address] from this list?" and explains "If this is their last list and they were added only for media lists, they stop receiving email altogether."</w:t>
-      </w:r>
-    </w:p>
-    <w:p>
-      <w:pPr>
-        <w:pStyle w:val="ListParagraph"/>
-        <w:numPr>
-          <w:ilvl w:val="0"/>
-          <w:numId w:val="13"/>
         </w:numPr>
       </w:pPr>
       <w:r>
@@ -4464,11 +4771,95 @@
         <w:pStyle w:val="ListParagraph"/>
         <w:numPr>
           <w:ilvl w:val="0"/>
+          <w:numId w:val="13"/>
+        </w:numPr>
+      </w:pPr>
+      <w:r>
+        <w:t xml:space="preserve">Check with Media Relations that their mailbox works again.</w:t>
+      </w:r>
+    </w:p>
+    <w:p>
+      <w:pPr>
+        <w:pStyle w:val="ListParagraph"/>
+        <w:numPr>
+          <w:ilvl w:val="0"/>
+          <w:numId w:val="13"/>
+        </w:numPr>
+      </w:pPr>
+      <w:r>
+        <w:t xml:space="preserve">Choose </w:t>
+      </w:r>
+      <w:r>
+        <w:rPr>
+          <w:b/>
+          <w:bCs/>
+        </w:rPr>
+        <w:t xml:space="preserve">Resolve</w:t>
+      </w:r>
+      <w:r>
+        <w:t xml:space="preserve"> and their address. The Hub asks "Clear the bouncing flag?"</w:t>
+      </w:r>
+    </w:p>
+    <w:p>
+      <w:pPr>
+        <w:pStyle w:val="ListParagraph"/>
+        <w:numPr>
+          <w:ilvl w:val="0"/>
+          <w:numId w:val="13"/>
+        </w:numPr>
+      </w:pPr>
+      <w:r>
+        <w:t xml:space="preserve">Choose </w:t>
+      </w:r>
+      <w:r>
+        <w:rPr>
+          <w:b/>
+          <w:bCs/>
+        </w:rPr>
+        <w:t xml:space="preserve">Clear flag</w:t>
+      </w:r>
+      <w:r>
+        <w:t xml:space="preserve">. You see "Resolved. Their bounce count starts again."</w:t>
+      </w:r>
+    </w:p>
+    <w:p>
+      <w:pPr>
+        <w:spacing w:after="120"/>
+      </w:pPr>
+      <w:r>
+        <w:t xml:space="preserve">To fix a Media Hub problem:</w:t>
+      </w:r>
+    </w:p>
+    <w:p>
+      <w:pPr>
+        <w:pStyle w:val="ListParagraph"/>
+        <w:numPr>
+          <w:ilvl w:val="0"/>
           <w:numId w:val="14"/>
         </w:numPr>
       </w:pPr>
       <w:r>
-        <w:t xml:space="preserve">Check with Media Relations that their mailbox works again.</w:t>
+        <w:t xml:space="preserve">Choose </w:t>
+      </w:r>
+      <w:r>
+        <w:rPr>
+          <w:b/>
+          <w:bCs/>
+        </w:rPr>
+        <w:t xml:space="preserve">Resolve</w:t>
+      </w:r>
+      <w:r>
+        <w:t xml:space="preserve"> and their address. </w:t>
+      </w:r>
+      <w:r>
+        <w:rPr>
+          <w:b/>
+          <w:bCs/>
+        </w:rPr>
+        <w:t xml:space="preserve">Resolve this member</w:t>
+      </w:r>
+      <w:r>
+        <w:t xml:space="preserve"> shows their Media Hub addresses.</w:t>
       </w:r>
     </w:p>
     <w:p>
@@ -4480,17 +4871,17 @@
         </w:numPr>
       </w:pPr>
       <w:r>
-        <w:t xml:space="preserve">Choose </w:t>
-      </w:r>
-      <w:r>
-        <w:rPr>
-          <w:b/>
-          <w:bCs/>
-        </w:rPr>
-        <w:t xml:space="preserve">Resolve</w:t>
-      </w:r>
-      <w:r>
-        <w:t xml:space="preserve"> and their address. The Hub asks "Clear the bouncing flag?"</w:t>
+        <w:t xml:space="preserve">Choose the address to use, then </w:t>
+      </w:r>
+      <w:r>
+        <w:rPr>
+          <w:b/>
+          <w:bCs/>
+        </w:rPr>
+        <w:t xml:space="preserve">Use this email</w:t>
+      </w:r>
+      <w:r>
+        <w:t xml:space="preserve">. You see "Email updated and flag cleared."</w:t>
       </w:r>
     </w:p>
     <w:p>
@@ -4502,90 +4893,6 @@
         </w:numPr>
       </w:pPr>
       <w:r>
-        <w:t xml:space="preserve">Choose </w:t>
-      </w:r>
-      <w:r>
-        <w:rPr>
-          <w:b/>
-          <w:bCs/>
-        </w:rPr>
-        <w:t xml:space="preserve">Clear flag</w:t>
-      </w:r>
-      <w:r>
-        <w:t xml:space="preserve">. You see "Resolved. Their bounce count starts again."</w:t>
-      </w:r>
-    </w:p>
-    <w:p>
-      <w:pPr>
-        <w:spacing w:after="120"/>
-      </w:pPr>
-      <w:r>
-        <w:t xml:space="preserve">To fix a Media Hub problem:</w:t>
-      </w:r>
-    </w:p>
-    <w:p>
-      <w:pPr>
-        <w:pStyle w:val="ListParagraph"/>
-        <w:numPr>
-          <w:ilvl w:val="0"/>
-          <w:numId w:val="15"/>
-        </w:numPr>
-      </w:pPr>
-      <w:r>
-        <w:t xml:space="preserve">Choose </w:t>
-      </w:r>
-      <w:r>
-        <w:rPr>
-          <w:b/>
-          <w:bCs/>
-        </w:rPr>
-        <w:t xml:space="preserve">Resolve</w:t>
-      </w:r>
-      <w:r>
-        <w:t xml:space="preserve"> and their address. </w:t>
-      </w:r>
-      <w:r>
-        <w:rPr>
-          <w:b/>
-          <w:bCs/>
-        </w:rPr>
-        <w:t xml:space="preserve">Resolve this member</w:t>
-      </w:r>
-      <w:r>
-        <w:t xml:space="preserve"> shows their Media Hub addresses.</w:t>
-      </w:r>
-    </w:p>
-    <w:p>
-      <w:pPr>
-        <w:pStyle w:val="ListParagraph"/>
-        <w:numPr>
-          <w:ilvl w:val="0"/>
-          <w:numId w:val="15"/>
-        </w:numPr>
-      </w:pPr>
-      <w:r>
-        <w:t xml:space="preserve">Choose the address to use, then </w:t>
-      </w:r>
-      <w:r>
-        <w:rPr>
-          <w:b/>
-          <w:bCs/>
-        </w:rPr>
-        <w:t xml:space="preserve">Use this email</w:t>
-      </w:r>
-      <w:r>
-        <w:t xml:space="preserve">. You see "Email updated and flag cleared."</w:t>
-      </w:r>
-    </w:p>
-    <w:p>
-      <w:pPr>
-        <w:pStyle w:val="ListParagraph"/>
-        <w:numPr>
-          <w:ilvl w:val="0"/>
-          <w:numId w:val="15"/>
-        </w:numPr>
-      </w:pPr>
-      <w:r>
         <w:t xml:space="preserve">Or choose </w:t>
       </w:r>
       <w:r>
@@ -4622,7 +4929,7 @@
         <w:t xml:space="preserve">Back on the list</w:t>
       </w:r>
       <w:r>
-        <w:t xml:space="preserve">. The screen explains "They unsubscribed, or left it in the old system." Someone you removed in the Hub isn't listed. The most recent 200 are shown.</w:t>
+        <w:t xml:space="preserve">. The screen explains "They unsubscribed, asked staff to stop their email, or left it in the old system." Someone you removed from the list, or deleted for another reason, isn't listed. The most recent 200 are shown.</w:t>
       </w:r>
     </w:p>
     <w:p>
@@ -5105,7 +5412,7 @@
         <w:pStyle w:val="ListParagraph"/>
         <w:numPr>
           <w:ilvl w:val="0"/>
-          <w:numId w:val="16"/>
+          <w:numId w:val="15"/>
         </w:numPr>
       </w:pPr>
       <w:r>
@@ -5137,7 +5444,7 @@
         <w:pStyle w:val="ListParagraph"/>
         <w:numPr>
           <w:ilvl w:val="0"/>
-          <w:numId w:val="16"/>
+          <w:numId w:val="15"/>
         </w:numPr>
       </w:pPr>
       <w:r>
@@ -5307,7 +5614,17 @@
         <w:t xml:space="preserve">Not sent</w:t>
       </w:r>
       <w:r>
-        <w:t xml:space="preserve"> means not yet handed off, including a send still going out.</w:t>
+        <w:t xml:space="preserve"> means not yet handed off: a send still going out, held while News On Demand sending is paused, failed, or cancelled on </w:t>
+      </w:r>
+      <w:r>
+        <w:rPr>
+          <w:b/>
+          <w:bCs/>
+        </w:rPr>
+        <w:t xml:space="preserve">Operations</w:t>
+      </w:r>
+      <w:r>
+        <w:t xml:space="preserve">.</w:t>
       </w:r>
     </w:p>
     <w:p>
@@ -5593,7 +5910,7 @@
         <w:t xml:space="preserve">Operations</w:t>
       </w:r>
       <w:r>
-        <w:t xml:space="preserve"> stops and starts outgoing email, sets who gets the daily bounce summary, and controls the retention purge. Only Subscribers administrators see it.</w:t>
+        <w:t xml:space="preserve"> stops and starts outgoing email, shows news email that is held or failed, sets who gets the daily bounce summary, and controls the retention purge. Only Subscribers administrators see it.</w:t>
       </w:r>
     </w:p>
     <w:p>
@@ -5617,10 +5934,170 @@
         <w:pStyle w:val="ListParagraph"/>
         <w:numPr>
           <w:ilvl w:val="0"/>
+          <w:numId w:val="16"/>
+        </w:numPr>
+      </w:pPr>
+      <w:r>
+        <w:t xml:space="preserve">Under </w:t>
+      </w:r>
+      <w:r>
+        <w:rPr>
+          <w:b/>
+          <w:bCs/>
+        </w:rPr>
+        <w:t xml:space="preserve">News On Demand sending</w:t>
+      </w:r>
+      <w:r>
+        <w:t xml:space="preserve">, choose </w:t>
+      </w:r>
+      <w:r>
+        <w:rPr>
+          <w:b/>
+          <w:bCs/>
+        </w:rPr>
+        <w:t xml:space="preserve">Pause News On Demand sending</w:t>
+      </w:r>
+      <w:r>
+        <w:t xml:space="preserve">. The Hub asks "Pause News On Demand sending?" and explains "News On Demand keeps recording releases and building emails but holds them until you resume. Nothing is dropped." and says who is emailed about it.</w:t>
+      </w:r>
+    </w:p>
+    <w:p>
+      <w:pPr>
+        <w:pStyle w:val="ListParagraph"/>
+        <w:numPr>
+          <w:ilvl w:val="0"/>
+          <w:numId w:val="16"/>
+        </w:numPr>
+      </w:pPr>
+      <w:r>
+        <w:t xml:space="preserve">Choose </w:t>
+      </w:r>
+      <w:r>
+        <w:rPr>
+          <w:b/>
+          <w:bCs/>
+        </w:rPr>
+        <w:t xml:space="preserve">Confirm pause</w:t>
+      </w:r>
+      <w:r>
+        <w:t xml:space="preserve">. You see "News On Demand sending paused." and the section shows </w:t>
+      </w:r>
+      <w:r>
+        <w:rPr>
+          <w:b/>
+          <w:bCs/>
+        </w:rPr>
+        <w:t xml:space="preserve">Paused</w:t>
+      </w:r>
+      <w:r>
+        <w:t xml:space="preserve">.</w:t>
+      </w:r>
+    </w:p>
+    <w:p>
+      <w:pPr>
+        <w:spacing w:after="120"/>
+      </w:pPr>
+      <w:r>
+        <w:t xml:space="preserve">While paused, no as-it-happens, digest, emergency alert or media list email leaves News On Demand. Confirmation emails to people signing up still go out.</w:t>
+      </w:r>
+    </w:p>
+    <w:p>
+      <w:pPr>
+        <w:spacing w:after="120"/>
+      </w:pPr>
+      <w:r>
+        <w:t xml:space="preserve">To resume:</w:t>
+      </w:r>
+    </w:p>
+    <w:p>
+      <w:pPr>
+        <w:pStyle w:val="ListParagraph"/>
+        <w:numPr>
+          <w:ilvl w:val="0"/>
           <w:numId w:val="17"/>
         </w:numPr>
       </w:pPr>
       <w:r>
+        <w:t xml:space="preserve">Choose </w:t>
+      </w:r>
+      <w:r>
+        <w:rPr>
+          <w:b/>
+          <w:bCs/>
+        </w:rPr>
+        <w:t xml:space="preserve">Resume News On Demand sending</w:t>
+      </w:r>
+      <w:r>
+        <w:t xml:space="preserve">. The Hub asks "Resume News On Demand sending?" and says how much goes out straight away, counted as you open the question, for example "1,205 held emails for 3 releases start going out straight away. The oldest has waited 12 days, since …". When nothing is held, it says "Nothing is held, so nothing goes out straight away."</w:t>
+      </w:r>
+    </w:p>
+    <w:p>
+      <w:pPr>
+        <w:pStyle w:val="ListParagraph"/>
+        <w:numPr>
+          <w:ilvl w:val="0"/>
+          <w:numId w:val="17"/>
+        </w:numPr>
+      </w:pPr>
+      <w:r>
+        <w:t xml:space="preserve">Choose </w:t>
+      </w:r>
+      <w:r>
+        <w:rPr>
+          <w:b/>
+          <w:bCs/>
+        </w:rPr>
+        <w:t xml:space="preserve">Confirm resume</w:t>
+      </w:r>
+      <w:r>
+        <w:t xml:space="preserve">. You see how much was actually released, for example "News On Demand sending resumed. 1,205 held emails for 3 releases are going out now." To cancel some held email first, choose </w:t>
+      </w:r>
+      <w:r>
+        <w:rPr>
+          <w:b/>
+          <w:bCs/>
+        </w:rPr>
+        <w:t xml:space="preserve">Cancel</w:t>
+      </w:r>
+      <w:r>
+        <w:t xml:space="preserve"> instead and use </w:t>
+      </w:r>
+      <w:r>
+        <w:rPr>
+          <w:b/>
+          <w:bCs/>
+        </w:rPr>
+        <w:t xml:space="preserve">Outgoing news email</w:t>
+      </w:r>
+      <w:r>
+        <w:t xml:space="preserve">, below.</w:t>
+      </w:r>
+    </w:p>
+    <w:p>
+      <w:pPr>
+        <w:pStyle w:val="Heading2"/>
+      </w:pPr>
+      <w:r>
+        <w:t xml:space="preserve">Pause Distribution</w:t>
+      </w:r>
+    </w:p>
+    <w:p>
+      <w:pPr>
+        <w:spacing w:after="120"/>
+      </w:pPr>
+      <w:r>
+        <w:t xml:space="preserve">Distribution is the service that sends email for every app. Pause it only when email from all of them must stop.</w:t>
+      </w:r>
+    </w:p>
+    <w:p>
+      <w:pPr>
+        <w:pStyle w:val="ListParagraph"/>
+        <w:numPr>
+          <w:ilvl w:val="0"/>
+          <w:numId w:val="18"/>
+        </w:numPr>
+      </w:pPr>
+      <w:r>
         <w:t xml:space="preserve">Under </w:t>
       </w:r>
       <w:r>
@@ -5628,7 +6105,7 @@
           <w:b/>
           <w:bCs/>
         </w:rPr>
-        <w:t xml:space="preserve">News On Demand sending</w:t>
+        <w:t xml:space="preserve">Distribution</w:t>
       </w:r>
       <w:r>
         <w:t xml:space="preserve">, choose </w:t>
@@ -5638,18 +6115,18 @@
           <w:b/>
           <w:bCs/>
         </w:rPr>
-        <w:t xml:space="preserve">Pause News On Demand sending</w:t>
-      </w:r>
-      <w:r>
-        <w:t xml:space="preserve">. The Hub asks "Pause News On Demand sending?" and explains "News On Demand keeps recording releases and building emails but holds them until you resume. Nothing is dropped." and says who is emailed about it.</w:t>
-      </w:r>
-    </w:p>
-    <w:p>
-      <w:pPr>
-        <w:pStyle w:val="ListParagraph"/>
-        <w:numPr>
-          <w:ilvl w:val="0"/>
-          <w:numId w:val="17"/>
+        <w:t xml:space="preserve">Pause Distribution</w:t>
+      </w:r>
+      <w:r>
+        <w:t xml:space="preserve">. The Hub asks "Pause Distribution?" and explains "No email goes out from any app, except system notices, until you resume. Queued email is kept." and says who is emailed about it.</w:t>
+      </w:r>
+    </w:p>
+    <w:p>
+      <w:pPr>
+        <w:pStyle w:val="ListParagraph"/>
+        <w:numPr>
+          <w:ilvl w:val="0"/>
+          <w:numId w:val="18"/>
         </w:numPr>
       </w:pPr>
       <w:r>
@@ -5663,14 +6140,190 @@
         <w:t xml:space="preserve">Confirm pause</w:t>
       </w:r>
       <w:r>
-        <w:t xml:space="preserve">. You see "News On Demand sending paused." and the section shows </w:t>
-      </w:r>
-      <w:r>
-        <w:rPr>
-          <w:b/>
-          <w:bCs/>
-        </w:rPr>
-        <w:t xml:space="preserve">Paused</w:t>
+        <w:t xml:space="preserve">. You see "Distribution paused."</w:t>
+      </w:r>
+    </w:p>
+    <w:p>
+      <w:pPr>
+        <w:spacing w:after="120"/>
+      </w:pPr>
+      <w:r>
+        <w:t xml:space="preserve">System notices still go out while paused. These include sign-up confirmations, manage-subscription links, the bounce summary and the pause emails themselves.</w:t>
+      </w:r>
+    </w:p>
+    <w:p>
+      <w:pPr>
+        <w:spacing w:after="120"/>
+      </w:pPr>
+      <w:r>
+        <w:t xml:space="preserve">To resume, choose </w:t>
+      </w:r>
+      <w:r>
+        <w:rPr>
+          <w:b/>
+          <w:bCs/>
+        </w:rPr>
+        <w:t xml:space="preserve">Resume Distribution</w:t>
+      </w:r>
+      <w:r>
+        <w:t xml:space="preserve">, then </w:t>
+      </w:r>
+      <w:r>
+        <w:rPr>
+          <w:b/>
+          <w:bCs/>
+        </w:rPr>
+        <w:t xml:space="preserve">Confirm resume</w:t>
+      </w:r>
+      <w:r>
+        <w:t xml:space="preserve">. The Hub warns that queued email starts going out straight away.</w:t>
+      </w:r>
+    </w:p>
+    <w:p>
+      <w:pPr>
+        <w:pStyle w:val="Heading2"/>
+      </w:pPr>
+      <w:r>
+        <w:t xml:space="preserve">Outgoing news email</w:t>
+      </w:r>
+    </w:p>
+    <w:p>
+      <w:pPr>
+        <w:spacing w:after="120"/>
+      </w:pPr>
+      <w:r>
+        <w:t xml:space="preserve">This section shows news email that hasn't gone out yet, and news email that failed.</w:t>
+      </w:r>
+    </w:p>
+    <w:p>
+      <w:pPr>
+        <w:spacing w:after="120"/>
+      </w:pPr>
+      <w:r>
+        <w:t xml:space="preserve">While News On Demand sending is paused, it says how much is held, for example "Held while paused: 1,205 emails for 3 releases. The oldest has waited 12 days, since …". The </w:t>
+      </w:r>
+      <w:r>
+        <w:rPr>
+          <w:b/>
+          <w:bCs/>
+        </w:rPr>
+        <w:t xml:space="preserve">Held news email</w:t>
+      </w:r>
+      <w:r>
+        <w:t xml:space="preserve"> table has one row per release and type: </w:t>
+      </w:r>
+      <w:r>
+        <w:rPr>
+          <w:b/>
+          <w:bCs/>
+        </w:rPr>
+        <w:t xml:space="preserve">As it happens</w:t>
+      </w:r>
+      <w:r>
+        <w:t xml:space="preserve">, </w:t>
+      </w:r>
+      <w:r>
+        <w:rPr>
+          <w:b/>
+          <w:bCs/>
+        </w:rPr>
+        <w:t xml:space="preserve">Media list</w:t>
+      </w:r>
+      <w:r>
+        <w:t xml:space="preserve">, </w:t>
+      </w:r>
+      <w:r>
+        <w:rPr>
+          <w:b/>
+          <w:bCs/>
+        </w:rPr>
+        <w:t xml:space="preserve">Emergency alert</w:t>
+      </w:r>
+      <w:r>
+        <w:t xml:space="preserve">, or </w:t>
+      </w:r>
+      <w:r>
+        <w:rPr>
+          <w:b/>
+          <w:bCs/>
+        </w:rPr>
+        <w:t xml:space="preserve">Daily digest</w:t>
+      </w:r>
+      <w:r>
+        <w:t xml:space="preserve"> (one row per daily digest, with how many releases it carries). </w:t>
+      </w:r>
+      <w:r>
+        <w:rPr>
+          <w:b/>
+          <w:bCs/>
+        </w:rPr>
+        <w:t xml:space="preserve">Emails</w:t>
+      </w:r>
+      <w:r>
+        <w:t xml:space="preserve"> counts the active subscribers it would still go to, leaving out anyone an earlier try already reached. </w:t>
+      </w:r>
+      <w:r>
+        <w:rPr>
+          <w:b/>
+          <w:bCs/>
+        </w:rPr>
+        <w:t xml:space="preserve">Note</w:t>
+      </w:r>
+      <w:r>
+        <w:t xml:space="preserve"> shows when an email has already been tried and what went wrong.</w:t>
+      </w:r>
+    </w:p>
+    <w:p>
+      <w:pPr>
+        <w:spacing w:after="120"/>
+      </w:pPr>
+      <w:r>
+        <w:t xml:space="preserve">While sending is running, the section normally says "Nothing is waiting to go out." Anything listed is waiting to be tried again.</w:t>
+      </w:r>
+    </w:p>
+    <w:p>
+      <w:pPr>
+        <w:pStyle w:val="Heading3"/>
+      </w:pPr>
+      <w:r>
+        <w:t xml:space="preserve">Before you resume after a long pause</w:t>
+      </w:r>
+    </w:p>
+    <w:p>
+      <w:pPr>
+        <w:spacing w:after="120"/>
+      </w:pPr>
+      <w:r>
+        <w:t xml:space="preserve">Everything held goes out when you resume, however old it is. After a long pause, decide first whether old releases should still be sent, and cancel the ones that shouldn't:</w:t>
+      </w:r>
+    </w:p>
+    <w:p>
+      <w:pPr>
+        <w:pStyle w:val="ListParagraph"/>
+        <w:numPr>
+          <w:ilvl w:val="0"/>
+          <w:numId w:val="19"/>
+        </w:numPr>
+      </w:pPr>
+      <w:r>
+        <w:t xml:space="preserve">Choose </w:t>
+      </w:r>
+      <w:r>
+        <w:rPr>
+          <w:b/>
+          <w:bCs/>
+        </w:rPr>
+        <w:t xml:space="preserve">Cancel</w:t>
+      </w:r>
+      <w:r>
+        <w:t xml:space="preserve"> on a release's row, or </w:t>
+      </w:r>
+      <w:r>
+        <w:rPr>
+          <w:b/>
+          <w:bCs/>
+        </w:rPr>
+        <w:t xml:space="preserve">Cancel all held email</w:t>
       </w:r>
       <w:r>
         <w:t xml:space="preserve">.</w:t>
@@ -5678,94 +6331,22 @@
     </w:p>
     <w:p>
       <w:pPr>
-        <w:spacing w:after="120"/>
-      </w:pPr>
-      <w:r>
-        <w:t xml:space="preserve">While paused, no as-it-happens, digest, emergency alert or media list email leaves News On Demand. Confirmation emails to people signing up still go out.</w:t>
-      </w:r>
-    </w:p>
-    <w:p>
-      <w:pPr>
-        <w:spacing w:after="120"/>
-      </w:pPr>
-      <w:r>
-        <w:t xml:space="preserve">To resume, choose </w:t>
-      </w:r>
-      <w:r>
-        <w:rPr>
-          <w:b/>
-          <w:bCs/>
-        </w:rPr>
-        <w:t xml:space="preserve">Resume News On Demand sending</w:t>
-      </w:r>
-      <w:r>
-        <w:t xml:space="preserve">, then </w:t>
-      </w:r>
-      <w:r>
-        <w:rPr>
-          <w:b/>
-          <w:bCs/>
-        </w:rPr>
-        <w:t xml:space="preserve">Confirm resume</w:t>
-      </w:r>
-      <w:r>
-        <w:t xml:space="preserve">. The Hub warns that held emails start going out straight away.</w:t>
-      </w:r>
-    </w:p>
-    <w:p>
-      <w:pPr>
-        <w:pStyle w:val="Heading2"/>
-      </w:pPr>
-      <w:r>
-        <w:t xml:space="preserve">Pause Distribution</w:t>
-      </w:r>
-    </w:p>
-    <w:p>
-      <w:pPr>
-        <w:spacing w:after="120"/>
-      </w:pPr>
-      <w:r>
-        <w:t xml:space="preserve">Distribution is the service that sends email for every app. Pause it only when email from all of them must stop.</w:t>
-      </w:r>
-    </w:p>
-    <w:p>
-      <w:pPr>
-        <w:pStyle w:val="ListParagraph"/>
-        <w:numPr>
-          <w:ilvl w:val="0"/>
-          <w:numId w:val="18"/>
-        </w:numPr>
-      </w:pPr>
-      <w:r>
-        <w:t xml:space="preserve">Under </w:t>
-      </w:r>
-      <w:r>
-        <w:rPr>
-          <w:b/>
-          <w:bCs/>
-        </w:rPr>
-        <w:t xml:space="preserve">Distribution</w:t>
-      </w:r>
-      <w:r>
-        <w:t xml:space="preserve">, choose </w:t>
-      </w:r>
-      <w:r>
-        <w:rPr>
-          <w:b/>
-          <w:bCs/>
-        </w:rPr>
-        <w:t xml:space="preserve">Pause Distribution</w:t>
-      </w:r>
-      <w:r>
-        <w:t xml:space="preserve">. The Hub asks "Pause Distribution?" and explains "No email goes out from any app, except system notices, until you resume. Queued email is kept." and says who is emailed about it.</w:t>
-      </w:r>
-    </w:p>
-    <w:p>
-      <w:pPr>
-        <w:pStyle w:val="ListParagraph"/>
-        <w:numPr>
-          <w:ilvl w:val="0"/>
-          <w:numId w:val="18"/>
+        <w:pStyle w:val="ListParagraph"/>
+        <w:numPr>
+          <w:ilvl w:val="0"/>
+          <w:numId w:val="19"/>
+        </w:numPr>
+      </w:pPr>
+      <w:r>
+        <w:t xml:space="preserve">The Hub asks "Cancel held email?", says how many emails for how many releases won't be sent, and lists each one. If emergency alerts are among them, it adds, for example, "This includes 1 emergency alert."</w:t>
+      </w:r>
+    </w:p>
+    <w:p>
+      <w:pPr>
+        <w:pStyle w:val="ListParagraph"/>
+        <w:numPr>
+          <w:ilvl w:val="0"/>
+          <w:numId w:val="19"/>
         </w:numPr>
       </w:pPr>
       <w:r>
@@ -5776,62 +6357,92 @@
           <w:b/>
           <w:bCs/>
         </w:rPr>
-        <w:t xml:space="preserve">Confirm pause</w:t>
-      </w:r>
-      <w:r>
-        <w:t xml:space="preserve">. You see "Distribution paused."</w:t>
-      </w:r>
-    </w:p>
-    <w:p>
-      <w:pPr>
-        <w:spacing w:after="120"/>
-      </w:pPr>
-      <w:r>
-        <w:t xml:space="preserve">System notices still go out while paused. These include sign-up confirmations, manage-subscription links, the bounce summary and the pause emails themselves.</w:t>
-      </w:r>
-    </w:p>
-    <w:p>
-      <w:pPr>
-        <w:spacing w:after="120"/>
-      </w:pPr>
-      <w:r>
-        <w:t xml:space="preserve">To resume, choose </w:t>
-      </w:r>
-      <w:r>
-        <w:rPr>
-          <w:b/>
-          <w:bCs/>
-        </w:rPr>
-        <w:t xml:space="preserve">Resume Distribution</w:t>
-      </w:r>
-      <w:r>
-        <w:t xml:space="preserve">, then </w:t>
-      </w:r>
-      <w:r>
-        <w:rPr>
-          <w:b/>
-          <w:bCs/>
-        </w:rPr>
-        <w:t xml:space="preserve">Confirm resume</w:t>
-      </w:r>
-      <w:r>
-        <w:t xml:space="preserve">. The Hub warns that queued email starts going out straight away.</w:t>
-      </w:r>
-    </w:p>
-    <w:p>
-      <w:pPr>
-        <w:pStyle w:val="Heading2"/>
-      </w:pPr>
-      <w:r>
-        <w:t xml:space="preserve">Before you resume after a long pause</w:t>
-      </w:r>
-    </w:p>
-    <w:p>
-      <w:pPr>
-        <w:spacing w:after="120"/>
-      </w:pPr>
-      <w:r>
-        <w:t xml:space="preserve">Everything held goes out when you resume, however old it is. After a long pause, decide first whether old releases should still be sent. An email held more than 24 hours that then fails to send is not tried again.</w:t>
+        <w:t xml:space="preserve">Cancel held email</w:t>
+      </w:r>
+      <w:r>
+        <w:t xml:space="preserve">. You see, for example, "Cancelled 1,200 held emails." If some had already started going out just before the pause, the message adds "Some had already started going out, so they weren’t cancelled." To keep them, choose </w:t>
+      </w:r>
+      <w:r>
+        <w:rPr>
+          <w:b/>
+          <w:bCs/>
+        </w:rPr>
+        <w:t xml:space="preserve">Keep it</w:t>
+      </w:r>
+      <w:r>
+        <w:t xml:space="preserve">.</w:t>
+      </w:r>
+    </w:p>
+    <w:p>
+      <w:pPr>
+        <w:spacing w:after="120"/>
+      </w:pPr>
+      <w:r>
+        <w:t xml:space="preserve">Each cancel is recorded with your name and the releases and daily digests it cancelled.</w:t>
+      </w:r>
+    </w:p>
+    <w:p>
+      <w:pPr>
+        <w:spacing w:after="120"/>
+      </w:pPr>
+      <w:r>
+        <w:t xml:space="preserve">Cancelled email is never sent, and this can't be undone. If an editor later unpublishes the release and publishes it again, it is emailed again as a new release. On </w:t>
+      </w:r>
+      <w:r>
+        <w:rPr>
+          <w:b/>
+          <w:bCs/>
+        </w:rPr>
+        <w:t xml:space="preserve">Sends per release</w:t>
+      </w:r>
+      <w:r>
+        <w:t xml:space="preserve">, cancelled as-it-happens and media list emails count as </w:t>
+      </w:r>
+      <w:r>
+        <w:rPr>
+          <w:b/>
+          <w:bCs/>
+        </w:rPr>
+        <w:t xml:space="preserve">Not sent</w:t>
+      </w:r>
+      <w:r>
+        <w:t xml:space="preserve">; a cancelled daily digest is left out of </w:t>
+      </w:r>
+      <w:r>
+        <w:rPr>
+          <w:b/>
+          <w:bCs/>
+        </w:rPr>
+        <w:t xml:space="preserve">Daily digest runs</w:t>
+      </w:r>
+      <w:r>
+        <w:t xml:space="preserve">. You can cancel only while News On Demand sending is paused. If someone resumed it meanwhile, you see "News On Demand sending isn’t paused, so nothing was cancelled. Pause it first."</w:t>
+      </w:r>
+    </w:p>
+    <w:p>
+      <w:pPr>
+        <w:pStyle w:val="Heading3"/>
+      </w:pPr>
+      <w:r>
+        <w:t xml:space="preserve">Failed in the last 30 days</w:t>
+      </w:r>
+    </w:p>
+    <w:p>
+      <w:pPr>
+        <w:spacing w:after="120"/>
+      </w:pPr>
+      <w:r>
+        <w:t xml:space="preserve">News email that Distribution refused, or that kept failing for 24 hours, is listed under </w:t>
+      </w:r>
+      <w:r>
+        <w:rPr>
+          <w:b/>
+          <w:bCs/>
+        </w:rPr>
+        <w:t xml:space="preserve">Failed in the last 30 days</w:t>
+      </w:r>
+      <w:r>
+        <w:t xml:space="preserve"> with how many emails weren't sent and what went wrong. An email held more than 24 hours that then fails to send is not tried again. Failed email isn't sent again by itself: ask technical support to look at the error. When nothing failed, you see "No news email failed in the last 30 days."</w:t>
       </w:r>
     </w:p>
     <w:p>
@@ -5919,7 +6530,7 @@
         <w:pStyle w:val="ListParagraph"/>
         <w:numPr>
           <w:ilvl w:val="0"/>
-          <w:numId w:val="19"/>
+          <w:numId w:val="20"/>
         </w:numPr>
       </w:pPr>
       <w:r>
@@ -5941,7 +6552,7 @@
         <w:pStyle w:val="ListParagraph"/>
         <w:numPr>
           <w:ilvl w:val="0"/>
-          <w:numId w:val="19"/>
+          <w:numId w:val="20"/>
         </w:numPr>
       </w:pPr>
       <w:r>
@@ -5997,7 +6608,7 @@
         <w:pStyle w:val="ListParagraph"/>
         <w:numPr>
           <w:ilvl w:val="0"/>
-          <w:numId w:val="20"/>
+          <w:numId w:val="21"/>
         </w:numPr>
       </w:pPr>
       <w:r>
@@ -6019,7 +6630,7 @@
         <w:pStyle w:val="ListParagraph"/>
         <w:numPr>
           <w:ilvl w:val="0"/>
-          <w:numId w:val="20"/>
+          <w:numId w:val="21"/>
         </w:numPr>
       </w:pPr>
       <w:r>
@@ -6154,7 +6765,7 @@
         <w:pStyle w:val="ListParagraph"/>
         <w:numPr>
           <w:ilvl w:val="0"/>
-          <w:numId w:val="21"/>
+          <w:numId w:val="22"/>
         </w:numPr>
       </w:pPr>
       <w:r>
@@ -6176,7 +6787,7 @@
         <w:pStyle w:val="ListParagraph"/>
         <w:numPr>
           <w:ilvl w:val="0"/>
-          <w:numId w:val="21"/>
+          <w:numId w:val="22"/>
         </w:numPr>
       </w:pPr>
       <w:r>
@@ -6258,7 +6869,7 @@
         <w:pStyle w:val="ListParagraph"/>
         <w:numPr>
           <w:ilvl w:val="0"/>
-          <w:numId w:val="22"/>
+          <w:numId w:val="23"/>
         </w:numPr>
       </w:pPr>
       <w:r>
@@ -6290,7 +6901,7 @@
         <w:pStyle w:val="ListParagraph"/>
         <w:numPr>
           <w:ilvl w:val="0"/>
-          <w:numId w:val="22"/>
+          <w:numId w:val="23"/>
         </w:numPr>
       </w:pPr>
       <w:r>
@@ -7484,6 +8095,21 @@
     </w:lvlOverride>
   </w:num>
   <w:num w:numId="22">
+    <w:abstractNumId w:val="3"/>
+    <w:lvlOverride w:ilvl="0">
+      <w:startOverride w:val="1"/>
+    </w:lvlOverride>
+    <w:lvlOverride w:ilvl="1">
+      <w:startOverride w:val="1"/>
+    </w:lvlOverride>
+    <w:lvlOverride w:ilvl="2">
+      <w:startOverride w:val="1"/>
+    </w:lvlOverride>
+    <w:lvlOverride w:ilvl="3">
+      <w:startOverride w:val="1"/>
+    </w:lvlOverride>
+  </w:num>
+  <w:num w:numId="23">
     <w:abstractNumId w:val="3"/>
     <w:lvlOverride w:ilvl="0">
       <w:startOverride w:val="1"/>

--- a/hub/manuals/nod-admin.docx
+++ b/hub/manuals/nod-admin.docx
@@ -937,7 +937,7 @@
         <w:spacing w:after="120"/>
       </w:pPr>
       <w:r>
-        <w:t xml:space="preserve">A correction to a release never emails anyone again. If a release is unpublished, anything not yet sent is stopped, and daily digests leave it out while it is off the site. If it is published again before 5:00 pm on the day it first went out (the next day if it first went out after 5:00 pm), that digest still carries it.</w:t>
+        <w:t xml:space="preserve">A correction to a release emails nobody again unless the release editor chooses to. They can email it again to the people who already got it: subscribers, media list members or both. Those people get the corrected release with "Corrected:" before the subject, one copy each; nobody new is emailed. If a release is unpublished, anything not yet sent is stopped, and daily digests leave it out while it is off the site. If it is published again before 5:00 pm on the day it first went out (the next day if it first went out after 5:00 pm), that digest still carries it.</w:t>
       </w:r>
     </w:p>
     <w:p>
@@ -5317,7 +5317,7 @@
         <w:tc>
           <w:p>
             <w:r>
-              <w:t xml:space="preserve">For each release or alert published in the dates you choose, the as-it-happens and media list emails.</w:t>
+              <w:t xml:space="preserve">For each release or alert published in the dates you choose, the as-it-happens and media list emails, and any corrected copies a release editor emailed again.</w:t>
             </w:r>
           </w:p>
         </w:tc>
@@ -6240,7 +6240,7 @@
         <w:t xml:space="preserve">Emergency alert</w:t>
       </w:r>
       <w:r>
-        <w:t xml:space="preserve">, or </w:t>
+        <w:t xml:space="preserve">, </w:t>
       </w:r>
       <w:r>
         <w:rPr>
@@ -6250,7 +6250,27 @@
         <w:t xml:space="preserve">Daily digest</w:t>
       </w:r>
       <w:r>
-        <w:t xml:space="preserve"> (one row per daily digest, with how many releases it carries). </w:t>
+        <w:t xml:space="preserve"> (one row per daily digest, with how many releases it carries), or </w:t>
+      </w:r>
+      <w:r>
+        <w:rPr>
+          <w:b/>
+          <w:bCs/>
+        </w:rPr>
+        <w:t xml:space="preserve">Corrected copy to subscribers</w:t>
+      </w:r>
+      <w:r>
+        <w:t xml:space="preserve"> and </w:t>
+      </w:r>
+      <w:r>
+        <w:rPr>
+          <w:b/>
+          <w:bCs/>
+        </w:rPr>
+        <w:t xml:space="preserve">Corrected copy to media lists</w:t>
+      </w:r>
+      <w:r>
+        <w:t xml:space="preserve"> (a corrected release a release editor chose to email again to the people who already got it). </w:t>
       </w:r>
       <w:r>
         <w:rPr>

--- a/hub/manuals/nod-admin.docx
+++ b/hub/manuals/nod-admin.docx
@@ -704,6 +704,30 @@
     </w:p>
     <w:p>
       <w:pPr>
+        <w:pStyle w:val="Heading2"/>
+      </w:pPr>
+      <w:r>
+        <w:t xml:space="preserve">Signing in and unsaved changes</w:t>
+      </w:r>
+    </w:p>
+    <w:p>
+      <w:pPr>
+        <w:spacing w:after="120"/>
+      </w:pPr>
+      <w:r>
+        <w:t xml:space="preserve">The Hub keeps you signed in while its tab is open. </w:t>
+      </w:r>
+      <w:hyperlink w:history="1" w:anchor="section_10">
+        <w:r>
+          <w:t xml:space="preserve">Staying signed in, and unsaved changes</w:t>
+        </w:r>
+      </w:hyperlink>
+      <w:r>
+        <w:t xml:space="preserve"> says what happens when your session ends, and how the Hub asks before you lose changes you haven't saved.</w:t>
+      </w:r>
+    </w:p>
+    <w:p>
+      <w:pPr>
         <w:pStyle w:val="Heading1"/>
       </w:pPr>
       <w:bookmarkStart w:name="section_2" w:id="2"/>
@@ -2538,6 +2562,52 @@
         <w:pStyle w:val="Heading2"/>
       </w:pPr>
       <w:r>
+        <w:t xml:space="preserve">If you leave before saving</w:t>
+      </w:r>
+    </w:p>
+    <w:p>
+      <w:pPr>
+        <w:spacing w:after="120"/>
+      </w:pPr>
+      <w:r>
+        <w:t xml:space="preserve">If you have changes you haven't saved and you go to another screen or choose your browser's </w:t>
+      </w:r>
+      <w:r>
+        <w:rPr>
+          <w:b/>
+          <w:bCs/>
+        </w:rPr>
+        <w:t xml:space="preserve">Back</w:t>
+      </w:r>
+      <w:r>
+        <w:t xml:space="preserve">, the Hub asks "You have unsaved changes on this page. Leave anyway and discard them?" Choose </w:t>
+      </w:r>
+      <w:r>
+        <w:rPr>
+          <w:b/>
+          <w:bCs/>
+        </w:rPr>
+        <w:t xml:space="preserve">Stay</w:t>
+      </w:r>
+      <w:r>
+        <w:t xml:space="preserve"> to keep working, or </w:t>
+      </w:r>
+      <w:r>
+        <w:rPr>
+          <w:b/>
+          <w:bCs/>
+        </w:rPr>
+        <w:t xml:space="preserve">Leave</w:t>
+      </w:r>
+      <w:r>
+        <w:t xml:space="preserve"> to discard the changes. Closing or reloading the tab gets your browser's own question.</w:t>
+      </w:r>
+    </w:p>
+    <w:p>
+      <w:pPr>
+        <w:pStyle w:val="Heading2"/>
+      </w:pPr>
+      <w:r>
         <w:t xml:space="preserve">Can't do this?</w:t>
       </w:r>
     </w:p>
@@ -3013,6 +3083,52 @@
         <w:pStyle w:val="Heading2"/>
       </w:pPr>
       <w:r>
+        <w:t xml:space="preserve">If you leave before saving</w:t>
+      </w:r>
+    </w:p>
+    <w:p>
+      <w:pPr>
+        <w:spacing w:after="120"/>
+      </w:pPr>
+      <w:r>
+        <w:t xml:space="preserve">If you have changes you haven't saved and you go to another screen or choose your browser's </w:t>
+      </w:r>
+      <w:r>
+        <w:rPr>
+          <w:b/>
+          <w:bCs/>
+        </w:rPr>
+        <w:t xml:space="preserve">Back</w:t>
+      </w:r>
+      <w:r>
+        <w:t xml:space="preserve">, the Hub asks "You have unsaved changes on this page. Leave anyway and discard them?" Choose </w:t>
+      </w:r>
+      <w:r>
+        <w:rPr>
+          <w:b/>
+          <w:bCs/>
+        </w:rPr>
+        <w:t xml:space="preserve">Stay</w:t>
+      </w:r>
+      <w:r>
+        <w:t xml:space="preserve"> to keep working, or </w:t>
+      </w:r>
+      <w:r>
+        <w:rPr>
+          <w:b/>
+          <w:bCs/>
+        </w:rPr>
+        <w:t xml:space="preserve">Leave</w:t>
+      </w:r>
+      <w:r>
+        <w:t xml:space="preserve"> to discard the changes. Closing or reloading the tab gets your browser's own question.</w:t>
+      </w:r>
+    </w:p>
+    <w:p>
+      <w:pPr>
+        <w:pStyle w:val="Heading2"/>
+      </w:pPr>
+      <w:r>
         <w:t xml:space="preserve">Can't do this?</w:t>
       </w:r>
     </w:p>
@@ -4981,6 +5097,62 @@
         <w:pStyle w:val="Heading2"/>
       </w:pPr>
       <w:r>
+        <w:t xml:space="preserve">If you leave before adding</w:t>
+      </w:r>
+    </w:p>
+    <w:p>
+      <w:pPr>
+        <w:spacing w:after="120"/>
+      </w:pPr>
+      <w:r>
+        <w:t xml:space="preserve">If you have typed an address in </w:t>
+      </w:r>
+      <w:r>
+        <w:rPr>
+          <w:b/>
+          <w:bCs/>
+        </w:rPr>
+        <w:t xml:space="preserve">Email address</w:t>
+      </w:r>
+      <w:r>
+        <w:t xml:space="preserve"> and not chosen </w:t>
+      </w:r>
+      <w:r>
+        <w:rPr>
+          <w:b/>
+          <w:bCs/>
+        </w:rPr>
+        <w:t xml:space="preserve">Add to list</w:t>
+      </w:r>
+      <w:r>
+        <w:t xml:space="preserve">, the Hub asks before you go to another screen: "You have unsaved changes on this page. Leave anyway and discard them?" Choose </w:t>
+      </w:r>
+      <w:r>
+        <w:rPr>
+          <w:b/>
+          <w:bCs/>
+        </w:rPr>
+        <w:t xml:space="preserve">Stay</w:t>
+      </w:r>
+      <w:r>
+        <w:t xml:space="preserve"> to keep working, or </w:t>
+      </w:r>
+      <w:r>
+        <w:rPr>
+          <w:b/>
+          <w:bCs/>
+        </w:rPr>
+        <w:t xml:space="preserve">Leave</w:t>
+      </w:r>
+      <w:r>
+        <w:t xml:space="preserve"> to discard it. Closing or reloading the tab gets your browser's own question.</w:t>
+      </w:r>
+    </w:p>
+    <w:p>
+      <w:pPr>
+        <w:pStyle w:val="Heading2"/>
+      </w:pPr>
+      <w:r>
         <w:t xml:space="preserve">Can't do this?</w:t>
       </w:r>
     </w:p>
@@ -6943,6 +7115,52 @@
         <w:pStyle w:val="Heading2"/>
       </w:pPr>
       <w:r>
+        <w:t xml:space="preserve">If you leave before saving</w:t>
+      </w:r>
+    </w:p>
+    <w:p>
+      <w:pPr>
+        <w:spacing w:after="120"/>
+      </w:pPr>
+      <w:r>
+        <w:t xml:space="preserve">If you have changes you haven't saved and you go to another screen or choose your browser's </w:t>
+      </w:r>
+      <w:r>
+        <w:rPr>
+          <w:b/>
+          <w:bCs/>
+        </w:rPr>
+        <w:t xml:space="preserve">Back</w:t>
+      </w:r>
+      <w:r>
+        <w:t xml:space="preserve">, the Hub asks "You have unsaved changes on this page. Leave anyway and discard them?" Choose </w:t>
+      </w:r>
+      <w:r>
+        <w:rPr>
+          <w:b/>
+          <w:bCs/>
+        </w:rPr>
+        <w:t xml:space="preserve">Stay</w:t>
+      </w:r>
+      <w:r>
+        <w:t xml:space="preserve"> to keep working, or </w:t>
+      </w:r>
+      <w:r>
+        <w:rPr>
+          <w:b/>
+          <w:bCs/>
+        </w:rPr>
+        <w:t xml:space="preserve">Leave</w:t>
+      </w:r>
+      <w:r>
+        <w:t xml:space="preserve"> to discard the changes. Closing or reloading the tab gets your browser's own question.</w:t>
+      </w:r>
+    </w:p>
+    <w:p>
+      <w:pPr>
+        <w:pStyle w:val="Heading2"/>
+      </w:pPr>
+      <w:r>
         <w:t xml:space="preserve">Can't do this?</w:t>
       </w:r>
     </w:p>
@@ -7532,6 +7750,291 @@
       </w:pPr>
       <w:r>
         <w:t xml:space="preserve">A line in bold is a media list member. Tell Media Relations each time one appears, even if they are already flagged. The soft and unrecorded parts stop at 500 lines each and say how many more there were; the rest are in the bounce mailbox.</w:t>
+      </w:r>
+    </w:p>
+    <w:p>
+      <w:pPr>
+        <w:pStyle w:val="Heading1"/>
+        <w:pageBreakBefore/>
+      </w:pPr>
+      <w:r>
+        <w:t xml:space="preserve">Topics</w:t>
+      </w:r>
+    </w:p>
+    <w:p>
+      <w:pPr>
+        <w:pStyle w:val="Heading2"/>
+      </w:pPr>
+      <w:bookmarkStart w:name="section_10" w:id="10"/>
+      <w:r>
+        <w:t xml:space="preserve">Staying signed in, and unsaved changes</w:t>
+      </w:r>
+      <w:bookmarkEnd w:id="10"/>
+    </w:p>
+    <w:p>
+      <w:pPr>
+        <w:spacing w:after="120"/>
+      </w:pPr>
+      <w:r>
+        <w:rPr>
+          <w:b/>
+          <w:bCs/>
+        </w:rPr>
+        <w:t xml:space="preserve">Who this is for:</w:t>
+      </w:r>
+      <w:r>
+        <w:t xml:space="preserve"> Everyone who uses the Hub.</w:t>
+      </w:r>
+    </w:p>
+    <w:p>
+      <w:pPr>
+        <w:pStyle w:val="Heading3"/>
+      </w:pPr>
+      <w:r>
+        <w:t xml:space="preserve">Staying signed in</w:t>
+      </w:r>
+    </w:p>
+    <w:p>
+      <w:pPr>
+        <w:spacing w:after="120"/>
+      </w:pPr>
+      <w:r>
+        <w:t xml:space="preserve">While a Hub tab is open, it keeps you signed in, even when the tab sits behind other windows. Your session can still end: when you sign out in another tab or window, when your computer has been asleep or offline for a while (it can be as little as a few minutes, and is never more than an hour), when the browser has put a tab it hasn't shown for a long time to sleep, or when an administrator changes your account.</w:t>
+      </w:r>
+    </w:p>
+    <w:p>
+      <w:pPr>
+        <w:pStyle w:val="Heading3"/>
+      </w:pPr>
+      <w:r>
+        <w:t xml:space="preserve">When your session ends</w:t>
+      </w:r>
+    </w:p>
+    <w:p>
+      <w:pPr>
+        <w:spacing w:after="120"/>
+      </w:pPr>
+      <w:r>
+        <w:t xml:space="preserve">If the screen you are on has nothing unsaved, the Hub goes to the sign-in page, which says "Your session ended. Sign in to carry on where you left off." Once you sign in, you are back where you were.</w:t>
+      </w:r>
+    </w:p>
+    <w:p>
+      <w:pPr>
+        <w:spacing w:after="120"/>
+      </w:pPr>
+      <w:r>
+        <w:t xml:space="preserve">If the screen has unsaved changes, it stays as it was, and a box says "Your session has ended". Nothing can be saved until you sign in again: if you choose a button that saves, the screen says "Your session has ended. Sign in again to save — your changes are still here." and the box comes back.</w:t>
+      </w:r>
+    </w:p>
+    <w:p>
+      <w:pPr>
+        <w:pStyle w:val="ListParagraph"/>
+        <w:numPr>
+          <w:ilvl w:val="0"/>
+          <w:numId w:val="1"/>
+        </w:numPr>
+      </w:pPr>
+      <w:r>
+        <w:t xml:space="preserve">Choose </w:t>
+      </w:r>
+      <w:r>
+        <w:rPr>
+          <w:b/>
+          <w:bCs/>
+        </w:rPr>
+        <w:t xml:space="preserve">Sign in again</w:t>
+      </w:r>
+      <w:r>
+        <w:t xml:space="preserve"> to go to the sign-in page. Afterwards you come back to the same screen. Changes to a release's documents and to a Calendar activity are kept on this computer and come back, with "Your unsaved changes were restored." Other unsaved changes are lost.</w:t>
+      </w:r>
+    </w:p>
+    <w:p>
+      <w:pPr>
+        <w:pStyle w:val="ListParagraph"/>
+        <w:numPr>
+          <w:ilvl w:val="0"/>
+          <w:numId w:val="1"/>
+        </w:numPr>
+      </w:pPr>
+      <w:r>
+        <w:t xml:space="preserve">Choose </w:t>
+      </w:r>
+      <w:r>
+        <w:rPr>
+          <w:b/>
+          <w:bCs/>
+        </w:rPr>
+        <w:t xml:space="preserve">Stay on this page</w:t>
+      </w:r>
+      <w:r>
+        <w:t xml:space="preserve"> to copy what you need first. "Your session has ended" stays at the top of the page, with its own </w:t>
+      </w:r>
+      <w:r>
+        <w:rPr>
+          <w:b/>
+          <w:bCs/>
+        </w:rPr>
+        <w:t xml:space="preserve">Sign in again</w:t>
+      </w:r>
+      <w:r>
+        <w:t xml:space="preserve">.</w:t>
+      </w:r>
+    </w:p>
+    <w:p>
+      <w:pPr>
+        <w:pStyle w:val="ListParagraph"/>
+        <w:numPr>
+          <w:ilvl w:val="0"/>
+          <w:numId w:val="1"/>
+        </w:numPr>
+      </w:pPr>
+      <w:r>
+        <w:t xml:space="preserve">Or sign in again in another tab. Come back to this tab and you can save as usual.</w:t>
+      </w:r>
+    </w:p>
+    <w:p>
+      <w:pPr>
+        <w:pStyle w:val="Heading3"/>
+      </w:pPr>
+      <w:r>
+        <w:t xml:space="preserve">Leaving a screen with unsaved changes</w:t>
+      </w:r>
+    </w:p>
+    <w:p>
+      <w:pPr>
+        <w:spacing w:after="120"/>
+      </w:pPr>
+      <w:r>
+        <w:t xml:space="preserve">On every screen where you change something, the Hub asks before you leave with changes you haven't saved: "You have unsaved changes on this page. Leave anyway and discard them?" This covers the side menu, links, </w:t>
+      </w:r>
+      <w:r>
+        <w:rPr>
+          <w:b/>
+          <w:bCs/>
+        </w:rPr>
+        <w:t xml:space="preserve">Help</w:t>
+      </w:r>
+      <w:r>
+        <w:t xml:space="preserve"> and your browser's </w:t>
+      </w:r>
+      <w:r>
+        <w:rPr>
+          <w:b/>
+          <w:bCs/>
+        </w:rPr>
+        <w:t xml:space="preserve">Back</w:t>
+      </w:r>
+      <w:r>
+        <w:t xml:space="preserve">. Choose </w:t>
+      </w:r>
+      <w:r>
+        <w:rPr>
+          <w:b/>
+          <w:bCs/>
+        </w:rPr>
+        <w:t xml:space="preserve">Stay</w:t>
+      </w:r>
+      <w:r>
+        <w:t xml:space="preserve"> to keep working, or </w:t>
+      </w:r>
+      <w:r>
+        <w:rPr>
+          <w:b/>
+          <w:bCs/>
+        </w:rPr>
+        <w:t xml:space="preserve">Leave</w:t>
+      </w:r>
+      <w:r>
+        <w:t xml:space="preserve"> to discard the changes. Closing or reloading the tab gets your browser's own question.</w:t>
+      </w:r>
+    </w:p>
+    <w:p>
+      <w:pPr>
+        <w:spacing w:after="120"/>
+      </w:pPr>
+      <w:r>
+        <w:rPr>
+          <w:b/>
+          <w:bCs/>
+        </w:rPr>
+        <w:t xml:space="preserve">Sign out</w:t>
+      </w:r>
+      <w:r>
+        <w:t xml:space="preserve"> asks too: "You have unsaved changes on this page. Sign out anyway and discard them?" Choose </w:t>
+      </w:r>
+      <w:r>
+        <w:rPr>
+          <w:b/>
+          <w:bCs/>
+        </w:rPr>
+        <w:t xml:space="preserve">Stay</w:t>
+      </w:r>
+      <w:r>
+        <w:t xml:space="preserve">, or </w:t>
+      </w:r>
+      <w:r>
+        <w:rPr>
+          <w:b/>
+          <w:bCs/>
+        </w:rPr>
+        <w:t xml:space="preserve">Sign out</w:t>
+      </w:r>
+      <w:r>
+        <w:t xml:space="preserve"> to discard them. Signing out yourself also discards any changes the Hub kept on this computer.</w:t>
+      </w:r>
+    </w:p>
+    <w:p>
+      <w:pPr>
+        <w:pStyle w:val="Heading3"/>
+      </w:pPr>
+      <w:r>
+        <w:t xml:space="preserve">If a screen can't be shown</w:t>
+      </w:r>
+    </w:p>
+    <w:p>
+      <w:pPr>
+        <w:spacing w:after="120"/>
+      </w:pPr>
+      <w:r>
+        <w:t xml:space="preserve">If something goes wrong on a screen, you see "Something went wrong" and "This page couldn't be shown. Reload the page to try again." Choose </w:t>
+      </w:r>
+      <w:r>
+        <w:rPr>
+          <w:b/>
+          <w:bCs/>
+        </w:rPr>
+        <w:t xml:space="preserve">Reload</w:t>
+      </w:r>
+      <w:r>
+        <w:t xml:space="preserve">, or </w:t>
+      </w:r>
+      <w:r>
+        <w:rPr>
+          <w:b/>
+          <w:bCs/>
+        </w:rPr>
+        <w:t xml:space="preserve">Go to the start page</w:t>
+      </w:r>
+      <w:r>
+        <w:t xml:space="preserve">. The side menu still works. If it keeps happening, tell a Core administrator.</w:t>
+      </w:r>
+    </w:p>
+    <w:p>
+      <w:pPr>
+        <w:spacing w:after="120"/>
+      </w:pPr>
+      <w:r>
+        <w:t xml:space="preserve">An address that doesn't lead to a screen shows "Page not found", with </w:t>
+      </w:r>
+      <w:r>
+        <w:rPr>
+          <w:b/>
+          <w:bCs/>
+        </w:rPr>
+        <w:t xml:space="preserve">Go to the start page</w:t>
+      </w:r>
+      <w:r>
+        <w:t xml:space="preserve">.</w:t>
       </w:r>
     </w:p>
     <w:sectPr>

--- a/hub/manuals/nod-admin.docx
+++ b/hub/manuals/nod-admin.docx
@@ -7800,6 +7800,37 @@
       </w:pPr>
       <w:r>
         <w:t xml:space="preserve">While a Hub tab is open, it keeps you signed in, even when the tab sits behind other windows. Your session can still end: when you sign out in another tab or window, when your computer has been asleep or offline for a while (it can be as little as a few minutes, and is never more than an hour), when the browser has put a tab it hasn't shown for a long time to sleep, or when an administrator changes your account.</w:t>
+      </w:r>
+    </w:p>
+    <w:p>
+      <w:pPr>
+        <w:spacing w:after="120"/>
+      </w:pPr>
+      <w:r>
+        <w:t xml:space="preserve">A session lasts up to 12 hours from when you signed in, however long the tab stays open. After that you sign in again.</w:t>
+      </w:r>
+    </w:p>
+    <w:p>
+      <w:pPr>
+        <w:spacing w:after="120"/>
+      </w:pPr>
+      <w:r>
+        <w:rPr>
+          <w:b/>
+          <w:bCs/>
+        </w:rPr>
+        <w:t xml:space="preserve">Sign out</w:t>
+      </w:r>
+      <w:r>
+        <w:t xml:space="preserve"> ends the session in that browser, including its other tabs. You stay signed in on any other computer or browser where you signed in. If an administrator deactivates your account, you are signed out at once, and signing in again tells you "Your account is not active. Contact a Core administrator."</w:t>
+      </w:r>
+    </w:p>
+    <w:p>
+      <w:pPr>
+        <w:spacing w:after="120"/>
+      </w:pPr>
+      <w:r>
+        <w:t xml:space="preserve">If the Hub says "The Hub can't check your sign-in right now. Try again in a minute.", you are still signed in and nothing on the screen is lost, but nothing can be saved or opened for now. Wait a minute and try again. The message goes away by itself once the Hub can check again. The sign-in page shows the same message then, and if signing in itself can't work for a while it says "We can't sign you in right now. Try again in a few minutes."</w:t>
       </w:r>
     </w:p>
     <w:p>

--- a/hub/manuals/nod-admin.docx
+++ b/hub/manuals/nod-admin.docx
@@ -6852,6 +6852,46 @@
         <w:pStyle w:val="Heading2"/>
       </w:pPr>
       <w:r>
+        <w:t xml:space="preserve">Sign-in on the live site</w:t>
+      </w:r>
+    </w:p>
+    <w:p>
+      <w:pPr>
+        <w:spacing w:after="120"/>
+      </w:pPr>
+      <w:r>
+        <w:t xml:space="preserve">On the live site only, this section shows at the top of Operations when sign-in that is normally off is on:</w:t>
+      </w:r>
+    </w:p>
+    <w:p>
+      <w:pPr>
+        <w:pStyle w:val="ListParagraph"/>
+        <w:numPr>
+          <w:ilvl w:val="0"/>
+          <w:numId w:val="1"/>
+        </w:numPr>
+      </w:pPr>
+      <w:r>
+        <w:t xml:space="preserve">"The break-glass admin is on": the emergency administrator login is turned on. Anyone with its password can sign in with every admin role. It is meant to be on only while IT fixes a problem. Ask IT to turn it off once the problem is fixed.</w:t>
+      </w:r>
+    </w:p>
+    <w:p>
+      <w:pPr>
+        <w:pStyle w:val="ListParagraph"/>
+        <w:numPr>
+          <w:ilvl w:val="0"/>
+          <w:numId w:val="1"/>
+        </w:numPr>
+      </w:pPr>
+      <w:r>
+        <w:t xml:space="preserve">"Staff passwords are allowed": staff can sign in with a password instead of Microsoft. Ask IT to turn this off unless it is meant to be on.</w:t>
+      </w:r>
+    </w:p>
+    <w:p>
+      <w:pPr>
+        <w:pStyle w:val="Heading2"/>
+      </w:pPr>
+      <w:r>
         <w:t xml:space="preserve">Emergency alerts feed</w:t>
       </w:r>
     </w:p>
@@ -6873,6 +6913,24 @@
     </w:p>
     <w:p>
       <w:pPr>
+        <w:spacing w:after="120"/>
+      </w:pPr>
+      <w:r>
+        <w:t xml:space="preserve">If the section says </w:t>
+      </w:r>
+      <w:r>
+        <w:rPr>
+          <w:b/>
+          <w:bCs/>
+        </w:rPr>
+        <w:t xml:space="preserve">Emergency alerts are switched off</w:t>
+      </w:r>
+      <w:r>
+        <w:t xml:space="preserve">, the server is set up not to read the feed at all, so no emergency alerts are emailed to the Emergency Info BC list. Ask IT to set up the emergency alerts feed.</w:t>
+      </w:r>
+    </w:p>
+    <w:p>
+      <w:pPr>
         <w:pStyle w:val="Heading2"/>
       </w:pPr>
       <w:r>
@@ -7053,7 +7111,7 @@
         <w:spacing w:after="120"/>
       </w:pPr>
       <w:r>
-        <w:t xml:space="preserve">This section shows on test sites only, where every email is redirected and real bounces never arrive.</w:t>
+        <w:t xml:space="preserve">This section shows on test sites, where every email is redirected and real bounces never arrive.</w:t>
       </w:r>
     </w:p>
     <w:p>
@@ -7108,6 +7166,22 @@
       </w:r>
       <w:r>
         <w:t xml:space="preserve">. You see "Uploaded. Bounce processing picks it up within 15 minutes."</w:t>
+      </w:r>
+    </w:p>
+    <w:p>
+      <w:pPr>
+        <w:pStyle w:val="Heading2"/>
+      </w:pPr>
+      <w:r>
+        <w:t xml:space="preserve">Bounce upload (live site)</w:t>
+      </w:r>
+    </w:p>
+    <w:p>
+      <w:pPr>
+        <w:spacing w:after="120"/>
+      </w:pPr>
+      <w:r>
+        <w:t xml:space="preserve">On the live site this section shows only while bounces are handled by manual upload. It warns: "Bounces aren’t being read: bounce handling is set to manual upload. Ask IT to set up the bounce mailbox." Until IT does, upload each bounce message you receive the same way as above, so it is recorded. Once the bounce mailbox is set up, bounces are read by themselves and this section goes away.</w:t>
       </w:r>
     </w:p>
     <w:p>

--- a/hub/manuals/nod-admin.docx
+++ b/hub/manuals/nod-admin.docx
@@ -6570,7 +6570,27 @@
         <w:spacing w:after="120"/>
       </w:pPr>
       <w:r>
-        <w:t xml:space="preserve">Each cancel is recorded with your name and the releases and daily digests it cancelled.</w:t>
+        <w:t xml:space="preserve">Each cancel is recorded with your name and the releases and daily digests it cancelled. </w:t>
+      </w:r>
+      <w:r>
+        <w:rPr>
+          <w:b/>
+          <w:bCs/>
+        </w:rPr>
+        <w:t xml:space="preserve">Cancel all held email</w:t>
+      </w:r>
+      <w:r>
+        <w:t xml:space="preserve"> works however much is held. If some of that email went out or was cancelled after the page loaded, you see "Some of this email went out or was cancelled since this page loaded, so nothing was cancelled." Choose </w:t>
+      </w:r>
+      <w:r>
+        <w:rPr>
+          <w:b/>
+          <w:bCs/>
+        </w:rPr>
+        <w:t xml:space="preserve">Keep it</w:t>
+      </w:r>
+      <w:r>
+        <w:t xml:space="preserve">, check the updated list and try again.</w:t>
       </w:r>
     </w:p>
     <w:p>

--- a/hub/manuals/nod-admin.docx
+++ b/hub/manuals/nod-admin.docx
@@ -2481,7 +2481,39 @@
         </w:numPr>
       </w:pPr>
       <w:r>
-        <w:t xml:space="preserve">Read the question, then choose </w:t>
+        <w:t xml:space="preserve">Read the question. For </w:t>
+      </w:r>
+      <w:r>
+        <w:rPr>
+          <w:b/>
+          <w:bCs/>
+        </w:rPr>
+        <w:t xml:space="preserve">Delete selected</w:t>
+      </w:r>
+      <w:r>
+        <w:t xml:space="preserve">, also choose an answer under </w:t>
+      </w:r>
+      <w:r>
+        <w:rPr>
+          <w:b/>
+          <w:bCs/>
+        </w:rPr>
+        <w:t xml:space="preserve">Why are you deleting them?</w:t>
+      </w:r>
+      <w:r>
+        <w:t xml:space="preserve">, the same two choices as on a record. Your answer applies to every ticked person, so tick only people who share the same reason.</w:t>
+      </w:r>
+    </w:p>
+    <w:p>
+      <w:pPr>
+        <w:pStyle w:val="ListParagraph"/>
+        <w:numPr>
+          <w:ilvl w:val="0"/>
+          <w:numId w:val="6"/>
+        </w:numPr>
+      </w:pPr>
+      <w:r>
+        <w:t xml:space="preserve">Choose </w:t>
       </w:r>
       <w:r>
         <w:rPr>
@@ -2526,17 +2558,27 @@
         <w:t xml:space="preserve">Delete selected</w:t>
       </w:r>
       <w:r>
-        <w:t xml:space="preserve"> is always the </w:t>
-      </w:r>
-      <w:r>
-        <w:rPr>
-          <w:b/>
-          <w:bCs/>
-        </w:rPr>
-        <w:t xml:space="preserve">Something else</w:t>
-      </w:r>
-      <w:r>
-        <w:t xml:space="preserve"> kind of delete. If a person asked to stop their email, delete them from their own record and choose </w:t>
+        <w:t xml:space="preserve"> does to each person exactly what </w:t>
+      </w:r>
+      <w:r>
+        <w:rPr>
+          <w:b/>
+          <w:bCs/>
+        </w:rPr>
+        <w:t xml:space="preserve">Delete</w:t>
+      </w:r>
+      <w:r>
+        <w:t xml:space="preserve"> does on their record, for the reason you chose. See </w:t>
+      </w:r>
+      <w:r>
+        <w:rPr>
+          <w:b/>
+          <w:bCs/>
+        </w:rPr>
+        <w:t xml:space="preserve">Delete someone</w:t>
+      </w:r>
+      <w:r>
+        <w:t xml:space="preserve"> above. For example, choose </w:t>
       </w:r>
       <w:r>
         <w:rPr>
@@ -2546,7 +2588,7 @@
         <w:t xml:space="preserve">They asked us to stop sending them email</w:t>
       </w:r>
       <w:r>
-        <w:t xml:space="preserve">, so it's kept as their unsubscribe.</w:t>
+        <w:t xml:space="preserve"> when several people wrote in to say stop, and each one is kept as an unsubscribe.</w:t>
       </w:r>
     </w:p>
     <w:p>
